--- a/SRS/GROUP_23-SRS.docx
+++ b/SRS/GROUP_23-SRS.docx
@@ -89,44 +89,6 @@
     <w:p>
       <w:pPr>
         <w:pStyle w:val="BodyText"/>
-        <w:jc w:val="center"/>
-        <w:rPr>
-          <w:rFonts w:ascii="Arial" w:hAnsi="Arial" w:cs="Arial"/>
-          <w:sz w:val="36"/>
-        </w:rPr>
-      </w:pPr>
-      <w:r>
-        <w:rPr>
-          <w:rFonts w:ascii="Arial" w:hAnsi="Arial" w:cs="Arial"/>
-          <w:sz w:val="36"/>
-        </w:rPr>
-        <w:t>Version</w:t>
-      </w:r>
-      <w:r>
-        <w:rPr>
-          <w:rFonts w:ascii="Arial" w:hAnsi="Arial" w:cs="Arial"/>
-          <w:sz w:val="36"/>
-        </w:rPr>
-        <w:t xml:space="preserve"> </w:t>
-      </w:r>
-      <w:r>
-        <w:rPr>
-          <w:rFonts w:ascii="Arial" w:hAnsi="Arial" w:cs="Arial"/>
-          <w:sz w:val="36"/>
-        </w:rPr>
-        <w:t>1.</w:t>
-      </w:r>
-      <w:r>
-        <w:rPr>
-          <w:rFonts w:ascii="Arial" w:hAnsi="Arial" w:cs="Arial"/>
-          <w:sz w:val="36"/>
-        </w:rPr>
-        <w:t>2</w:t>
-      </w:r>
-    </w:p>
-    <w:p>
-      <w:pPr>
-        <w:pStyle w:val="BodyText"/>
         <w:rPr>
           <w:rFonts w:ascii="Arial" w:hAnsi="Arial" w:cs="Arial"/>
           <w:sz w:val="48"/>
@@ -376,7 +338,22 @@
           <w:rFonts w:ascii="Arial" w:hAnsi="Arial" w:cs="Arial"/>
           <w:i/>
           <w:sz w:val="28"/>
+          <w:lang w:val="en-US"/>
         </w:rPr>
+        <w:sectPr>
+          <w:type w:val="continuous"/>
+          <w:pgSz w:w="12240" w:h="15840" w:code="1"/>
+          <w:pgMar w:top="1134" w:right="1134" w:bottom="1134" w:left="1701" w:header="720" w:footer="720" w:gutter="0"/>
+          <w:pgBorders w:display="firstPage">
+            <w:top w:val="thickThinLargeGap" w:sz="24" w:space="1" w:color="auto"/>
+            <w:left w:val="thickThinLargeGap" w:sz="24" w:space="4" w:color="auto"/>
+            <w:bottom w:val="thickThinLargeGap" w:sz="24" w:space="1" w:color="auto"/>
+            <w:right w:val="thickThinLargeGap" w:sz="24" w:space="4" w:color="auto"/>
+          </w:pgBorders>
+          <w:pgNumType w:start="1"/>
+          <w:cols w:space="720"/>
+          <w:vAlign w:val="center"/>
+        </w:sectPr>
       </w:pPr>
       <w:r>
         <w:rPr>
@@ -414,944 +391,24 @@
     </w:p>
     <w:p>
       <w:pPr>
-        <w:spacing w:line="480" w:lineRule="auto"/>
-        <w:rPr>
-          <w:i/>
-          <w:lang w:val="en-US"/>
-        </w:rPr>
-        <w:sectPr>
-          <w:footerReference w:type="default" r:id="rId11"/>
-          <w:type w:val="continuous"/>
-          <w:pgSz w:w="12240" w:h="15840" w:code="1"/>
-          <w:pgMar w:top="1134" w:right="1134" w:bottom="1134" w:left="1701" w:header="720" w:footer="720" w:gutter="0"/>
-          <w:pgBorders w:display="firstPage">
-            <w:top w:val="thickThinLargeGap" w:sz="24" w:space="1" w:color="auto"/>
-            <w:left w:val="thickThinLargeGap" w:sz="24" w:space="4" w:color="auto"/>
-            <w:bottom w:val="thickThinLargeGap" w:sz="24" w:space="1" w:color="auto"/>
-            <w:right w:val="thickThinLargeGap" w:sz="24" w:space="4" w:color="auto"/>
-          </w:pgBorders>
-          <w:pgNumType w:fmt="lowerRoman"/>
-          <w:cols w:space="720"/>
-          <w:vAlign w:val="center"/>
-        </w:sectPr>
-      </w:pPr>
-    </w:p>
-    <w:p>
-      <w:pPr>
-        <w:pStyle w:val="Heading1-NoNumber"/>
-      </w:pPr>
-      <w:bookmarkStart w:id="3" w:name="_Toc91452894"/>
-      <w:bookmarkEnd w:id="2"/>
-      <w:r>
-        <w:lastRenderedPageBreak/>
-        <w:t>Table of contents</w:t>
-      </w:r>
-      <w:bookmarkEnd w:id="3"/>
-    </w:p>
-    <w:p/>
-    <w:p>
-      <w:pPr>
-        <w:pStyle w:val="TOC1"/>
-        <w:tabs>
-          <w:tab w:val="right" w:leader="dot" w:pos="8630"/>
-        </w:tabs>
-        <w:rPr>
-          <w:rFonts w:asciiTheme="minorHAnsi" w:eastAsiaTheme="minorEastAsia" w:hAnsiTheme="minorHAnsi" w:cstheme="minorBidi"/>
-          <w:szCs w:val="24"/>
-        </w:rPr>
-      </w:pPr>
-      <w:r>
-        <w:fldChar w:fldCharType="begin"/>
-      </w:r>
-      <w:r>
-        <w:instrText xml:space="preserve"> TOC \o "1-3" </w:instrText>
-      </w:r>
-      <w:r>
-        <w:fldChar w:fldCharType="separate"/>
-      </w:r>
-      <w:r>
-        <w:t>Table of contents</w:t>
-      </w:r>
-      <w:r>
-        <w:tab/>
-      </w:r>
-      <w:r>
-        <w:fldChar w:fldCharType="begin"/>
-      </w:r>
-      <w:r>
-        <w:instrText xml:space="preserve"> PAGEREF _Toc91452894 \h </w:instrText>
-      </w:r>
-      <w:r>
-        <w:fldChar w:fldCharType="separate"/>
-      </w:r>
-      <w:r>
-        <w:t>1</w:t>
-      </w:r>
-      <w:r>
-        <w:fldChar w:fldCharType="end"/>
-      </w:r>
-    </w:p>
-    <w:p>
-      <w:pPr>
-        <w:pStyle w:val="TOC1"/>
-        <w:tabs>
-          <w:tab w:val="left" w:pos="400"/>
-          <w:tab w:val="right" w:leader="dot" w:pos="8630"/>
-        </w:tabs>
-        <w:rPr>
-          <w:rFonts w:asciiTheme="minorHAnsi" w:eastAsiaTheme="minorEastAsia" w:hAnsiTheme="minorHAnsi" w:cstheme="minorBidi"/>
-          <w:szCs w:val="24"/>
-        </w:rPr>
-      </w:pPr>
-      <w:r>
-        <w:t>1</w:t>
-      </w:r>
-      <w:r>
-        <w:rPr>
-          <w:rFonts w:asciiTheme="minorHAnsi" w:eastAsiaTheme="minorEastAsia" w:hAnsiTheme="minorHAnsi" w:cstheme="minorBidi"/>
-          <w:szCs w:val="24"/>
-        </w:rPr>
-        <w:tab/>
-      </w:r>
-      <w:r>
-        <w:t>Introduction</w:t>
-      </w:r>
-      <w:r>
-        <w:tab/>
-      </w:r>
-      <w:r>
-        <w:fldChar w:fldCharType="begin"/>
-      </w:r>
-      <w:r>
-        <w:instrText xml:space="preserve"> PAGEREF _Toc91452895 \h </w:instrText>
-      </w:r>
-      <w:r>
-        <w:fldChar w:fldCharType="separate"/>
-      </w:r>
-      <w:r>
-        <w:t>2</w:t>
-      </w:r>
-      <w:r>
-        <w:fldChar w:fldCharType="end"/>
-      </w:r>
-    </w:p>
-    <w:p>
-      <w:pPr>
-        <w:pStyle w:val="TOC2"/>
-        <w:tabs>
-          <w:tab w:val="left" w:pos="800"/>
-          <w:tab w:val="right" w:leader="dot" w:pos="8630"/>
-        </w:tabs>
-        <w:rPr>
-          <w:rFonts w:asciiTheme="minorHAnsi" w:eastAsiaTheme="minorEastAsia" w:hAnsiTheme="minorHAnsi" w:cstheme="minorBidi"/>
-          <w:szCs w:val="24"/>
-        </w:rPr>
-      </w:pPr>
-      <w:r>
-        <w:t>1.1</w:t>
-      </w:r>
-      <w:r>
-        <w:rPr>
-          <w:rFonts w:asciiTheme="minorHAnsi" w:eastAsiaTheme="minorEastAsia" w:hAnsiTheme="minorHAnsi" w:cstheme="minorBidi"/>
-          <w:szCs w:val="24"/>
-        </w:rPr>
-        <w:tab/>
-      </w:r>
-      <w:r>
-        <w:t>Objective</w:t>
-      </w:r>
-      <w:r>
-        <w:tab/>
-      </w:r>
-      <w:r>
-        <w:fldChar w:fldCharType="begin"/>
-      </w:r>
-      <w:r>
-        <w:instrText xml:space="preserve"> PAGEREF _Toc91452896 \h </w:instrText>
-      </w:r>
-      <w:r>
-        <w:fldChar w:fldCharType="separate"/>
-      </w:r>
-      <w:r>
-        <w:t>2</w:t>
-      </w:r>
-      <w:r>
-        <w:fldChar w:fldCharType="end"/>
-      </w:r>
-    </w:p>
-    <w:p>
-      <w:pPr>
-        <w:pStyle w:val="TOC2"/>
-        <w:tabs>
-          <w:tab w:val="left" w:pos="800"/>
-          <w:tab w:val="right" w:leader="dot" w:pos="8630"/>
-        </w:tabs>
-        <w:rPr>
-          <w:rFonts w:asciiTheme="minorHAnsi" w:eastAsiaTheme="minorEastAsia" w:hAnsiTheme="minorHAnsi" w:cstheme="minorBidi"/>
-          <w:szCs w:val="24"/>
-        </w:rPr>
-      </w:pPr>
-      <w:r>
-        <w:t>1.2</w:t>
-      </w:r>
-      <w:r>
-        <w:rPr>
-          <w:rFonts w:asciiTheme="minorHAnsi" w:eastAsiaTheme="minorEastAsia" w:hAnsiTheme="minorHAnsi" w:cstheme="minorBidi"/>
-          <w:szCs w:val="24"/>
-        </w:rPr>
-        <w:tab/>
-      </w:r>
-      <w:r>
-        <w:t>Scope</w:t>
-      </w:r>
-      <w:r>
-        <w:tab/>
-      </w:r>
-      <w:r>
-        <w:fldChar w:fldCharType="begin"/>
-      </w:r>
-      <w:r>
-        <w:instrText xml:space="preserve"> PAGEREF _Toc91452897 \h </w:instrText>
-      </w:r>
-      <w:r>
-        <w:fldChar w:fldCharType="separate"/>
-      </w:r>
-      <w:r>
-        <w:t>2</w:t>
-      </w:r>
-      <w:r>
-        <w:fldChar w:fldCharType="end"/>
-      </w:r>
-    </w:p>
-    <w:p>
-      <w:pPr>
-        <w:pStyle w:val="TOC2"/>
-        <w:tabs>
-          <w:tab w:val="left" w:pos="800"/>
-          <w:tab w:val="right" w:leader="dot" w:pos="8630"/>
-        </w:tabs>
-        <w:rPr>
-          <w:rFonts w:asciiTheme="minorHAnsi" w:eastAsiaTheme="minorEastAsia" w:hAnsiTheme="minorHAnsi" w:cstheme="minorBidi"/>
-          <w:szCs w:val="24"/>
-        </w:rPr>
-      </w:pPr>
-      <w:r>
-        <w:t>1.3</w:t>
-      </w:r>
-      <w:r>
-        <w:rPr>
-          <w:rFonts w:asciiTheme="minorHAnsi" w:eastAsiaTheme="minorEastAsia" w:hAnsiTheme="minorHAnsi" w:cstheme="minorBidi"/>
-          <w:szCs w:val="24"/>
-        </w:rPr>
-        <w:tab/>
-      </w:r>
-      <w:r>
-        <w:t>Glossary</w:t>
-      </w:r>
-      <w:r>
-        <w:tab/>
-      </w:r>
-      <w:r>
-        <w:fldChar w:fldCharType="begin"/>
-      </w:r>
-      <w:r>
-        <w:instrText xml:space="preserve"> PAGEREF _Toc91452898 \h </w:instrText>
-      </w:r>
-      <w:r>
-        <w:fldChar w:fldCharType="separate"/>
-      </w:r>
-      <w:r>
-        <w:t>2</w:t>
-      </w:r>
-      <w:r>
-        <w:fldChar w:fldCharType="end"/>
-      </w:r>
-    </w:p>
-    <w:p>
-      <w:pPr>
-        <w:pStyle w:val="TOC2"/>
-        <w:tabs>
-          <w:tab w:val="left" w:pos="800"/>
-          <w:tab w:val="right" w:leader="dot" w:pos="8630"/>
-        </w:tabs>
-        <w:rPr>
-          <w:rFonts w:asciiTheme="minorHAnsi" w:eastAsiaTheme="minorEastAsia" w:hAnsiTheme="minorHAnsi" w:cstheme="minorBidi"/>
-          <w:szCs w:val="24"/>
-        </w:rPr>
-      </w:pPr>
-      <w:r>
-        <w:t>1.4</w:t>
-      </w:r>
-      <w:r>
-        <w:rPr>
-          <w:rFonts w:asciiTheme="minorHAnsi" w:eastAsiaTheme="minorEastAsia" w:hAnsiTheme="minorHAnsi" w:cstheme="minorBidi"/>
-          <w:szCs w:val="24"/>
-        </w:rPr>
-        <w:tab/>
-      </w:r>
-      <w:r>
-        <w:t>References</w:t>
-      </w:r>
-      <w:r>
-        <w:tab/>
-      </w:r>
-      <w:r>
-        <w:fldChar w:fldCharType="begin"/>
-      </w:r>
-      <w:r>
-        <w:instrText xml:space="preserve"> PAGEREF _Toc91452899 \h </w:instrText>
-      </w:r>
-      <w:r>
-        <w:fldChar w:fldCharType="separate"/>
-      </w:r>
-      <w:r>
-        <w:t>3</w:t>
-      </w:r>
-      <w:r>
-        <w:fldChar w:fldCharType="end"/>
-      </w:r>
-    </w:p>
-    <w:p>
-      <w:pPr>
-        <w:pStyle w:val="TOC1"/>
-        <w:tabs>
-          <w:tab w:val="left" w:pos="400"/>
-          <w:tab w:val="right" w:leader="dot" w:pos="8630"/>
-        </w:tabs>
-        <w:rPr>
-          <w:rFonts w:asciiTheme="minorHAnsi" w:eastAsiaTheme="minorEastAsia" w:hAnsiTheme="minorHAnsi" w:cstheme="minorBidi"/>
-          <w:szCs w:val="24"/>
-        </w:rPr>
-      </w:pPr>
-      <w:r>
-        <w:t>2</w:t>
-      </w:r>
-      <w:r>
-        <w:rPr>
-          <w:rFonts w:asciiTheme="minorHAnsi" w:eastAsiaTheme="minorEastAsia" w:hAnsiTheme="minorHAnsi" w:cstheme="minorBidi"/>
-          <w:szCs w:val="24"/>
-        </w:rPr>
-        <w:tab/>
-      </w:r>
-      <w:r>
-        <w:t>Overall Description</w:t>
-      </w:r>
-      <w:r>
-        <w:tab/>
-      </w:r>
-      <w:r>
-        <w:fldChar w:fldCharType="begin"/>
-      </w:r>
-      <w:r>
-        <w:instrText xml:space="preserve"> PAGEREF _Toc91452900 \h </w:instrText>
-      </w:r>
-      <w:r>
-        <w:fldChar w:fldCharType="separate"/>
-      </w:r>
-      <w:r>
-        <w:t>4</w:t>
-      </w:r>
-      <w:r>
-        <w:fldChar w:fldCharType="end"/>
-      </w:r>
-    </w:p>
-    <w:p>
-      <w:pPr>
-        <w:pStyle w:val="TOC2"/>
-        <w:tabs>
-          <w:tab w:val="left" w:pos="800"/>
-          <w:tab w:val="right" w:leader="dot" w:pos="8630"/>
-        </w:tabs>
-        <w:rPr>
-          <w:rFonts w:asciiTheme="minorHAnsi" w:eastAsiaTheme="minorEastAsia" w:hAnsiTheme="minorHAnsi" w:cstheme="minorBidi"/>
-          <w:szCs w:val="24"/>
-        </w:rPr>
-      </w:pPr>
-      <w:r>
-        <w:t>2.1</w:t>
-      </w:r>
-      <w:r>
-        <w:rPr>
-          <w:rFonts w:asciiTheme="minorHAnsi" w:eastAsiaTheme="minorEastAsia" w:hAnsiTheme="minorHAnsi" w:cstheme="minorBidi"/>
-          <w:szCs w:val="24"/>
-        </w:rPr>
-        <w:tab/>
-      </w:r>
-      <w:r>
-        <w:t>Survey</w:t>
-      </w:r>
-      <w:r>
-        <w:tab/>
-      </w:r>
-      <w:r>
-        <w:fldChar w:fldCharType="begin"/>
-      </w:r>
-      <w:r>
-        <w:instrText xml:space="preserve"> PAGEREF _Toc91452901 \h </w:instrText>
-      </w:r>
-      <w:r>
-        <w:fldChar w:fldCharType="separate"/>
-      </w:r>
-      <w:r>
-        <w:t>4</w:t>
-      </w:r>
-      <w:r>
-        <w:fldChar w:fldCharType="end"/>
-      </w:r>
-    </w:p>
-    <w:p>
-      <w:pPr>
-        <w:pStyle w:val="TOC2"/>
-        <w:tabs>
-          <w:tab w:val="left" w:pos="800"/>
-          <w:tab w:val="right" w:leader="dot" w:pos="8630"/>
-        </w:tabs>
-        <w:rPr>
-          <w:rFonts w:asciiTheme="minorHAnsi" w:eastAsiaTheme="minorEastAsia" w:hAnsiTheme="minorHAnsi" w:cstheme="minorBidi"/>
-          <w:szCs w:val="24"/>
-        </w:rPr>
-      </w:pPr>
-      <w:r>
-        <w:t>2.2</w:t>
-      </w:r>
-      <w:r>
-        <w:rPr>
-          <w:rFonts w:asciiTheme="minorHAnsi" w:eastAsiaTheme="minorEastAsia" w:hAnsiTheme="minorHAnsi" w:cstheme="minorBidi"/>
-          <w:szCs w:val="24"/>
-        </w:rPr>
-        <w:tab/>
-      </w:r>
-      <w:r>
-        <w:t>Overall requirements</w:t>
-      </w:r>
-      <w:r>
-        <w:tab/>
-      </w:r>
-      <w:r>
-        <w:fldChar w:fldCharType="begin"/>
-      </w:r>
-      <w:r>
-        <w:instrText xml:space="preserve"> PAGEREF _Toc91452902 \h </w:instrText>
-      </w:r>
-      <w:r>
-        <w:fldChar w:fldCharType="separate"/>
-      </w:r>
-      <w:r>
-        <w:t>4</w:t>
-      </w:r>
-      <w:r>
-        <w:fldChar w:fldCharType="end"/>
-      </w:r>
-    </w:p>
-    <w:p>
-      <w:pPr>
-        <w:pStyle w:val="TOC2"/>
-        <w:tabs>
-          <w:tab w:val="left" w:pos="800"/>
-          <w:tab w:val="right" w:leader="dot" w:pos="8630"/>
-        </w:tabs>
-        <w:rPr>
-          <w:rFonts w:asciiTheme="minorHAnsi" w:eastAsiaTheme="minorEastAsia" w:hAnsiTheme="minorHAnsi" w:cstheme="minorBidi"/>
-          <w:szCs w:val="24"/>
-        </w:rPr>
-      </w:pPr>
-      <w:r>
-        <w:t>2.3</w:t>
-      </w:r>
-      <w:r>
-        <w:rPr>
-          <w:rFonts w:asciiTheme="minorHAnsi" w:eastAsiaTheme="minorEastAsia" w:hAnsiTheme="minorHAnsi" w:cstheme="minorBidi"/>
-          <w:szCs w:val="24"/>
-        </w:rPr>
-        <w:tab/>
-      </w:r>
-      <w:r>
-        <w:t>Business process</w:t>
-      </w:r>
-      <w:r>
-        <w:tab/>
-      </w:r>
-      <w:r>
-        <w:fldChar w:fldCharType="begin"/>
-      </w:r>
-      <w:r>
-        <w:instrText xml:space="preserve"> PAGEREF _Toc91452903 \h </w:instrText>
-      </w:r>
-      <w:r>
-        <w:fldChar w:fldCharType="separate"/>
-      </w:r>
-      <w:r>
-        <w:t>4</w:t>
-      </w:r>
-      <w:r>
-        <w:fldChar w:fldCharType="end"/>
-      </w:r>
-    </w:p>
-    <w:p>
-      <w:pPr>
-        <w:pStyle w:val="TOC1"/>
-        <w:tabs>
-          <w:tab w:val="left" w:pos="400"/>
-          <w:tab w:val="right" w:leader="dot" w:pos="8630"/>
-        </w:tabs>
-        <w:rPr>
-          <w:rFonts w:asciiTheme="minorHAnsi" w:eastAsiaTheme="minorEastAsia" w:hAnsiTheme="minorHAnsi" w:cstheme="minorBidi"/>
-          <w:szCs w:val="24"/>
-        </w:rPr>
-      </w:pPr>
-      <w:r>
-        <w:t>3</w:t>
-      </w:r>
-      <w:r>
-        <w:rPr>
-          <w:rFonts w:asciiTheme="minorHAnsi" w:eastAsiaTheme="minorEastAsia" w:hAnsiTheme="minorHAnsi" w:cstheme="minorBidi"/>
-          <w:szCs w:val="24"/>
-        </w:rPr>
-        <w:tab/>
-      </w:r>
-      <w:r>
-        <w:t>Detailed Requirements</w:t>
-      </w:r>
-      <w:r>
-        <w:tab/>
-      </w:r>
-      <w:r>
-        <w:fldChar w:fldCharType="begin"/>
-      </w:r>
-      <w:r>
-        <w:instrText xml:space="preserve"> PAGEREF _Toc91452904 \h </w:instrText>
-      </w:r>
-      <w:r>
-        <w:fldChar w:fldCharType="separate"/>
-      </w:r>
-      <w:r>
-        <w:t>5</w:t>
-      </w:r>
-      <w:r>
-        <w:fldChar w:fldCharType="end"/>
-      </w:r>
-    </w:p>
-    <w:p>
-      <w:pPr>
-        <w:pStyle w:val="TOC2"/>
-        <w:tabs>
-          <w:tab w:val="left" w:pos="800"/>
-          <w:tab w:val="right" w:leader="dot" w:pos="8630"/>
-        </w:tabs>
-        <w:rPr>
-          <w:rFonts w:asciiTheme="minorHAnsi" w:eastAsiaTheme="minorEastAsia" w:hAnsiTheme="minorHAnsi" w:cstheme="minorBidi"/>
-          <w:szCs w:val="24"/>
-        </w:rPr>
-      </w:pPr>
-      <w:r>
-        <w:t>3.1</w:t>
-      </w:r>
-      <w:r>
-        <w:rPr>
-          <w:rFonts w:asciiTheme="minorHAnsi" w:eastAsiaTheme="minorEastAsia" w:hAnsiTheme="minorHAnsi" w:cstheme="minorBidi"/>
-          <w:szCs w:val="24"/>
-        </w:rPr>
-        <w:tab/>
-      </w:r>
-      <w:r>
-        <w:t>Use case 1</w:t>
-      </w:r>
-      <w:r>
-        <w:tab/>
-      </w:r>
-      <w:r>
-        <w:fldChar w:fldCharType="begin"/>
-      </w:r>
-      <w:r>
-        <w:instrText xml:space="preserve"> PAGEREF _Toc91452905 \h </w:instrText>
-      </w:r>
-      <w:r>
-        <w:fldChar w:fldCharType="separate"/>
-      </w:r>
-      <w:r>
-        <w:t>6</w:t>
-      </w:r>
-      <w:r>
-        <w:fldChar w:fldCharType="end"/>
-      </w:r>
-    </w:p>
-    <w:p>
-      <w:pPr>
-        <w:pStyle w:val="TOC2"/>
-        <w:tabs>
-          <w:tab w:val="left" w:pos="800"/>
-          <w:tab w:val="right" w:leader="dot" w:pos="8630"/>
-        </w:tabs>
-        <w:rPr>
-          <w:rFonts w:asciiTheme="minorHAnsi" w:eastAsiaTheme="minorEastAsia" w:hAnsiTheme="minorHAnsi" w:cstheme="minorBidi"/>
-          <w:szCs w:val="24"/>
-        </w:rPr>
-      </w:pPr>
-      <w:r>
-        <w:t>3.2</w:t>
-      </w:r>
-      <w:r>
-        <w:rPr>
-          <w:rFonts w:asciiTheme="minorHAnsi" w:eastAsiaTheme="minorEastAsia" w:hAnsiTheme="minorHAnsi" w:cstheme="minorBidi"/>
-          <w:szCs w:val="24"/>
-        </w:rPr>
-        <w:tab/>
-      </w:r>
-      <w:r>
-        <w:t>Use case 2</w:t>
-      </w:r>
-      <w:r>
-        <w:tab/>
-      </w:r>
-      <w:r>
-        <w:fldChar w:fldCharType="begin"/>
-      </w:r>
-      <w:r>
-        <w:instrText xml:space="preserve"> PAGEREF _Toc91452906 \h </w:instrText>
-      </w:r>
-      <w:r>
-        <w:fldChar w:fldCharType="separate"/>
-      </w:r>
-      <w:r>
-        <w:t>7</w:t>
-      </w:r>
-      <w:r>
-        <w:fldChar w:fldCharType="end"/>
-      </w:r>
-    </w:p>
-    <w:p>
-      <w:pPr>
-        <w:pStyle w:val="TOC1"/>
-        <w:tabs>
-          <w:tab w:val="left" w:pos="400"/>
-          <w:tab w:val="right" w:leader="dot" w:pos="8630"/>
-        </w:tabs>
-        <w:rPr>
-          <w:rFonts w:asciiTheme="minorHAnsi" w:eastAsiaTheme="minorEastAsia" w:hAnsiTheme="minorHAnsi" w:cstheme="minorBidi"/>
-          <w:szCs w:val="24"/>
-        </w:rPr>
-      </w:pPr>
-      <w:r>
-        <w:t>4</w:t>
-      </w:r>
-      <w:r>
-        <w:rPr>
-          <w:rFonts w:asciiTheme="minorHAnsi" w:eastAsiaTheme="minorEastAsia" w:hAnsiTheme="minorHAnsi" w:cstheme="minorBidi"/>
-          <w:szCs w:val="24"/>
-        </w:rPr>
-        <w:tab/>
-      </w:r>
-      <w:r>
-        <w:t>Supplementary specification</w:t>
-      </w:r>
-      <w:r>
-        <w:tab/>
-      </w:r>
-      <w:r>
-        <w:fldChar w:fldCharType="begin"/>
-      </w:r>
-      <w:r>
-        <w:instrText xml:space="preserve"> PAGEREF _Toc91452907 \h </w:instrText>
-      </w:r>
-      <w:r>
-        <w:fldChar w:fldCharType="separate"/>
-      </w:r>
-      <w:r>
-        <w:t>8</w:t>
-      </w:r>
-      <w:r>
-        <w:fldChar w:fldCharType="end"/>
-      </w:r>
-    </w:p>
-    <w:p>
-      <w:pPr>
-        <w:pStyle w:val="TOC2"/>
-        <w:tabs>
-          <w:tab w:val="left" w:pos="800"/>
-          <w:tab w:val="right" w:leader="dot" w:pos="8630"/>
-        </w:tabs>
-        <w:rPr>
-          <w:rFonts w:asciiTheme="minorHAnsi" w:eastAsiaTheme="minorEastAsia" w:hAnsiTheme="minorHAnsi" w:cstheme="minorBidi"/>
-          <w:szCs w:val="24"/>
-        </w:rPr>
-      </w:pPr>
-      <w:r>
-        <w:t>4.1</w:t>
-      </w:r>
-      <w:r>
-        <w:rPr>
-          <w:rFonts w:asciiTheme="minorHAnsi" w:eastAsiaTheme="minorEastAsia" w:hAnsiTheme="minorHAnsi" w:cstheme="minorBidi"/>
-          <w:szCs w:val="24"/>
-        </w:rPr>
-        <w:tab/>
-      </w:r>
-      <w:r>
-        <w:t>Functionality</w:t>
-      </w:r>
-      <w:r>
-        <w:tab/>
-      </w:r>
-      <w:r>
-        <w:fldChar w:fldCharType="begin"/>
-      </w:r>
-      <w:r>
-        <w:instrText xml:space="preserve"> PAGEREF _Toc91452908 \h </w:instrText>
-      </w:r>
-      <w:r>
-        <w:fldChar w:fldCharType="separate"/>
-      </w:r>
-      <w:r>
-        <w:t>8</w:t>
-      </w:r>
-      <w:r>
-        <w:fldChar w:fldCharType="end"/>
-      </w:r>
-    </w:p>
-    <w:p>
-      <w:pPr>
-        <w:pStyle w:val="TOC2"/>
-        <w:tabs>
-          <w:tab w:val="left" w:pos="800"/>
-          <w:tab w:val="right" w:leader="dot" w:pos="8630"/>
-        </w:tabs>
-        <w:rPr>
-          <w:rFonts w:asciiTheme="minorHAnsi" w:eastAsiaTheme="minorEastAsia" w:hAnsiTheme="minorHAnsi" w:cstheme="minorBidi"/>
-          <w:szCs w:val="24"/>
-        </w:rPr>
-      </w:pPr>
-      <w:r>
-        <w:t>4.2</w:t>
-      </w:r>
-      <w:r>
-        <w:rPr>
-          <w:rFonts w:asciiTheme="minorHAnsi" w:eastAsiaTheme="minorEastAsia" w:hAnsiTheme="minorHAnsi" w:cstheme="minorBidi"/>
-          <w:szCs w:val="24"/>
-        </w:rPr>
-        <w:tab/>
-      </w:r>
-      <w:r>
-        <w:t>Usability</w:t>
-      </w:r>
-      <w:r>
-        <w:tab/>
-      </w:r>
-      <w:r>
-        <w:fldChar w:fldCharType="begin"/>
-      </w:r>
-      <w:r>
-        <w:instrText xml:space="preserve"> PAGEREF _Toc91452909 \h </w:instrText>
-      </w:r>
-      <w:r>
-        <w:fldChar w:fldCharType="separate"/>
-      </w:r>
-      <w:r>
-        <w:t>8</w:t>
-      </w:r>
-      <w:r>
-        <w:fldChar w:fldCharType="end"/>
-      </w:r>
-    </w:p>
-    <w:p>
-      <w:pPr>
-        <w:pStyle w:val="TOC2"/>
-        <w:tabs>
-          <w:tab w:val="left" w:pos="800"/>
-          <w:tab w:val="right" w:leader="dot" w:pos="8630"/>
-        </w:tabs>
-        <w:rPr>
-          <w:rFonts w:asciiTheme="minorHAnsi" w:eastAsiaTheme="minorEastAsia" w:hAnsiTheme="minorHAnsi" w:cstheme="minorBidi"/>
-          <w:szCs w:val="24"/>
-        </w:rPr>
-      </w:pPr>
-      <w:r>
-        <w:t>4.3</w:t>
-      </w:r>
-      <w:r>
-        <w:rPr>
-          <w:rFonts w:asciiTheme="minorHAnsi" w:eastAsiaTheme="minorEastAsia" w:hAnsiTheme="minorHAnsi" w:cstheme="minorBidi"/>
-          <w:szCs w:val="24"/>
-        </w:rPr>
-        <w:tab/>
-      </w:r>
-      <w:r>
-        <w:t>Reliability</w:t>
-      </w:r>
-      <w:r>
-        <w:tab/>
-      </w:r>
-      <w:r>
-        <w:fldChar w:fldCharType="begin"/>
-      </w:r>
-      <w:r>
-        <w:instrText xml:space="preserve"> PAGEREF _Toc91452910 \h </w:instrText>
-      </w:r>
-      <w:r>
-        <w:fldChar w:fldCharType="separate"/>
-      </w:r>
-      <w:r>
-        <w:t>8</w:t>
-      </w:r>
-      <w:r>
-        <w:fldChar w:fldCharType="end"/>
-      </w:r>
-    </w:p>
-    <w:p>
-      <w:pPr>
-        <w:pStyle w:val="TOC2"/>
-        <w:tabs>
-          <w:tab w:val="left" w:pos="800"/>
-          <w:tab w:val="right" w:leader="dot" w:pos="8630"/>
-        </w:tabs>
-        <w:rPr>
-          <w:rFonts w:asciiTheme="minorHAnsi" w:eastAsiaTheme="minorEastAsia" w:hAnsiTheme="minorHAnsi" w:cstheme="minorBidi"/>
-          <w:szCs w:val="24"/>
-        </w:rPr>
-      </w:pPr>
-      <w:r>
-        <w:t>4.4</w:t>
-      </w:r>
-      <w:r>
-        <w:rPr>
-          <w:rFonts w:asciiTheme="minorHAnsi" w:eastAsiaTheme="minorEastAsia" w:hAnsiTheme="minorHAnsi" w:cstheme="minorBidi"/>
-          <w:szCs w:val="24"/>
-        </w:rPr>
-        <w:tab/>
-      </w:r>
-      <w:r>
-        <w:t>Performance</w:t>
-      </w:r>
-      <w:r>
-        <w:tab/>
-      </w:r>
-      <w:r>
-        <w:fldChar w:fldCharType="begin"/>
-      </w:r>
-      <w:r>
-        <w:instrText xml:space="preserve"> PAGEREF _Toc91452911 \h </w:instrText>
-      </w:r>
-      <w:r>
-        <w:fldChar w:fldCharType="separate"/>
-      </w:r>
-      <w:r>
-        <w:t>8</w:t>
-      </w:r>
-      <w:r>
-        <w:fldChar w:fldCharType="end"/>
-      </w:r>
-    </w:p>
-    <w:p>
-      <w:pPr>
-        <w:pStyle w:val="TOC2"/>
-        <w:tabs>
-          <w:tab w:val="left" w:pos="800"/>
-          <w:tab w:val="right" w:leader="dot" w:pos="8630"/>
-        </w:tabs>
-        <w:rPr>
-          <w:rFonts w:asciiTheme="minorHAnsi" w:eastAsiaTheme="minorEastAsia" w:hAnsiTheme="minorHAnsi" w:cstheme="minorBidi"/>
-          <w:szCs w:val="24"/>
-        </w:rPr>
-      </w:pPr>
-      <w:r>
-        <w:t>4.5</w:t>
-      </w:r>
-      <w:r>
-        <w:rPr>
-          <w:rFonts w:asciiTheme="minorHAnsi" w:eastAsiaTheme="minorEastAsia" w:hAnsiTheme="minorHAnsi" w:cstheme="minorBidi"/>
-          <w:szCs w:val="24"/>
-        </w:rPr>
-        <w:tab/>
-      </w:r>
-      <w:r>
-        <w:t>Supportability</w:t>
-      </w:r>
-      <w:r>
-        <w:tab/>
-      </w:r>
-      <w:r>
-        <w:fldChar w:fldCharType="begin"/>
-      </w:r>
-      <w:r>
-        <w:instrText xml:space="preserve"> PAGEREF _Toc91452912 \h </w:instrText>
-      </w:r>
-      <w:r>
-        <w:fldChar w:fldCharType="separate"/>
-      </w:r>
-      <w:r>
-        <w:t>8</w:t>
-      </w:r>
-      <w:r>
-        <w:fldChar w:fldCharType="end"/>
-      </w:r>
-    </w:p>
-    <w:p>
-      <w:pPr>
-        <w:pStyle w:val="TOC2"/>
-        <w:tabs>
-          <w:tab w:val="left" w:pos="800"/>
-          <w:tab w:val="right" w:leader="dot" w:pos="8630"/>
-        </w:tabs>
-        <w:rPr>
-          <w:rFonts w:asciiTheme="minorHAnsi" w:eastAsiaTheme="minorEastAsia" w:hAnsiTheme="minorHAnsi" w:cstheme="minorBidi"/>
-          <w:szCs w:val="24"/>
-        </w:rPr>
-      </w:pPr>
-      <w:r>
-        <w:t>4.6</w:t>
-      </w:r>
-      <w:r>
-        <w:rPr>
-          <w:rFonts w:asciiTheme="minorHAnsi" w:eastAsiaTheme="minorEastAsia" w:hAnsiTheme="minorHAnsi" w:cstheme="minorBidi"/>
-          <w:szCs w:val="24"/>
-        </w:rPr>
-        <w:tab/>
-      </w:r>
-      <w:r>
-        <w:t>Other requirements</w:t>
-      </w:r>
-      <w:r>
-        <w:tab/>
-      </w:r>
-      <w:r>
-        <w:fldChar w:fldCharType="begin"/>
-      </w:r>
-      <w:r>
-        <w:instrText xml:space="preserve"> PAGEREF _Toc91452913 \h </w:instrText>
-      </w:r>
-      <w:r>
-        <w:fldChar w:fldCharType="separate"/>
-      </w:r>
-      <w:r>
-        <w:t>8</w:t>
-      </w:r>
-      <w:r>
-        <w:fldChar w:fldCharType="end"/>
-      </w:r>
-    </w:p>
-    <w:p>
-      <w:r>
-        <w:fldChar w:fldCharType="end"/>
-      </w:r>
-      <w:bookmarkStart w:id="4" w:name="_Toc44676291"/>
-    </w:p>
-    <w:p>
-      <w:pPr>
         <w:pStyle w:val="Heading1"/>
       </w:pPr>
-      <w:bookmarkStart w:id="5" w:name="_Toc91452895"/>
+      <w:bookmarkStart w:id="3" w:name="_Toc91452895"/>
+      <w:bookmarkStart w:id="4" w:name="_Hlk193833338"/>
       <w:bookmarkEnd w:id="0"/>
       <w:bookmarkEnd w:id="1"/>
-      <w:bookmarkEnd w:id="4"/>
+      <w:bookmarkEnd w:id="2"/>
       <w:r>
         <w:lastRenderedPageBreak/>
         <w:t>Introduction</w:t>
       </w:r>
-      <w:bookmarkEnd w:id="5"/>
+      <w:bookmarkEnd w:id="3"/>
     </w:p>
     <w:p>
       <w:pPr>
         <w:pStyle w:val="NormalWeb"/>
       </w:pPr>
-      <w:bookmarkStart w:id="6" w:name="_Toc91452896"/>
+      <w:bookmarkStart w:id="5" w:name="_Toc91452896"/>
       <w:r>
         <w:t xml:space="preserve">The </w:t>
       </w:r>
@@ -1372,13 +429,13 @@
       <w:r>
         <w:t>Objective</w:t>
       </w:r>
-      <w:bookmarkEnd w:id="6"/>
+      <w:bookmarkEnd w:id="5"/>
     </w:p>
     <w:p>
       <w:pPr>
         <w:pStyle w:val="NormalWeb"/>
       </w:pPr>
-      <w:bookmarkStart w:id="7" w:name="_Toc91452897"/>
+      <w:bookmarkStart w:id="6" w:name="_Toc91452897"/>
       <w:r>
         <w:t xml:space="preserve">The primary objective of the </w:t>
       </w:r>
@@ -1467,7 +524,7 @@
       <w:r>
         <w:t>Scope</w:t>
       </w:r>
-      <w:bookmarkEnd w:id="7"/>
+      <w:bookmarkEnd w:id="6"/>
     </w:p>
     <w:p>
       <w:pPr>
@@ -1639,6 +696,7 @@
         <w:spacing w:before="0" w:beforeAutospacing="0"/>
       </w:pPr>
       <w:r>
+        <w:lastRenderedPageBreak/>
         <w:t>Seamless customer experience through an intuitive interface.</w:t>
       </w:r>
     </w:p>
@@ -1652,7 +710,6 @@
         <w:spacing w:before="0" w:beforeAutospacing="0"/>
       </w:pPr>
       <w:r>
-        <w:lastRenderedPageBreak/>
         <w:t>Secure payment processing via VNPay.</w:t>
       </w:r>
     </w:p>
@@ -1712,11 +769,11 @@
       <w:pPr>
         <w:pStyle w:val="Heading2"/>
       </w:pPr>
-      <w:bookmarkStart w:id="8" w:name="_Toc91452898"/>
+      <w:bookmarkStart w:id="7" w:name="_Toc91452898"/>
       <w:r>
         <w:t>Glossary</w:t>
       </w:r>
-      <w:bookmarkEnd w:id="8"/>
+      <w:bookmarkEnd w:id="7"/>
     </w:p>
     <w:tbl>
       <w:tblPr>
@@ -2407,18 +1464,18 @@
       <w:pPr>
         <w:pStyle w:val="Heading2"/>
       </w:pPr>
-      <w:bookmarkStart w:id="9" w:name="_Toc91452899"/>
+      <w:bookmarkStart w:id="8" w:name="_Toc91452899"/>
       <w:r>
         <w:lastRenderedPageBreak/>
         <w:t>References</w:t>
       </w:r>
-      <w:bookmarkEnd w:id="9"/>
+      <w:bookmarkEnd w:id="8"/>
     </w:p>
     <w:p>
       <w:pPr>
         <w:pStyle w:val="NormalWeb"/>
       </w:pPr>
-      <w:bookmarkStart w:id="10" w:name="_Toc91452900"/>
+      <w:bookmarkStart w:id="9" w:name="_Toc91452900"/>
       <w:r>
         <w:t>This section lists relevant documents, articles, and resources referenced during the development of AIMS.</w:t>
       </w:r>
@@ -2479,8 +1536,8 @@
           <w:numId w:val="11"/>
         </w:numPr>
         <w:sectPr>
-          <w:headerReference w:type="default" r:id="rId12"/>
-          <w:footerReference w:type="default" r:id="rId13"/>
+          <w:headerReference w:type="default" r:id="rId11"/>
+          <w:footerReference w:type="default" r:id="rId12"/>
           <w:pgSz w:w="12240" w:h="15840" w:code="1"/>
           <w:pgMar w:top="1440" w:right="1800" w:bottom="1440" w:left="1800" w:header="720" w:footer="720" w:gutter="0"/>
           <w:pgNumType w:start="1"/>
@@ -2532,70 +1589,23 @@
       <w:r>
         <w:t>escription</w:t>
       </w:r>
+      <w:bookmarkEnd w:id="9"/>
+    </w:p>
+    <w:p>
+      <w:pPr>
+        <w:pStyle w:val="Heading2"/>
+      </w:pPr>
+      <w:bookmarkStart w:id="10" w:name="_Toc91452901"/>
+      <w:r>
+        <w:t>Survey</w:t>
+      </w:r>
       <w:bookmarkEnd w:id="10"/>
     </w:p>
     <w:p>
-      <w:r>
-        <w:t>&lt;</w:t>
-      </w:r>
-      <w:r>
-        <w:rPr>
-          <w:i/>
-        </w:rPr>
-        <w:t xml:space="preserve"> Describe the general factors that affect the product and its requirements.  This section does not sta</w:t>
-      </w:r>
-      <w:r>
-        <w:rPr>
-          <w:i/>
-        </w:rPr>
-        <w:t xml:space="preserve">te specific requirements. </w:t>
-      </w:r>
-      <w:r>
-        <w:rPr>
-          <w:i/>
-        </w:rPr>
-        <w:t>Instead, it provides a background for those requirements, which are defined in section 3, and makes them easier to understand</w:t>
-      </w:r>
-      <w:r>
-        <w:t xml:space="preserve">. </w:t>
-      </w:r>
-      <w:r>
-        <w:rPr>
-          <w:i/>
-        </w:rPr>
-        <w:t>In a sense, this section tells the requirements in plain English for the consumption of the customer.  Section</w:t>
-      </w:r>
-      <w:r>
-        <w:rPr>
-          <w:i/>
-        </w:rPr>
-        <w:t xml:space="preserve"> </w:t>
-      </w:r>
-      <w:r>
-        <w:rPr>
-          <w:i/>
-        </w:rPr>
-        <w:t>3 will contain a specification written for the developers</w:t>
-      </w:r>
-      <w:r>
-        <w:t>&gt;</w:t>
-      </w:r>
-    </w:p>
-    <w:p>
-      <w:pPr>
-        <w:pStyle w:val="Heading2"/>
-      </w:pPr>
-      <w:bookmarkStart w:id="11" w:name="_Toc91452901"/>
-      <w:r>
-        <w:t>Survey</w:t>
-      </w:r>
-      <w:bookmarkEnd w:id="11"/>
-    </w:p>
-    <w:p>
       <w:pPr>
         <w:pStyle w:val="NormalWeb"/>
       </w:pPr>
-      <w:bookmarkStart w:id="12" w:name="_Toc91452902"/>
+      <w:bookmarkStart w:id="11" w:name="_Toc91452902"/>
       <w:r>
         <w:t>The system in focus is an internet media store designed to enable customers to purchase digital media products online. Serving as a comprehensive platform, it caters to both customers and product managers while ensuring smooth transaction processing.</w:t>
       </w:r>
@@ -2670,7 +1680,7 @@
         <w:lastRenderedPageBreak/>
         <w:t>Overall requirements</w:t>
       </w:r>
-      <w:bookmarkEnd w:id="12"/>
+      <w:bookmarkEnd w:id="11"/>
     </w:p>
     <w:p>
       <w:pPr>
@@ -2693,7 +1703,7 @@
                     <pic:cNvPicPr/>
                   </pic:nvPicPr>
                   <pic:blipFill>
-                    <a:blip r:embed="rId14"/>
+                    <a:blip r:embed="rId13"/>
                     <a:stretch>
                       <a:fillRect/>
                     </a:stretch>
@@ -2777,95 +1787,17 @@
       <w:pPr>
         <w:pStyle w:val="Heading2"/>
       </w:pPr>
-      <w:bookmarkStart w:id="13" w:name="_Toc91452903"/>
+      <w:bookmarkStart w:id="12" w:name="_Toc91452903"/>
       <w:r>
         <w:t>Business process</w:t>
       </w:r>
-      <w:bookmarkEnd w:id="13"/>
+      <w:bookmarkEnd w:id="12"/>
     </w:p>
     <w:p>
       <w:pPr>
-        <w:rPr>
-          <w:i/>
-          <w:iCs/>
-        </w:rPr>
-      </w:pPr>
-      <w:r>
-        <w:rPr>
-          <w:i/>
-          <w:iCs/>
-        </w:rPr>
-        <w:t>&lt;</w:t>
-      </w:r>
-      <w:r>
-        <w:rPr>
-          <w:i/>
-          <w:iCs/>
-        </w:rPr>
-        <w:t>Sequence of use cases, e.g. Use case 1 then use case 2, if a condition matched, do the use case 3…</w:t>
-      </w:r>
-      <w:r>
-        <w:rPr>
-          <w:i/>
-          <w:iCs/>
-        </w:rPr>
-        <w:t xml:space="preserve"> </w:t>
-      </w:r>
-      <w:r>
-        <w:rPr>
-          <w:i/>
-          <w:iCs/>
-        </w:rPr>
-        <w:t>You should</w:t>
-      </w:r>
-      <w:r>
-        <w:rPr>
-          <w:i/>
-          <w:iCs/>
-        </w:rPr>
-        <w:t xml:space="preserve"> visualiz</w:t>
-      </w:r>
-      <w:r>
-        <w:rPr>
-          <w:i/>
-          <w:iCs/>
-        </w:rPr>
-        <w:t>e the process</w:t>
-      </w:r>
-      <w:r>
-        <w:rPr>
-          <w:i/>
-          <w:iCs/>
-        </w:rPr>
-        <w:t xml:space="preserve"> with a</w:t>
-      </w:r>
-      <w:r>
-        <w:rPr>
-          <w:i/>
-          <w:iCs/>
-        </w:rPr>
-        <w:t>ctivity diagram</w:t>
-      </w:r>
-      <w:r>
-        <w:rPr>
-          <w:i/>
-          <w:iCs/>
-        </w:rPr>
-        <w:t>s</w:t>
-      </w:r>
-      <w:r>
-        <w:rPr>
-          <w:i/>
-          <w:iCs/>
-        </w:rPr>
-        <w:t>&gt;</w:t>
-      </w:r>
-    </w:p>
-    <w:p>
-      <w:pPr>
         <w:pStyle w:val="Heading1"/>
       </w:pPr>
-      <w:bookmarkStart w:id="14" w:name="_Toc91452904"/>
+      <w:bookmarkStart w:id="13" w:name="_Toc91452904"/>
       <w:r>
         <w:lastRenderedPageBreak/>
         <w:t xml:space="preserve">Detailed </w:t>
@@ -2873,516 +1805,8 @@
       <w:r>
         <w:t>Requirements</w:t>
       </w:r>
-      <w:bookmarkEnd w:id="14"/>
+      <w:bookmarkEnd w:id="13"/>
     </w:p>
-    <w:p>
-      <w:pPr>
-        <w:tabs>
-          <w:tab w:val="left" w:pos="1520"/>
-        </w:tabs>
-        <w:rPr>
-          <w:i/>
-        </w:rPr>
-      </w:pPr>
-      <w:r>
-        <w:t>&lt;</w:t>
-      </w:r>
-      <w:r>
-        <w:rPr>
-          <w:i/>
-        </w:rPr>
-        <w:t>This section contains all the software requirements at a level of detail sufficient to enable designers to design a system to satisfy those requirements, and testers to test that the system satisfies those requirements.  Throughout this section, every stated requirement should be externally perceivable by users, operators, or other external systems.  These requirements should include at a minimum a description of every input (stimulus) into the system, every output (response) from the system and all functions performed by the system in response to an input or in support of an output. The following principles apply:</w:t>
-      </w:r>
-    </w:p>
-    <w:p>
-      <w:pPr>
-        <w:tabs>
-          <w:tab w:val="left" w:pos="1520"/>
-        </w:tabs>
-        <w:rPr>
-          <w:i/>
-        </w:rPr>
-      </w:pPr>
-    </w:p>
-    <w:p>
-      <w:pPr>
-        <w:numPr>
-          <w:ilvl w:val="0"/>
-          <w:numId w:val="3"/>
-        </w:numPr>
-        <w:tabs>
-          <w:tab w:val="left" w:pos="720"/>
-          <w:tab w:val="left" w:pos="1520"/>
-        </w:tabs>
-        <w:spacing w:before="0" w:line="240" w:lineRule="auto"/>
-        <w:ind w:right="720"/>
-        <w:jc w:val="left"/>
-        <w:rPr>
-          <w:i/>
-        </w:rPr>
-      </w:pPr>
-      <w:r>
-        <w:rPr>
-          <w:i/>
-        </w:rPr>
-        <w:t>Specific requirements should be stated with all the characteristics of a good SRS</w:t>
-      </w:r>
-    </w:p>
-    <w:p>
-      <w:pPr>
-        <w:numPr>
-          <w:ilvl w:val="0"/>
-          <w:numId w:val="4"/>
-        </w:numPr>
-        <w:tabs>
-          <w:tab w:val="left" w:pos="720"/>
-          <w:tab w:val="left" w:pos="1520"/>
-        </w:tabs>
-        <w:spacing w:before="0" w:line="240" w:lineRule="auto"/>
-        <w:ind w:right="720"/>
-        <w:jc w:val="left"/>
-        <w:rPr>
-          <w:i/>
-        </w:rPr>
-      </w:pPr>
-      <w:r>
-        <w:rPr>
-          <w:i/>
-        </w:rPr>
-        <w:t>correct</w:t>
-      </w:r>
-    </w:p>
-    <w:p>
-      <w:pPr>
-        <w:numPr>
-          <w:ilvl w:val="0"/>
-          <w:numId w:val="4"/>
-        </w:numPr>
-        <w:tabs>
-          <w:tab w:val="left" w:pos="720"/>
-          <w:tab w:val="left" w:pos="1520"/>
-        </w:tabs>
-        <w:spacing w:before="0" w:line="240" w:lineRule="auto"/>
-        <w:ind w:right="720"/>
-        <w:jc w:val="left"/>
-        <w:rPr>
-          <w:i/>
-        </w:rPr>
-      </w:pPr>
-      <w:r>
-        <w:rPr>
-          <w:i/>
-        </w:rPr>
-        <w:t>unambiguous</w:t>
-      </w:r>
-    </w:p>
-    <w:p>
-      <w:pPr>
-        <w:numPr>
-          <w:ilvl w:val="0"/>
-          <w:numId w:val="4"/>
-        </w:numPr>
-        <w:tabs>
-          <w:tab w:val="left" w:pos="720"/>
-          <w:tab w:val="left" w:pos="1520"/>
-        </w:tabs>
-        <w:spacing w:before="0" w:line="240" w:lineRule="auto"/>
-        <w:ind w:right="720"/>
-        <w:jc w:val="left"/>
-        <w:rPr>
-          <w:i/>
-        </w:rPr>
-      </w:pPr>
-      <w:r>
-        <w:rPr>
-          <w:i/>
-        </w:rPr>
-        <w:t>complete</w:t>
-      </w:r>
-    </w:p>
-    <w:p>
-      <w:pPr>
-        <w:numPr>
-          <w:ilvl w:val="0"/>
-          <w:numId w:val="4"/>
-        </w:numPr>
-        <w:tabs>
-          <w:tab w:val="left" w:pos="720"/>
-          <w:tab w:val="left" w:pos="1520"/>
-        </w:tabs>
-        <w:spacing w:before="0" w:line="240" w:lineRule="auto"/>
-        <w:ind w:right="720"/>
-        <w:jc w:val="left"/>
-        <w:rPr>
-          <w:i/>
-        </w:rPr>
-      </w:pPr>
-      <w:r>
-        <w:rPr>
-          <w:i/>
-        </w:rPr>
-        <w:t>consistent</w:t>
-      </w:r>
-    </w:p>
-    <w:p>
-      <w:pPr>
-        <w:numPr>
-          <w:ilvl w:val="0"/>
-          <w:numId w:val="4"/>
-        </w:numPr>
-        <w:tabs>
-          <w:tab w:val="left" w:pos="720"/>
-          <w:tab w:val="left" w:pos="1520"/>
-        </w:tabs>
-        <w:spacing w:before="0" w:line="240" w:lineRule="auto"/>
-        <w:ind w:right="720"/>
-        <w:jc w:val="left"/>
-        <w:rPr>
-          <w:i/>
-        </w:rPr>
-      </w:pPr>
-      <w:r>
-        <w:rPr>
-          <w:i/>
-        </w:rPr>
-        <w:t>ranked for importance and/or stability</w:t>
-      </w:r>
-    </w:p>
-    <w:p>
-      <w:pPr>
-        <w:numPr>
-          <w:ilvl w:val="0"/>
-          <w:numId w:val="4"/>
-        </w:numPr>
-        <w:tabs>
-          <w:tab w:val="left" w:pos="720"/>
-          <w:tab w:val="left" w:pos="1520"/>
-        </w:tabs>
-        <w:spacing w:before="0" w:line="240" w:lineRule="auto"/>
-        <w:ind w:right="720"/>
-        <w:jc w:val="left"/>
-        <w:rPr>
-          <w:i/>
-        </w:rPr>
-      </w:pPr>
-      <w:r>
-        <w:rPr>
-          <w:i/>
-        </w:rPr>
-        <w:t>verifiable</w:t>
-      </w:r>
-    </w:p>
-    <w:p>
-      <w:pPr>
-        <w:numPr>
-          <w:ilvl w:val="0"/>
-          <w:numId w:val="4"/>
-        </w:numPr>
-        <w:tabs>
-          <w:tab w:val="left" w:pos="720"/>
-          <w:tab w:val="left" w:pos="1520"/>
-        </w:tabs>
-        <w:spacing w:before="0" w:line="240" w:lineRule="auto"/>
-        <w:ind w:right="720"/>
-        <w:jc w:val="left"/>
-        <w:rPr>
-          <w:i/>
-        </w:rPr>
-      </w:pPr>
-      <w:r>
-        <w:rPr>
-          <w:i/>
-        </w:rPr>
-        <w:t>modifiable</w:t>
-      </w:r>
-    </w:p>
-    <w:p>
-      <w:pPr>
-        <w:numPr>
-          <w:ilvl w:val="0"/>
-          <w:numId w:val="4"/>
-        </w:numPr>
-        <w:tabs>
-          <w:tab w:val="left" w:pos="720"/>
-          <w:tab w:val="left" w:pos="1520"/>
-        </w:tabs>
-        <w:spacing w:before="0" w:line="240" w:lineRule="auto"/>
-        <w:ind w:right="720"/>
-        <w:jc w:val="left"/>
-        <w:rPr>
-          <w:i/>
-        </w:rPr>
-      </w:pPr>
-      <w:r>
-        <w:rPr>
-          <w:i/>
-        </w:rPr>
-        <w:t>traceable</w:t>
-      </w:r>
-    </w:p>
-    <w:p>
-      <w:pPr>
-        <w:numPr>
-          <w:ilvl w:val="0"/>
-          <w:numId w:val="3"/>
-        </w:numPr>
-        <w:tabs>
-          <w:tab w:val="left" w:pos="720"/>
-          <w:tab w:val="left" w:pos="1520"/>
-        </w:tabs>
-        <w:spacing w:before="0" w:line="240" w:lineRule="auto"/>
-        <w:ind w:right="720"/>
-        <w:jc w:val="left"/>
-        <w:rPr>
-          <w:i/>
-        </w:rPr>
-      </w:pPr>
-      <w:r>
-        <w:rPr>
-          <w:i/>
-        </w:rPr>
-        <w:t>Specific requirements should be cross-referenced to earlier documents that relate</w:t>
-      </w:r>
-    </w:p>
-    <w:p>
-      <w:pPr>
-        <w:numPr>
-          <w:ilvl w:val="0"/>
-          <w:numId w:val="3"/>
-        </w:numPr>
-        <w:tabs>
-          <w:tab w:val="left" w:pos="720"/>
-          <w:tab w:val="left" w:pos="1520"/>
-        </w:tabs>
-        <w:spacing w:before="0" w:line="240" w:lineRule="auto"/>
-        <w:ind w:right="720"/>
-        <w:jc w:val="left"/>
-        <w:rPr>
-          <w:i/>
-        </w:rPr>
-      </w:pPr>
-      <w:r>
-        <w:rPr>
-          <w:i/>
-        </w:rPr>
-        <w:t>All requirements should be uniquely identifiable (usually via numbering like 3.1.2.3)</w:t>
-      </w:r>
-    </w:p>
-    <w:p>
-      <w:pPr>
-        <w:numPr>
-          <w:ilvl w:val="0"/>
-          <w:numId w:val="3"/>
-        </w:numPr>
-        <w:tabs>
-          <w:tab w:val="left" w:pos="720"/>
-          <w:tab w:val="left" w:pos="1520"/>
-        </w:tabs>
-        <w:spacing w:before="0" w:line="240" w:lineRule="auto"/>
-        <w:ind w:right="720"/>
-        <w:jc w:val="left"/>
-        <w:rPr>
-          <w:i/>
-        </w:rPr>
-      </w:pPr>
-      <w:r>
-        <w:rPr>
-          <w:i/>
-        </w:rPr>
-        <w:t>Careful attention should be given to organizing the requirements to maximize readability (Several alternative organizations are given at end of document)</w:t>
-      </w:r>
-    </w:p>
-    <w:p>
-      <w:pPr>
-        <w:tabs>
-          <w:tab w:val="left" w:pos="1520"/>
-        </w:tabs>
-        <w:rPr>
-          <w:i/>
-        </w:rPr>
-      </w:pPr>
-    </w:p>
-    <w:p>
-      <w:pPr>
-        <w:tabs>
-          <w:tab w:val="left" w:pos="1520"/>
-        </w:tabs>
-        <w:rPr>
-          <w:i/>
-        </w:rPr>
-      </w:pPr>
-      <w:r>
-        <w:rPr>
-          <w:i/>
-        </w:rPr>
-        <w:t>Before examining specific ways of organizing the requirements it is helpful to understand the various items that comprise requirements as described in the following subclasses.  This section reiterates section 2, but is for developers not the customer.  The customer buys in with section 2, the designers use section 3 to design and build the actual application.</w:t>
-      </w:r>
-    </w:p>
-    <w:p>
-      <w:pPr>
-        <w:tabs>
-          <w:tab w:val="left" w:pos="1520"/>
-        </w:tabs>
-        <w:rPr>
-          <w:i/>
-        </w:rPr>
-      </w:pPr>
-    </w:p>
-    <w:p>
-      <w:pPr>
-        <w:tabs>
-          <w:tab w:val="left" w:pos="1520"/>
-        </w:tabs>
-        <w:rPr>
-          <w:i/>
-        </w:rPr>
-      </w:pPr>
-      <w:r>
-        <w:rPr>
-          <w:i/>
-        </w:rPr>
-        <w:t>Remember this is not design.  Do not require specific software packages, etc unless the customer specifically requires them.  Avoid over-constraining your design.  Use proper terminology:</w:t>
-      </w:r>
-    </w:p>
-    <w:p>
-      <w:pPr>
-        <w:tabs>
-          <w:tab w:val="left" w:pos="1520"/>
-        </w:tabs>
-        <w:rPr>
-          <w:i/>
-        </w:rPr>
-      </w:pPr>
-      <w:r>
-        <w:rPr>
-          <w:i/>
-        </w:rPr>
-        <w:t>The system shall…  A required, must have feature</w:t>
-      </w:r>
-    </w:p>
-    <w:p>
-      <w:pPr>
-        <w:tabs>
-          <w:tab w:val="left" w:pos="1520"/>
-        </w:tabs>
-        <w:rPr>
-          <w:i/>
-        </w:rPr>
-      </w:pPr>
-      <w:r>
-        <w:rPr>
-          <w:i/>
-        </w:rPr>
-        <w:t>The system should… A desired feature, but may be deferred til later</w:t>
-      </w:r>
-    </w:p>
-    <w:p>
-      <w:pPr>
-        <w:tabs>
-          <w:tab w:val="left" w:pos="1520"/>
-        </w:tabs>
-        <w:rPr>
-          <w:i/>
-        </w:rPr>
-      </w:pPr>
-      <w:r>
-        <w:rPr>
-          <w:i/>
-        </w:rPr>
-        <w:lastRenderedPageBreak/>
-        <w:t>The system may…   An optional, nice-to-have feature that may never make it to implementation.</w:t>
-      </w:r>
-    </w:p>
-    <w:p>
-      <w:pPr>
-        <w:tabs>
-          <w:tab w:val="left" w:pos="1520"/>
-        </w:tabs>
-        <w:rPr>
-          <w:i/>
-        </w:rPr>
-      </w:pPr>
-    </w:p>
-    <w:p>
-      <w:pPr>
-        <w:tabs>
-          <w:tab w:val="left" w:pos="1520"/>
-        </w:tabs>
-        <w:rPr>
-          <w:i/>
-        </w:rPr>
-      </w:pPr>
-      <w:r>
-        <w:rPr>
-          <w:i/>
-        </w:rPr>
-        <w:t>Each requirement should be uniquely identified for traceability.  Usually, they are numbered 3.1, 3.1.1, 3.1.2.1 etc.  Each requirement should also be testable.  Avoid imprecise statements like, “The system shall be easy to use”  Well no kidding, what does that mean?  Avoid “motherhood and apple pie” type statements, “The system shall be developed using good software engineering practice”</w:t>
-      </w:r>
-    </w:p>
-    <w:p>
-      <w:pPr>
-        <w:tabs>
-          <w:tab w:val="left" w:pos="1520"/>
-        </w:tabs>
-        <w:rPr>
-          <w:i/>
-        </w:rPr>
-      </w:pPr>
-    </w:p>
-    <w:p>
-      <w:r>
-        <w:rPr>
-          <w:i/>
-        </w:rPr>
-        <w:t>Avoid examples,</w:t>
-      </w:r>
-      <w:r>
-        <w:rPr>
-          <w:i/>
-        </w:rPr>
-        <w:t xml:space="preserve"> </w:t>
-      </w:r>
-      <w:r>
-        <w:rPr>
-          <w:i/>
-        </w:rPr>
-        <w:t>t</w:t>
-      </w:r>
-      <w:r>
-        <w:rPr>
-          <w:i/>
-        </w:rPr>
-        <w:t>his is a specification, a designer should be able to read this spec and build the system without bothering the customer again.  Don’t say things like, “The system shall accept configuration infor</w:t>
-      </w:r>
-      <w:r>
-        <w:rPr>
-          <w:i/>
-        </w:rPr>
-        <w:t>mation such as name and address</w:t>
-      </w:r>
-      <w:r>
-        <w:rPr>
-          <w:i/>
-        </w:rPr>
-        <w:t>”</w:t>
-      </w:r>
-      <w:r>
-        <w:rPr>
-          <w:i/>
-        </w:rPr>
-        <w:t>.</w:t>
-      </w:r>
-      <w:r>
-        <w:rPr>
-          <w:i/>
-        </w:rPr>
-        <w:t xml:space="preserve">  The designer doesn’t know if that is the only two data elements or if there are 200.  List every piece of information that is required so the designers can build the right UI and data tables</w:t>
-      </w:r>
-      <w:r>
-        <w:t>&gt;</w:t>
-      </w:r>
-    </w:p>
-    <w:p/>
     <w:p>
       <w:pPr>
         <w:pStyle w:val="Heading2"/>
@@ -3893,14 +2317,7 @@
                 <w:szCs w:val="24"/>
                 <w:lang w:val="en-US"/>
               </w:rPr>
-              <w:t xml:space="preserve"> </w:t>
-            </w:r>
-            <w:r>
-              <w:rPr>
-                <w:szCs w:val="24"/>
-                <w:lang w:val="en-US"/>
-              </w:rPr>
-              <w:t xml:space="preserve">or </w:t>
+              <w:t xml:space="preserve"> or </w:t>
             </w:r>
             <w:r>
               <w:rPr>
@@ -3944,7 +2361,6 @@
               </w:rPr>
             </w:pPr>
             <w:r>
-              <w:lastRenderedPageBreak/>
               <w:t xml:space="preserve">Table </w:t>
             </w:r>
             <w:r>
@@ -4570,6 +2986,7 @@
                 <w:szCs w:val="28"/>
                 <w:lang w:val="en-US"/>
               </w:rPr>
+              <w:lastRenderedPageBreak/>
               <w:t>Output data</w:t>
             </w:r>
           </w:p>
@@ -5699,7 +4116,6 @@
                       <w:szCs w:val="22"/>
                       <w:lang w:val="en-US"/>
                     </w:rPr>
-                    <w:lastRenderedPageBreak/>
                     <w:t>8</w:t>
                   </w:r>
                 </w:p>
@@ -6448,6 +4864,7 @@
                       <w:szCs w:val="22"/>
                       <w:lang w:val="en-US"/>
                     </w:rPr>
+                    <w:lastRenderedPageBreak/>
                     <w:t>14</w:t>
                   </w:r>
                 </w:p>
@@ -7347,6 +5764,19 @@
     <w:p>
       <w:pPr>
         <w:pStyle w:val="Heading2"/>
+        <w:numPr>
+          <w:ilvl w:val="0"/>
+          <w:numId w:val="0"/>
+        </w:numPr>
+        <w:ind w:left="576"/>
+        <w:rPr>
+          <w:lang w:val="en-US"/>
+        </w:rPr>
+      </w:pPr>
+    </w:p>
+    <w:p>
+      <w:pPr>
+        <w:pStyle w:val="Heading2"/>
         <w:rPr>
           <w:lang w:val="en-US"/>
         </w:rPr>
@@ -7355,7 +5785,6 @@
         <w:rPr>
           <w:lang w:val="en-US"/>
         </w:rPr>
-        <w:lastRenderedPageBreak/>
         <w:t>Place rush order</w:t>
       </w:r>
     </w:p>
@@ -7467,10 +5896,11 @@
               <w:ind w:left="720"/>
               <w:rPr>
                 <w:b/>
+                <w:lang w:val="en-US"/>
               </w:rPr>
             </w:pPr>
             <w:r>
-              <w:t>This use case describes the interaction between customer and the software when the customer  wishes to place a rush order instead of normal order</w:t>
+              <w:t>This use case describes the interaction between customer and the software when the customer wishes to place a rush order</w:t>
             </w:r>
           </w:p>
           <w:p>
@@ -7526,6 +5956,7 @@
                 <w:sz w:val="28"/>
                 <w:szCs w:val="28"/>
               </w:rPr>
+              <w:lastRenderedPageBreak/>
               <w:t>Preconditions</w:t>
             </w:r>
           </w:p>
@@ -7533,9 +5964,43 @@
             <w:pPr>
               <w:spacing w:before="0"/>
               <w:ind w:left="720"/>
+              <w:rPr>
+                <w:bCs/>
+                <w:szCs w:val="24"/>
+                <w:lang w:val="en-US"/>
+              </w:rPr>
             </w:pPr>
             <w:r>
-              <w:t>Customers must be in their working session; the cart is not empty, and the customer’s information is valid</w:t>
+              <w:rPr>
+                <w:bCs/>
+                <w:szCs w:val="24"/>
+                <w:lang w:val="en-US"/>
+              </w:rPr>
+              <w:t xml:space="preserve">Customer </w:t>
+            </w:r>
+            <w:r>
+              <w:rPr>
+                <w:bCs/>
+                <w:szCs w:val="24"/>
+                <w:lang w:val="en-US"/>
+              </w:rPr>
+              <w:t>successfully</w:t>
+            </w:r>
+            <w:r>
+              <w:rPr>
+                <w:bCs/>
+                <w:szCs w:val="24"/>
+                <w:lang w:val="en-US"/>
+              </w:rPr>
+              <w:t xml:space="preserve"> requested to place order</w:t>
+            </w:r>
+            <w:r>
+              <w:rPr>
+                <w:bCs/>
+                <w:szCs w:val="24"/>
+                <w:lang w:val="en-US"/>
+              </w:rPr>
+              <w:t xml:space="preserve"> and submitted valid delivery information.</w:t>
             </w:r>
           </w:p>
           <w:p>
@@ -7572,6 +6037,12 @@
             <w:r>
               <w:t>Customer requests to place rush order</w:t>
             </w:r>
+            <w:r>
+              <w:rPr>
+                <w:lang w:val="en-US"/>
+              </w:rPr>
+              <w:t>.</w:t>
+            </w:r>
           </w:p>
           <w:p>
             <w:pPr>
@@ -7583,7 +6054,25 @@
               <w:ind w:hanging="360"/>
             </w:pPr>
             <w:r>
-              <w:t>AIMS software checks whether the delivery address supports this service and the eligibility of the products.</w:t>
+              <w:rPr>
+                <w:lang w:val="en-US"/>
+              </w:rPr>
+              <w:t>The</w:t>
+            </w:r>
+            <w:r>
+              <w:t xml:space="preserve"> software checks </w:t>
+            </w:r>
+            <w:r>
+              <w:rPr>
+                <w:lang w:val="en-US"/>
+              </w:rPr>
+              <w:t>if the address is supported and the products are eligible</w:t>
+            </w:r>
+            <w:r>
+              <w:rPr>
+                <w:lang w:val="en-US"/>
+              </w:rPr>
+              <w:t>.</w:t>
             </w:r>
           </w:p>
           <w:p>
@@ -7596,7 +6085,22 @@
               <w:ind w:hanging="360"/>
             </w:pPr>
             <w:r>
-              <w:t>AIMS software displays the form of additional information (See table 1) and requests customer to complete.</w:t>
+              <w:rPr>
+                <w:lang w:val="en-US"/>
+              </w:rPr>
+              <w:t xml:space="preserve">The </w:t>
+            </w:r>
+            <w:r>
+              <w:t xml:space="preserve">software displays the form of additional information (See table </w:t>
+            </w:r>
+            <w:r>
+              <w:rPr>
+                <w:lang w:val="en-US"/>
+              </w:rPr>
+              <w:t>2</w:t>
+            </w:r>
+            <w:r>
+              <w:t>) and requests customer to complete.</w:t>
             </w:r>
           </w:p>
           <w:p>
@@ -7622,20 +6126,34 @@
               <w:ind w:hanging="360"/>
             </w:pPr>
             <w:r>
-              <w:t>AIMS processes, calculates, and displays the order and shipping fees. (See table 2)</w:t>
-            </w:r>
-          </w:p>
-          <w:p>
-            <w:pPr>
-              <w:numPr>
-                <w:ilvl w:val="1"/>
-                <w:numId w:val="24"/>
-              </w:numPr>
-              <w:spacing w:before="0"/>
-              <w:ind w:hanging="360"/>
-            </w:pPr>
-            <w:r>
-              <w:t>Customer asks to pay.</w:t>
+              <w:rPr>
+                <w:lang w:val="en-US"/>
+              </w:rPr>
+              <w:t xml:space="preserve">The software </w:t>
+            </w:r>
+            <w:r>
+              <w:rPr>
+                <w:lang w:val="en-US"/>
+              </w:rPr>
+              <w:t>exits this use case and continue the</w:t>
+            </w:r>
+            <w:r>
+              <w:rPr>
+                <w:lang w:val="en-US"/>
+              </w:rPr>
+              <w:t xml:space="preserve"> use case “Place </w:t>
+            </w:r>
+            <w:r>
+              <w:rPr>
+                <w:lang w:val="en-US"/>
+              </w:rPr>
+              <w:t>O</w:t>
+            </w:r>
+            <w:r>
+              <w:rPr>
+                <w:lang w:val="en-US"/>
+              </w:rPr>
+              <w:t>rder”</w:t>
             </w:r>
           </w:p>
           <w:p>
@@ -7666,13 +6184,21 @@
               <w:spacing w:after="120"/>
               <w:rPr>
                 <w:b/>
+                <w:lang w:val="en-US"/>
               </w:rPr>
             </w:pPr>
             <w:r>
               <w:rPr>
                 <w:b/>
               </w:rPr>
-              <w:t>Table 1-Alternative flows of events for UC View product detail</w:t>
+              <w:t xml:space="preserve">Table 1-Alternative flows of events for UC </w:t>
+            </w:r>
+            <w:r>
+              <w:rPr>
+                <w:b/>
+                <w:lang w:val="en-US"/>
+              </w:rPr>
+              <w:t>Place Rush Order</w:t>
             </w:r>
           </w:p>
           <w:tbl>
@@ -7701,6 +6227,7 @@
                 <w:tcPr>
                   <w:tcW w:w="592" w:type="dxa"/>
                   <w:shd w:val="clear" w:color="auto" w:fill="93CDDC"/>
+                  <w:vAlign w:val="center"/>
                 </w:tcPr>
                 <w:p>
                   <w:pPr>
@@ -7723,6 +6250,7 @@
                 <w:tcPr>
                   <w:tcW w:w="1131" w:type="dxa"/>
                   <w:shd w:val="clear" w:color="auto" w:fill="93CDDC"/>
+                  <w:vAlign w:val="center"/>
                 </w:tcPr>
                 <w:p>
                   <w:pPr>
@@ -7745,6 +6273,7 @@
                 <w:tcPr>
                   <w:tcW w:w="1512" w:type="dxa"/>
                   <w:shd w:val="clear" w:color="auto" w:fill="93CDDC"/>
+                  <w:vAlign w:val="center"/>
                 </w:tcPr>
                 <w:p>
                   <w:pPr>
@@ -7767,6 +6296,7 @@
                 <w:tcPr>
                   <w:tcW w:w="2388" w:type="dxa"/>
                   <w:shd w:val="clear" w:color="auto" w:fill="93CDDC"/>
+                  <w:vAlign w:val="center"/>
                 </w:tcPr>
                 <w:p>
                   <w:pPr>
@@ -7789,6 +6319,7 @@
                 <w:tcPr>
                   <w:tcW w:w="2781" w:type="dxa"/>
                   <w:shd w:val="clear" w:color="auto" w:fill="93CDDC"/>
+                  <w:vAlign w:val="center"/>
                 </w:tcPr>
                 <w:p>
                   <w:pPr>
@@ -7819,12 +6350,13 @@
                     <w:bottom w:w="100" w:type="dxa"/>
                     <w:right w:w="100" w:type="dxa"/>
                   </w:tcMar>
+                  <w:vAlign w:val="center"/>
                 </w:tcPr>
                 <w:p>
                   <w:pPr>
                     <w:widowControl w:val="0"/>
                     <w:spacing w:before="0" w:line="276" w:lineRule="auto"/>
-                    <w:jc w:val="left"/>
+                    <w:jc w:val="center"/>
                     <w:rPr>
                       <w:sz w:val="22"/>
                       <w:szCs w:val="22"/>
@@ -7849,23 +6381,32 @@
                     <w:bottom w:w="100" w:type="dxa"/>
                     <w:right w:w="100" w:type="dxa"/>
                   </w:tcMar>
+                  <w:vAlign w:val="center"/>
                 </w:tcPr>
                 <w:p>
                   <w:pPr>
                     <w:widowControl w:val="0"/>
                     <w:spacing w:before="0" w:line="276" w:lineRule="auto"/>
-                    <w:jc w:val="left"/>
-                    <w:rPr>
-                      <w:sz w:val="22"/>
-                      <w:szCs w:val="22"/>
-                    </w:rPr>
-                  </w:pPr>
-                  <w:r>
-                    <w:rPr>
-                      <w:sz w:val="22"/>
-                      <w:szCs w:val="22"/>
-                    </w:rPr>
-                    <w:t>At step 2</w:t>
+                    <w:jc w:val="center"/>
+                    <w:rPr>
+                      <w:sz w:val="22"/>
+                      <w:szCs w:val="22"/>
+                    </w:rPr>
+                  </w:pPr>
+                  <w:r>
+                    <w:rPr>
+                      <w:sz w:val="22"/>
+                      <w:szCs w:val="22"/>
+                      <w:lang w:val="en-US"/>
+                    </w:rPr>
+                    <w:t>S</w:t>
+                  </w:r>
+                  <w:r>
+                    <w:rPr>
+                      <w:sz w:val="22"/>
+                      <w:szCs w:val="22"/>
+                    </w:rPr>
+                    <w:t>tep 2</w:t>
                   </w:r>
                 </w:p>
               </w:tc>
@@ -7879,23 +6420,46 @@
                     <w:bottom w:w="100" w:type="dxa"/>
                     <w:right w:w="100" w:type="dxa"/>
                   </w:tcMar>
+                  <w:vAlign w:val="center"/>
                 </w:tcPr>
                 <w:p>
                   <w:pPr>
                     <w:widowControl w:val="0"/>
                     <w:spacing w:before="0" w:line="276" w:lineRule="auto"/>
-                    <w:jc w:val="left"/>
-                    <w:rPr>
-                      <w:sz w:val="22"/>
-                      <w:szCs w:val="22"/>
-                    </w:rPr>
-                  </w:pPr>
-                  <w:r>
-                    <w:rPr>
-                      <w:sz w:val="22"/>
-                      <w:szCs w:val="22"/>
-                    </w:rPr>
-                    <w:t>If no products are available or the address is ineligible for a rush order.</w:t>
+                    <w:jc w:val="center"/>
+                    <w:rPr>
+                      <w:sz w:val="22"/>
+                      <w:szCs w:val="22"/>
+                      <w:lang w:val="en-US"/>
+                    </w:rPr>
+                  </w:pPr>
+                  <w:r>
+                    <w:rPr>
+                      <w:sz w:val="22"/>
+                      <w:szCs w:val="22"/>
+                      <w:lang w:val="en-US"/>
+                    </w:rPr>
+                    <w:t>- The address is ineligible for rush order</w:t>
+                  </w:r>
+                </w:p>
+                <w:p>
+                  <w:pPr>
+                    <w:widowControl w:val="0"/>
+                    <w:spacing w:before="0" w:line="276" w:lineRule="auto"/>
+                    <w:jc w:val="center"/>
+                    <w:rPr>
+                      <w:sz w:val="22"/>
+                      <w:szCs w:val="22"/>
+                      <w:lang w:val="en-US"/>
+                    </w:rPr>
+                  </w:pPr>
+                  <w:r>
+                    <w:rPr>
+                      <w:sz w:val="22"/>
+                      <w:szCs w:val="22"/>
+                      <w:lang w:val="en-US"/>
+                    </w:rPr>
+                    <w:t>- No product supports rush order</w:t>
                   </w:r>
                 </w:p>
               </w:tc>
@@ -7909,56 +6473,40 @@
                     <w:bottom w:w="100" w:type="dxa"/>
                     <w:right w:w="100" w:type="dxa"/>
                   </w:tcMar>
+                  <w:vAlign w:val="center"/>
                 </w:tcPr>
                 <w:p>
                   <w:pPr>
                     <w:widowControl w:val="0"/>
                     <w:spacing w:before="240" w:after="240" w:line="276" w:lineRule="auto"/>
-                    <w:jc w:val="left"/>
-                    <w:rPr>
-                      <w:sz w:val="22"/>
-                      <w:szCs w:val="22"/>
-                    </w:rPr>
-                  </w:pPr>
-                  <w:r>
-                    <w:rPr>
-                      <w:sz w:val="22"/>
-                      <w:szCs w:val="22"/>
-                    </w:rPr>
-                    <w:t xml:space="preserve">   - The AIMS software notifies the user that the products in the cart are unavailable or the address is not supported, keeping them in the "View Cart" use case.</w:t>
-                  </w:r>
-                </w:p>
-                <w:p>
-                  <w:pPr>
-                    <w:widowControl w:val="0"/>
-                    <w:spacing w:before="240" w:after="240" w:line="276" w:lineRule="auto"/>
-                    <w:jc w:val="left"/>
-                    <w:rPr>
-                      <w:sz w:val="22"/>
-                      <w:szCs w:val="22"/>
-                    </w:rPr>
-                  </w:pPr>
-                  <w:r>
-                    <w:rPr>
-                      <w:sz w:val="22"/>
-                      <w:szCs w:val="22"/>
-                    </w:rPr>
-                    <w:t xml:space="preserve">   - Some products may </w:t>
-                  </w:r>
-                  <w:r>
-                    <w:rPr>
-                      <w:sz w:val="22"/>
-                      <w:szCs w:val="22"/>
-                    </w:rPr>
-                    <w:lastRenderedPageBreak/>
-                    <w:t>still be delivered through standard shipping.</w:t>
+                    <w:jc w:val="center"/>
+                    <w:rPr>
+                      <w:sz w:val="22"/>
+                      <w:szCs w:val="22"/>
+                      <w:lang w:val="en-US"/>
+                    </w:rPr>
+                  </w:pPr>
+                  <w:r>
+                    <w:rPr>
+                      <w:sz w:val="22"/>
+                      <w:szCs w:val="22"/>
+                    </w:rPr>
+                    <w:t xml:space="preserve">- </w:t>
+                  </w:r>
+                  <w:r>
+                    <w:rPr>
+                      <w:sz w:val="22"/>
+                      <w:szCs w:val="22"/>
+                      <w:lang w:val="en-US"/>
+                    </w:rPr>
+                    <w:t>The software prompts the user to update the delivery information or method</w:t>
                   </w:r>
                 </w:p>
                 <w:p>
                   <w:pPr>
                     <w:widowControl w:val="0"/>
                     <w:spacing w:before="0" w:line="276" w:lineRule="auto"/>
-                    <w:jc w:val="left"/>
+                    <w:jc w:val="center"/>
                     <w:rPr>
                       <w:sz w:val="22"/>
                       <w:szCs w:val="22"/>
@@ -7976,174 +6524,24 @@
                     <w:bottom w:w="100" w:type="dxa"/>
                     <w:right w:w="100" w:type="dxa"/>
                   </w:tcMar>
+                  <w:vAlign w:val="center"/>
                 </w:tcPr>
                 <w:p>
                   <w:pPr>
                     <w:widowControl w:val="0"/>
                     <w:spacing w:before="0" w:line="276" w:lineRule="auto"/>
-                    <w:jc w:val="left"/>
-                    <w:rPr>
-                      <w:sz w:val="22"/>
-                      <w:szCs w:val="22"/>
-                    </w:rPr>
-                  </w:pPr>
-                  <w:r>
-                    <w:rPr>
-                      <w:sz w:val="22"/>
-                      <w:szCs w:val="22"/>
-                    </w:rPr>
-                    <w:lastRenderedPageBreak/>
-                    <w:t>Use case ends</w:t>
-                  </w:r>
-                </w:p>
-              </w:tc>
-            </w:tr>
-            <w:tr>
-              <w:tc>
-                <w:tcPr>
-                  <w:tcW w:w="592" w:type="dxa"/>
-                  <w:shd w:val="clear" w:color="auto" w:fill="auto"/>
-                  <w:tcMar>
-                    <w:top w:w="100" w:type="dxa"/>
-                    <w:left w:w="100" w:type="dxa"/>
-                    <w:bottom w:w="100" w:type="dxa"/>
-                    <w:right w:w="100" w:type="dxa"/>
-                  </w:tcMar>
-                </w:tcPr>
-                <w:p>
-                  <w:pPr>
-                    <w:widowControl w:val="0"/>
-                    <w:spacing w:before="0" w:line="276" w:lineRule="auto"/>
-                    <w:jc w:val="left"/>
-                    <w:rPr>
-                      <w:sz w:val="22"/>
-                      <w:szCs w:val="22"/>
-                    </w:rPr>
-                  </w:pPr>
-                  <w:r>
-                    <w:rPr>
-                      <w:sz w:val="22"/>
-                      <w:szCs w:val="22"/>
-                    </w:rPr>
-                    <w:t>2</w:t>
-                  </w:r>
-                </w:p>
-              </w:tc>
-              <w:tc>
-                <w:tcPr>
-                  <w:tcW w:w="1131" w:type="dxa"/>
-                  <w:shd w:val="clear" w:color="auto" w:fill="auto"/>
-                  <w:tcMar>
-                    <w:top w:w="100" w:type="dxa"/>
-                    <w:left w:w="100" w:type="dxa"/>
-                    <w:bottom w:w="100" w:type="dxa"/>
-                    <w:right w:w="100" w:type="dxa"/>
-                  </w:tcMar>
-                </w:tcPr>
-                <w:p>
-                  <w:pPr>
-                    <w:widowControl w:val="0"/>
-                    <w:spacing w:before="0" w:line="276" w:lineRule="auto"/>
-                    <w:jc w:val="left"/>
-                    <w:rPr>
-                      <w:sz w:val="22"/>
-                      <w:szCs w:val="22"/>
-                    </w:rPr>
-                  </w:pPr>
-                  <w:r>
-                    <w:rPr>
-                      <w:sz w:val="22"/>
-                      <w:szCs w:val="22"/>
-                    </w:rPr>
-                    <w:t>At any step</w:t>
-                  </w:r>
-                </w:p>
-              </w:tc>
-              <w:tc>
-                <w:tcPr>
-                  <w:tcW w:w="1512" w:type="dxa"/>
-                  <w:shd w:val="clear" w:color="auto" w:fill="auto"/>
-                  <w:tcMar>
-                    <w:top w:w="100" w:type="dxa"/>
-                    <w:left w:w="100" w:type="dxa"/>
-                    <w:bottom w:w="100" w:type="dxa"/>
-                    <w:right w:w="100" w:type="dxa"/>
-                  </w:tcMar>
-                </w:tcPr>
-                <w:p>
-                  <w:pPr>
-                    <w:widowControl w:val="0"/>
-                    <w:spacing w:before="0" w:line="276" w:lineRule="auto"/>
-                    <w:jc w:val="left"/>
-                    <w:rPr>
-                      <w:sz w:val="22"/>
-                      <w:szCs w:val="22"/>
-                    </w:rPr>
-                  </w:pPr>
-                  <w:r>
-                    <w:rPr>
-                      <w:sz w:val="22"/>
-                      <w:szCs w:val="22"/>
-                    </w:rPr>
-                    <w:t>If the customer chooses other order methods</w:t>
-                  </w:r>
-                </w:p>
-              </w:tc>
-              <w:tc>
-                <w:tcPr>
-                  <w:tcW w:w="2388" w:type="dxa"/>
-                  <w:shd w:val="clear" w:color="auto" w:fill="auto"/>
-                  <w:tcMar>
-                    <w:top w:w="100" w:type="dxa"/>
-                    <w:left w:w="100" w:type="dxa"/>
-                    <w:bottom w:w="100" w:type="dxa"/>
-                    <w:right w:w="100" w:type="dxa"/>
-                  </w:tcMar>
-                </w:tcPr>
-                <w:p>
-                  <w:pPr>
-                    <w:widowControl w:val="0"/>
-                    <w:spacing w:before="0" w:line="276" w:lineRule="auto"/>
-                    <w:jc w:val="left"/>
-                    <w:rPr>
-                      <w:sz w:val="22"/>
-                      <w:szCs w:val="22"/>
-                    </w:rPr>
-                  </w:pPr>
-                  <w:r>
-                    <w:rPr>
-                      <w:sz w:val="22"/>
-                      <w:szCs w:val="22"/>
-                    </w:rPr>
-                    <w:t>AIMS returns to use case “Place Order”</w:t>
-                  </w:r>
-                </w:p>
-              </w:tc>
-              <w:tc>
-                <w:tcPr>
-                  <w:tcW w:w="2781" w:type="dxa"/>
-                  <w:shd w:val="clear" w:color="auto" w:fill="auto"/>
-                  <w:tcMar>
-                    <w:top w:w="100" w:type="dxa"/>
-                    <w:left w:w="100" w:type="dxa"/>
-                    <w:bottom w:w="100" w:type="dxa"/>
-                    <w:right w:w="100" w:type="dxa"/>
-                  </w:tcMar>
-                </w:tcPr>
-                <w:p>
-                  <w:pPr>
-                    <w:widowControl w:val="0"/>
-                    <w:spacing w:before="0" w:line="276" w:lineRule="auto"/>
-                    <w:jc w:val="left"/>
-                    <w:rPr>
-                      <w:sz w:val="22"/>
-                      <w:szCs w:val="22"/>
-                    </w:rPr>
-                  </w:pPr>
-                  <w:r>
-                    <w:rPr>
-                      <w:sz w:val="22"/>
-                      <w:szCs w:val="22"/>
+                    <w:jc w:val="center"/>
+                    <w:rPr>
+                      <w:sz w:val="22"/>
+                      <w:szCs w:val="22"/>
+                      <w:lang w:val="en-US"/>
+                    </w:rPr>
+                  </w:pPr>
+                  <w:r>
+                    <w:rPr>
+                      <w:sz w:val="22"/>
+                      <w:szCs w:val="22"/>
+                      <w:lang w:val="en-US"/>
                     </w:rPr>
                     <w:t>Use case ends</w:t>
                   </w:r>
@@ -8191,7 +6589,7 @@
           </w:p>
           <w:tbl>
             <w:tblPr>
-              <w:tblW w:w="8370" w:type="dxa"/>
+              <w:tblW w:w="7841" w:type="dxa"/>
               <w:tblBorders>
                 <w:top w:val="single" w:sz="8" w:space="0" w:color="000000"/>
                 <w:left w:val="single" w:sz="8" w:space="0" w:color="000000"/>
@@ -8204,17 +6602,17 @@
               <w:tblLook w:val="0600" w:firstRow="0" w:lastRow="0" w:firstColumn="0" w:lastColumn="0" w:noHBand="1" w:noVBand="1"/>
             </w:tblPr>
             <w:tblGrid>
-              <w:gridCol w:w="630"/>
-              <w:gridCol w:w="1395"/>
-              <w:gridCol w:w="1665"/>
-              <w:gridCol w:w="1575"/>
-              <w:gridCol w:w="1350"/>
-              <w:gridCol w:w="1755"/>
+              <w:gridCol w:w="595"/>
+              <w:gridCol w:w="2092"/>
+              <w:gridCol w:w="1353"/>
+              <w:gridCol w:w="1341"/>
+              <w:gridCol w:w="1352"/>
+              <w:gridCol w:w="1108"/>
             </w:tblGrid>
             <w:tr>
               <w:tc>
                 <w:tcPr>
-                  <w:tcW w:w="630" w:type="dxa"/>
+                  <w:tcW w:w="595" w:type="dxa"/>
                   <w:shd w:val="clear" w:color="auto" w:fill="FFE599"/>
                   <w:tcMar>
                     <w:top w:w="100" w:type="dxa"/>
@@ -8222,21 +6620,24 @@
                     <w:bottom w:w="100" w:type="dxa"/>
                     <w:right w:w="100" w:type="dxa"/>
                   </w:tcMar>
+                  <w:vAlign w:val="center"/>
                 </w:tcPr>
                 <w:p>
                   <w:pPr>
                     <w:widowControl w:val="0"/>
                     <w:spacing w:before="0" w:line="276" w:lineRule="auto"/>
-                    <w:jc w:val="left"/>
-                    <w:rPr>
-                      <w:sz w:val="22"/>
-                      <w:szCs w:val="22"/>
-                    </w:rPr>
-                  </w:pPr>
-                  <w:r>
-                    <w:rPr>
-                      <w:sz w:val="22"/>
-                      <w:szCs w:val="22"/>
+                    <w:jc w:val="center"/>
+                    <w:rPr>
+                      <w:sz w:val="22"/>
+                      <w:szCs w:val="22"/>
+                      <w:lang w:val="en-US"/>
+                    </w:rPr>
+                  </w:pPr>
+                  <w:r>
+                    <w:rPr>
+                      <w:sz w:val="22"/>
+                      <w:szCs w:val="22"/>
+                      <w:lang w:val="en-US"/>
                     </w:rPr>
                     <w:t>No</w:t>
                   </w:r>
@@ -8244,7 +6645,7 @@
               </w:tc>
               <w:tc>
                 <w:tcPr>
-                  <w:tcW w:w="1395" w:type="dxa"/>
+                  <w:tcW w:w="2092" w:type="dxa"/>
                   <w:shd w:val="clear" w:color="auto" w:fill="FFE599"/>
                   <w:tcMar>
                     <w:top w:w="100" w:type="dxa"/>
@@ -8252,29 +6653,32 @@
                     <w:bottom w:w="100" w:type="dxa"/>
                     <w:right w:w="100" w:type="dxa"/>
                   </w:tcMar>
+                  <w:vAlign w:val="center"/>
                 </w:tcPr>
                 <w:p>
                   <w:pPr>
                     <w:widowControl w:val="0"/>
                     <w:spacing w:before="0" w:line="276" w:lineRule="auto"/>
-                    <w:jc w:val="left"/>
-                    <w:rPr>
-                      <w:sz w:val="22"/>
-                      <w:szCs w:val="22"/>
-                    </w:rPr>
-                  </w:pPr>
-                  <w:r>
-                    <w:rPr>
-                      <w:sz w:val="22"/>
-                      <w:szCs w:val="22"/>
-                    </w:rPr>
-                    <w:t>Data fields</w:t>
-                  </w:r>
-                </w:p>
-              </w:tc>
-              <w:tc>
-                <w:tcPr>
-                  <w:tcW w:w="1665" w:type="dxa"/>
+                    <w:jc w:val="center"/>
+                    <w:rPr>
+                      <w:sz w:val="22"/>
+                      <w:szCs w:val="22"/>
+                      <w:lang w:val="en-US"/>
+                    </w:rPr>
+                  </w:pPr>
+                  <w:r>
+                    <w:rPr>
+                      <w:sz w:val="22"/>
+                      <w:szCs w:val="22"/>
+                      <w:lang w:val="en-US"/>
+                    </w:rPr>
+                    <w:t>Data field</w:t>
+                  </w:r>
+                </w:p>
+              </w:tc>
+              <w:tc>
+                <w:tcPr>
+                  <w:tcW w:w="1353" w:type="dxa"/>
                   <w:shd w:val="clear" w:color="auto" w:fill="FFE599"/>
                   <w:tcMar>
                     <w:top w:w="100" w:type="dxa"/>
@@ -8282,21 +6686,24 @@
                     <w:bottom w:w="100" w:type="dxa"/>
                     <w:right w:w="100" w:type="dxa"/>
                   </w:tcMar>
+                  <w:vAlign w:val="center"/>
                 </w:tcPr>
                 <w:p>
                   <w:pPr>
                     <w:widowControl w:val="0"/>
                     <w:spacing w:before="0" w:line="276" w:lineRule="auto"/>
-                    <w:jc w:val="left"/>
-                    <w:rPr>
-                      <w:sz w:val="22"/>
-                      <w:szCs w:val="22"/>
-                    </w:rPr>
-                  </w:pPr>
-                  <w:r>
-                    <w:rPr>
-                      <w:sz w:val="22"/>
-                      <w:szCs w:val="22"/>
+                    <w:jc w:val="center"/>
+                    <w:rPr>
+                      <w:sz w:val="22"/>
+                      <w:szCs w:val="22"/>
+                      <w:lang w:val="en-US"/>
+                    </w:rPr>
+                  </w:pPr>
+                  <w:r>
+                    <w:rPr>
+                      <w:sz w:val="22"/>
+                      <w:szCs w:val="22"/>
+                      <w:lang w:val="en-US"/>
                     </w:rPr>
                     <w:t>Description</w:t>
                   </w:r>
@@ -8304,7 +6711,7 @@
               </w:tc>
               <w:tc>
                 <w:tcPr>
-                  <w:tcW w:w="1575" w:type="dxa"/>
+                  <w:tcW w:w="1341" w:type="dxa"/>
                   <w:shd w:val="clear" w:color="auto" w:fill="FFE599"/>
                   <w:tcMar>
                     <w:top w:w="100" w:type="dxa"/>
@@ -8312,21 +6719,24 @@
                     <w:bottom w:w="100" w:type="dxa"/>
                     <w:right w:w="100" w:type="dxa"/>
                   </w:tcMar>
+                  <w:vAlign w:val="center"/>
                 </w:tcPr>
                 <w:p>
                   <w:pPr>
                     <w:widowControl w:val="0"/>
                     <w:spacing w:before="0" w:line="276" w:lineRule="auto"/>
-                    <w:jc w:val="left"/>
-                    <w:rPr>
-                      <w:sz w:val="22"/>
-                      <w:szCs w:val="22"/>
-                    </w:rPr>
-                  </w:pPr>
-                  <w:r>
-                    <w:rPr>
-                      <w:sz w:val="22"/>
-                      <w:szCs w:val="22"/>
+                    <w:jc w:val="center"/>
+                    <w:rPr>
+                      <w:sz w:val="22"/>
+                      <w:szCs w:val="22"/>
+                      <w:lang w:val="en-US"/>
+                    </w:rPr>
+                  </w:pPr>
+                  <w:r>
+                    <w:rPr>
+                      <w:sz w:val="22"/>
+                      <w:szCs w:val="22"/>
+                      <w:lang w:val="en-US"/>
                     </w:rPr>
                     <w:t>Mandatory</w:t>
                   </w:r>
@@ -8334,7 +6744,7 @@
               </w:tc>
               <w:tc>
                 <w:tcPr>
-                  <w:tcW w:w="1350" w:type="dxa"/>
+                  <w:tcW w:w="1352" w:type="dxa"/>
                   <w:shd w:val="clear" w:color="auto" w:fill="FFE599"/>
                   <w:tcMar>
                     <w:top w:w="100" w:type="dxa"/>
@@ -8342,21 +6752,24 @@
                     <w:bottom w:w="100" w:type="dxa"/>
                     <w:right w:w="100" w:type="dxa"/>
                   </w:tcMar>
+                  <w:vAlign w:val="center"/>
                 </w:tcPr>
                 <w:p>
                   <w:pPr>
                     <w:widowControl w:val="0"/>
                     <w:spacing w:before="0" w:line="276" w:lineRule="auto"/>
-                    <w:jc w:val="left"/>
-                    <w:rPr>
-                      <w:sz w:val="22"/>
-                      <w:szCs w:val="22"/>
-                    </w:rPr>
-                  </w:pPr>
-                  <w:r>
-                    <w:rPr>
-                      <w:sz w:val="22"/>
-                      <w:szCs w:val="22"/>
+                    <w:jc w:val="center"/>
+                    <w:rPr>
+                      <w:sz w:val="22"/>
+                      <w:szCs w:val="22"/>
+                      <w:lang w:val="en-US"/>
+                    </w:rPr>
+                  </w:pPr>
+                  <w:r>
+                    <w:rPr>
+                      <w:sz w:val="22"/>
+                      <w:szCs w:val="22"/>
+                      <w:lang w:val="en-US"/>
                     </w:rPr>
                     <w:t>Valid condition</w:t>
                   </w:r>
@@ -8364,7 +6777,7 @@
               </w:tc>
               <w:tc>
                 <w:tcPr>
-                  <w:tcW w:w="1755" w:type="dxa"/>
+                  <w:tcW w:w="1108" w:type="dxa"/>
                   <w:shd w:val="clear" w:color="auto" w:fill="FFE599"/>
                   <w:tcMar>
                     <w:top w:w="100" w:type="dxa"/>
@@ -8372,21 +6785,24 @@
                     <w:bottom w:w="100" w:type="dxa"/>
                     <w:right w:w="100" w:type="dxa"/>
                   </w:tcMar>
+                  <w:vAlign w:val="center"/>
                 </w:tcPr>
                 <w:p>
                   <w:pPr>
                     <w:widowControl w:val="0"/>
                     <w:spacing w:before="0" w:line="276" w:lineRule="auto"/>
-                    <w:jc w:val="left"/>
-                    <w:rPr>
-                      <w:sz w:val="22"/>
-                      <w:szCs w:val="22"/>
-                    </w:rPr>
-                  </w:pPr>
-                  <w:r>
-                    <w:rPr>
-                      <w:sz w:val="22"/>
-                      <w:szCs w:val="22"/>
+                    <w:jc w:val="center"/>
+                    <w:rPr>
+                      <w:sz w:val="22"/>
+                      <w:szCs w:val="22"/>
+                      <w:lang w:val="en-US"/>
+                    </w:rPr>
+                  </w:pPr>
+                  <w:r>
+                    <w:rPr>
+                      <w:sz w:val="22"/>
+                      <w:szCs w:val="22"/>
+                      <w:lang w:val="en-US"/>
                     </w:rPr>
                     <w:t>Example</w:t>
                   </w:r>
@@ -8396,7 +6812,7 @@
             <w:tr>
               <w:tc>
                 <w:tcPr>
-                  <w:tcW w:w="630" w:type="dxa"/>
+                  <w:tcW w:w="595" w:type="dxa"/>
                   <w:shd w:val="clear" w:color="auto" w:fill="auto"/>
                   <w:tcMar>
                     <w:top w:w="100" w:type="dxa"/>
@@ -8404,21 +6820,24 @@
                     <w:bottom w:w="100" w:type="dxa"/>
                     <w:right w:w="100" w:type="dxa"/>
                   </w:tcMar>
+                  <w:vAlign w:val="center"/>
                 </w:tcPr>
                 <w:p>
                   <w:pPr>
                     <w:widowControl w:val="0"/>
                     <w:spacing w:before="0" w:line="276" w:lineRule="auto"/>
-                    <w:jc w:val="left"/>
-                    <w:rPr>
-                      <w:sz w:val="22"/>
-                      <w:szCs w:val="22"/>
-                    </w:rPr>
-                  </w:pPr>
-                  <w:r>
-                    <w:rPr>
-                      <w:sz w:val="22"/>
-                      <w:szCs w:val="22"/>
+                    <w:jc w:val="center"/>
+                    <w:rPr>
+                      <w:sz w:val="22"/>
+                      <w:szCs w:val="22"/>
+                      <w:lang w:val="en-US"/>
+                    </w:rPr>
+                  </w:pPr>
+                  <w:r>
+                    <w:rPr>
+                      <w:sz w:val="22"/>
+                      <w:szCs w:val="22"/>
+                      <w:lang w:val="en-US"/>
                     </w:rPr>
                     <w:t>1</w:t>
                   </w:r>
@@ -8426,7 +6845,7 @@
               </w:tc>
               <w:tc>
                 <w:tcPr>
-                  <w:tcW w:w="1395" w:type="dxa"/>
+                  <w:tcW w:w="2092" w:type="dxa"/>
                   <w:shd w:val="clear" w:color="auto" w:fill="auto"/>
                   <w:tcMar>
                     <w:top w:w="100" w:type="dxa"/>
@@ -8434,29 +6853,32 @@
                     <w:bottom w:w="100" w:type="dxa"/>
                     <w:right w:w="100" w:type="dxa"/>
                   </w:tcMar>
+                  <w:vAlign w:val="center"/>
                 </w:tcPr>
                 <w:p>
                   <w:pPr>
                     <w:widowControl w:val="0"/>
                     <w:spacing w:before="0" w:line="276" w:lineRule="auto"/>
-                    <w:jc w:val="left"/>
-                    <w:rPr>
-                      <w:sz w:val="22"/>
-                      <w:szCs w:val="22"/>
-                    </w:rPr>
-                  </w:pPr>
-                  <w:r>
-                    <w:rPr>
-                      <w:sz w:val="22"/>
-                      <w:szCs w:val="22"/>
-                    </w:rPr>
-                    <w:t>Receiver name</w:t>
-                  </w:r>
-                </w:p>
-              </w:tc>
-              <w:tc>
-                <w:tcPr>
-                  <w:tcW w:w="1665" w:type="dxa"/>
+                    <w:jc w:val="center"/>
+                    <w:rPr>
+                      <w:sz w:val="22"/>
+                      <w:szCs w:val="22"/>
+                      <w:lang w:val="en-US"/>
+                    </w:rPr>
+                  </w:pPr>
+                  <w:r>
+                    <w:rPr>
+                      <w:sz w:val="22"/>
+                      <w:szCs w:val="22"/>
+                      <w:lang w:val="en-US"/>
+                    </w:rPr>
+                    <w:t>Delivery time</w:t>
+                  </w:r>
+                </w:p>
+              </w:tc>
+              <w:tc>
+                <w:tcPr>
+                  <w:tcW w:w="1353" w:type="dxa"/>
                   <w:shd w:val="clear" w:color="auto" w:fill="auto"/>
                   <w:tcMar>
                     <w:top w:w="100" w:type="dxa"/>
@@ -8464,22 +6886,23 @@
                     <w:bottom w:w="100" w:type="dxa"/>
                     <w:right w:w="100" w:type="dxa"/>
                   </w:tcMar>
+                  <w:vAlign w:val="center"/>
                 </w:tcPr>
                 <w:p>
                   <w:pPr>
                     <w:widowControl w:val="0"/>
                     <w:spacing w:before="0" w:line="276" w:lineRule="auto"/>
-                    <w:jc w:val="left"/>
-                    <w:rPr>
-                      <w:sz w:val="22"/>
-                      <w:szCs w:val="22"/>
-                    </w:rPr>
-                  </w:pPr>
-                </w:p>
-              </w:tc>
-              <w:tc>
-                <w:tcPr>
-                  <w:tcW w:w="1575" w:type="dxa"/>
+                    <w:rPr>
+                      <w:sz w:val="22"/>
+                      <w:szCs w:val="22"/>
+                      <w:lang w:val="en-US"/>
+                    </w:rPr>
+                  </w:pPr>
+                </w:p>
+              </w:tc>
+              <w:tc>
+                <w:tcPr>
+                  <w:tcW w:w="1341" w:type="dxa"/>
                   <w:shd w:val="clear" w:color="auto" w:fill="auto"/>
                   <w:tcMar>
                     <w:top w:w="100" w:type="dxa"/>
@@ -8487,21 +6910,24 @@
                     <w:bottom w:w="100" w:type="dxa"/>
                     <w:right w:w="100" w:type="dxa"/>
                   </w:tcMar>
+                  <w:vAlign w:val="center"/>
                 </w:tcPr>
                 <w:p>
                   <w:pPr>
                     <w:widowControl w:val="0"/>
                     <w:spacing w:before="0" w:line="276" w:lineRule="auto"/>
-                    <w:jc w:val="left"/>
-                    <w:rPr>
-                      <w:sz w:val="22"/>
-                      <w:szCs w:val="22"/>
-                    </w:rPr>
-                  </w:pPr>
-                  <w:r>
-                    <w:rPr>
-                      <w:sz w:val="22"/>
-                      <w:szCs w:val="22"/>
+                    <w:jc w:val="center"/>
+                    <w:rPr>
+                      <w:sz w:val="22"/>
+                      <w:szCs w:val="22"/>
+                      <w:lang w:val="en-US"/>
+                    </w:rPr>
+                  </w:pPr>
+                  <w:r>
+                    <w:rPr>
+                      <w:sz w:val="22"/>
+                      <w:szCs w:val="22"/>
+                      <w:lang w:val="en-US"/>
                     </w:rPr>
                     <w:t>Yes</w:t>
                   </w:r>
@@ -8509,7 +6935,7 @@
               </w:tc>
               <w:tc>
                 <w:tcPr>
-                  <w:tcW w:w="1350" w:type="dxa"/>
+                  <w:tcW w:w="1352" w:type="dxa"/>
                   <w:shd w:val="clear" w:color="auto" w:fill="auto"/>
                   <w:tcMar>
                     <w:top w:w="100" w:type="dxa"/>
@@ -8517,22 +6943,32 @@
                     <w:bottom w:w="100" w:type="dxa"/>
                     <w:right w:w="100" w:type="dxa"/>
                   </w:tcMar>
+                  <w:vAlign w:val="center"/>
                 </w:tcPr>
                 <w:p>
                   <w:pPr>
                     <w:widowControl w:val="0"/>
                     <w:spacing w:before="0" w:line="276" w:lineRule="auto"/>
-                    <w:jc w:val="left"/>
-                    <w:rPr>
-                      <w:sz w:val="22"/>
-                      <w:szCs w:val="22"/>
-                    </w:rPr>
-                  </w:pPr>
-                </w:p>
-              </w:tc>
-              <w:tc>
-                <w:tcPr>
-                  <w:tcW w:w="1755" w:type="dxa"/>
+                    <w:jc w:val="center"/>
+                    <w:rPr>
+                      <w:sz w:val="22"/>
+                      <w:szCs w:val="22"/>
+                      <w:lang w:val="en-US"/>
+                    </w:rPr>
+                  </w:pPr>
+                  <w:r>
+                    <w:rPr>
+                      <w:sz w:val="22"/>
+                      <w:szCs w:val="22"/>
+                      <w:lang w:val="en-US"/>
+                    </w:rPr>
+                    <w:t>HH:MM</w:t>
+                  </w:r>
+                </w:p>
+              </w:tc>
+              <w:tc>
+                <w:tcPr>
+                  <w:tcW w:w="1108" w:type="dxa"/>
                   <w:shd w:val="clear" w:color="auto" w:fill="auto"/>
                   <w:tcMar>
                     <w:top w:w="100" w:type="dxa"/>
@@ -8540,23 +6976,26 @@
                     <w:bottom w:w="100" w:type="dxa"/>
                     <w:right w:w="100" w:type="dxa"/>
                   </w:tcMar>
+                  <w:vAlign w:val="center"/>
                 </w:tcPr>
                 <w:p>
                   <w:pPr>
                     <w:widowControl w:val="0"/>
                     <w:spacing w:before="0" w:line="276" w:lineRule="auto"/>
-                    <w:jc w:val="left"/>
-                    <w:rPr>
-                      <w:sz w:val="22"/>
-                      <w:szCs w:val="22"/>
-                    </w:rPr>
-                  </w:pPr>
-                  <w:r>
-                    <w:rPr>
-                      <w:sz w:val="22"/>
-                      <w:szCs w:val="22"/>
-                    </w:rPr>
-                    <w:t>Tran Nhu Thai</w:t>
+                    <w:jc w:val="center"/>
+                    <w:rPr>
+                      <w:sz w:val="22"/>
+                      <w:szCs w:val="22"/>
+                      <w:lang w:val="en-US"/>
+                    </w:rPr>
+                  </w:pPr>
+                  <w:r>
+                    <w:rPr>
+                      <w:sz w:val="22"/>
+                      <w:szCs w:val="22"/>
+                      <w:lang w:val="en-US"/>
+                    </w:rPr>
+                    <w:t>15:00</w:t>
                   </w:r>
                 </w:p>
               </w:tc>
@@ -8564,7 +7003,7 @@
             <w:tr>
               <w:tc>
                 <w:tcPr>
-                  <w:tcW w:w="630" w:type="dxa"/>
+                  <w:tcW w:w="595" w:type="dxa"/>
                   <w:shd w:val="clear" w:color="auto" w:fill="auto"/>
                   <w:tcMar>
                     <w:top w:w="100" w:type="dxa"/>
@@ -8572,21 +7011,24 @@
                     <w:bottom w:w="100" w:type="dxa"/>
                     <w:right w:w="100" w:type="dxa"/>
                   </w:tcMar>
+                  <w:vAlign w:val="center"/>
                 </w:tcPr>
                 <w:p>
                   <w:pPr>
                     <w:widowControl w:val="0"/>
                     <w:spacing w:before="0" w:line="276" w:lineRule="auto"/>
-                    <w:jc w:val="left"/>
-                    <w:rPr>
-                      <w:sz w:val="22"/>
-                      <w:szCs w:val="22"/>
-                    </w:rPr>
-                  </w:pPr>
-                  <w:r>
-                    <w:rPr>
-                      <w:sz w:val="22"/>
-                      <w:szCs w:val="22"/>
+                    <w:jc w:val="center"/>
+                    <w:rPr>
+                      <w:sz w:val="22"/>
+                      <w:szCs w:val="22"/>
+                      <w:lang w:val="en-US"/>
+                    </w:rPr>
+                  </w:pPr>
+                  <w:r>
+                    <w:rPr>
+                      <w:sz w:val="22"/>
+                      <w:szCs w:val="22"/>
+                      <w:lang w:val="en-US"/>
                     </w:rPr>
                     <w:t>2</w:t>
                   </w:r>
@@ -8594,7 +7036,7 @@
               </w:tc>
               <w:tc>
                 <w:tcPr>
-                  <w:tcW w:w="1395" w:type="dxa"/>
+                  <w:tcW w:w="2092" w:type="dxa"/>
                   <w:shd w:val="clear" w:color="auto" w:fill="auto"/>
                   <w:tcMar>
                     <w:top w:w="100" w:type="dxa"/>
@@ -8602,29 +7044,32 @@
                     <w:bottom w:w="100" w:type="dxa"/>
                     <w:right w:w="100" w:type="dxa"/>
                   </w:tcMar>
+                  <w:vAlign w:val="center"/>
                 </w:tcPr>
                 <w:p>
                   <w:pPr>
                     <w:widowControl w:val="0"/>
                     <w:spacing w:before="0" w:line="276" w:lineRule="auto"/>
-                    <w:jc w:val="left"/>
-                    <w:rPr>
-                      <w:sz w:val="22"/>
-                      <w:szCs w:val="22"/>
-                    </w:rPr>
-                  </w:pPr>
-                  <w:r>
-                    <w:rPr>
-                      <w:sz w:val="22"/>
-                      <w:szCs w:val="22"/>
-                    </w:rPr>
-                    <w:t>Phone number</w:t>
-                  </w:r>
-                </w:p>
-              </w:tc>
-              <w:tc>
-                <w:tcPr>
-                  <w:tcW w:w="1665" w:type="dxa"/>
+                    <w:jc w:val="center"/>
+                    <w:rPr>
+                      <w:sz w:val="22"/>
+                      <w:szCs w:val="22"/>
+                      <w:lang w:val="en-US"/>
+                    </w:rPr>
+                  </w:pPr>
+                  <w:r>
+                    <w:rPr>
+                      <w:sz w:val="22"/>
+                      <w:szCs w:val="22"/>
+                      <w:lang w:val="en-US"/>
+                    </w:rPr>
+                    <w:t>Delivery instruction</w:t>
+                  </w:r>
+                </w:p>
+              </w:tc>
+              <w:tc>
+                <w:tcPr>
+                  <w:tcW w:w="1353" w:type="dxa"/>
                   <w:shd w:val="clear" w:color="auto" w:fill="auto"/>
                   <w:tcMar>
                     <w:top w:w="100" w:type="dxa"/>
@@ -8632,22 +7077,23 @@
                     <w:bottom w:w="100" w:type="dxa"/>
                     <w:right w:w="100" w:type="dxa"/>
                   </w:tcMar>
+                  <w:vAlign w:val="center"/>
                 </w:tcPr>
                 <w:p>
                   <w:pPr>
                     <w:widowControl w:val="0"/>
                     <w:spacing w:before="0" w:line="276" w:lineRule="auto"/>
-                    <w:jc w:val="left"/>
-                    <w:rPr>
-                      <w:sz w:val="22"/>
-                      <w:szCs w:val="22"/>
-                    </w:rPr>
-                  </w:pPr>
-                </w:p>
-              </w:tc>
-              <w:tc>
-                <w:tcPr>
-                  <w:tcW w:w="1575" w:type="dxa"/>
+                    <w:jc w:val="center"/>
+                    <w:rPr>
+                      <w:sz w:val="22"/>
+                      <w:szCs w:val="22"/>
+                    </w:rPr>
+                  </w:pPr>
+                </w:p>
+              </w:tc>
+              <w:tc>
+                <w:tcPr>
+                  <w:tcW w:w="1341" w:type="dxa"/>
                   <w:shd w:val="clear" w:color="auto" w:fill="auto"/>
                   <w:tcMar>
                     <w:top w:w="100" w:type="dxa"/>
@@ -8655,29 +7101,32 @@
                     <w:bottom w:w="100" w:type="dxa"/>
                     <w:right w:w="100" w:type="dxa"/>
                   </w:tcMar>
+                  <w:vAlign w:val="center"/>
                 </w:tcPr>
                 <w:p>
                   <w:pPr>
                     <w:widowControl w:val="0"/>
                     <w:spacing w:before="0" w:line="276" w:lineRule="auto"/>
-                    <w:jc w:val="left"/>
-                    <w:rPr>
-                      <w:sz w:val="22"/>
-                      <w:szCs w:val="22"/>
-                    </w:rPr>
-                  </w:pPr>
-                  <w:r>
-                    <w:rPr>
-                      <w:sz w:val="22"/>
-                      <w:szCs w:val="22"/>
-                    </w:rPr>
-                    <w:t>Yes</w:t>
-                  </w:r>
-                </w:p>
-              </w:tc>
-              <w:tc>
-                <w:tcPr>
-                  <w:tcW w:w="1350" w:type="dxa"/>
+                    <w:jc w:val="center"/>
+                    <w:rPr>
+                      <w:sz w:val="22"/>
+                      <w:szCs w:val="22"/>
+                      <w:lang w:val="en-US"/>
+                    </w:rPr>
+                  </w:pPr>
+                  <w:r>
+                    <w:rPr>
+                      <w:sz w:val="22"/>
+                      <w:szCs w:val="22"/>
+                      <w:lang w:val="en-US"/>
+                    </w:rPr>
+                    <w:t>No</w:t>
+                  </w:r>
+                </w:p>
+              </w:tc>
+              <w:tc>
+                <w:tcPr>
+                  <w:tcW w:w="1352" w:type="dxa"/>
                   <w:shd w:val="clear" w:color="auto" w:fill="auto"/>
                   <w:tcMar>
                     <w:top w:w="100" w:type="dxa"/>
@@ -8685,29 +7134,23 @@
                     <w:bottom w:w="100" w:type="dxa"/>
                     <w:right w:w="100" w:type="dxa"/>
                   </w:tcMar>
+                  <w:vAlign w:val="center"/>
                 </w:tcPr>
                 <w:p>
                   <w:pPr>
                     <w:widowControl w:val="0"/>
                     <w:spacing w:before="0" w:line="276" w:lineRule="auto"/>
-                    <w:jc w:val="left"/>
-                    <w:rPr>
-                      <w:sz w:val="22"/>
-                      <w:szCs w:val="22"/>
-                    </w:rPr>
-                  </w:pPr>
-                  <w:r>
-                    <w:rPr>
-                      <w:sz w:val="22"/>
-                      <w:szCs w:val="22"/>
-                    </w:rPr>
-                    <w:t>11 digits</w:t>
-                  </w:r>
-                </w:p>
-              </w:tc>
-              <w:tc>
-                <w:tcPr>
-                  <w:tcW w:w="1755" w:type="dxa"/>
+                    <w:jc w:val="center"/>
+                    <w:rPr>
+                      <w:sz w:val="22"/>
+                      <w:szCs w:val="22"/>
+                    </w:rPr>
+                  </w:pPr>
+                </w:p>
+              </w:tc>
+              <w:tc>
+                <w:tcPr>
+                  <w:tcW w:w="1108" w:type="dxa"/>
                   <w:shd w:val="clear" w:color="auto" w:fill="auto"/>
                   <w:tcMar>
                     <w:top w:w="100" w:type="dxa"/>
@@ -8715,1987 +7158,18 @@
                     <w:bottom w:w="100" w:type="dxa"/>
                     <w:right w:w="100" w:type="dxa"/>
                   </w:tcMar>
+                  <w:vAlign w:val="center"/>
                 </w:tcPr>
                 <w:p>
                   <w:pPr>
                     <w:widowControl w:val="0"/>
                     <w:spacing w:before="0" w:line="276" w:lineRule="auto"/>
-                    <w:jc w:val="left"/>
-                    <w:rPr>
-                      <w:sz w:val="22"/>
-                      <w:szCs w:val="22"/>
-                    </w:rPr>
-                  </w:pPr>
-                  <w:r>
-                    <w:rPr>
-                      <w:sz w:val="22"/>
-                      <w:szCs w:val="22"/>
-                    </w:rPr>
-                    <w:t>0963927247</w:t>
-                  </w:r>
-                </w:p>
-              </w:tc>
-            </w:tr>
-            <w:tr>
-              <w:tc>
-                <w:tcPr>
-                  <w:tcW w:w="630" w:type="dxa"/>
-                  <w:shd w:val="clear" w:color="auto" w:fill="auto"/>
-                  <w:tcMar>
-                    <w:top w:w="100" w:type="dxa"/>
-                    <w:left w:w="100" w:type="dxa"/>
-                    <w:bottom w:w="100" w:type="dxa"/>
-                    <w:right w:w="100" w:type="dxa"/>
-                  </w:tcMar>
-                </w:tcPr>
-                <w:p>
-                  <w:pPr>
-                    <w:widowControl w:val="0"/>
-                    <w:spacing w:before="0" w:line="276" w:lineRule="auto"/>
-                    <w:jc w:val="left"/>
-                    <w:rPr>
-                      <w:sz w:val="22"/>
-                      <w:szCs w:val="22"/>
-                    </w:rPr>
-                  </w:pPr>
-                  <w:r>
-                    <w:rPr>
-                      <w:sz w:val="22"/>
-                      <w:szCs w:val="22"/>
-                    </w:rPr>
-                    <w:t>3</w:t>
-                  </w:r>
-                </w:p>
-              </w:tc>
-              <w:tc>
-                <w:tcPr>
-                  <w:tcW w:w="1395" w:type="dxa"/>
-                  <w:shd w:val="clear" w:color="auto" w:fill="auto"/>
-                  <w:tcMar>
-                    <w:top w:w="100" w:type="dxa"/>
-                    <w:left w:w="100" w:type="dxa"/>
-                    <w:bottom w:w="100" w:type="dxa"/>
-                    <w:right w:w="100" w:type="dxa"/>
-                  </w:tcMar>
-                </w:tcPr>
-                <w:p>
-                  <w:pPr>
-                    <w:widowControl w:val="0"/>
-                    <w:spacing w:before="0" w:line="276" w:lineRule="auto"/>
-                    <w:jc w:val="left"/>
-                    <w:rPr>
-                      <w:sz w:val="22"/>
-                      <w:szCs w:val="22"/>
-                    </w:rPr>
-                  </w:pPr>
-                  <w:r>
-                    <w:rPr>
-                      <w:sz w:val="22"/>
-                      <w:szCs w:val="22"/>
-                    </w:rPr>
-                    <w:t>Province</w:t>
-                  </w:r>
-                </w:p>
-              </w:tc>
-              <w:tc>
-                <w:tcPr>
-                  <w:tcW w:w="1665" w:type="dxa"/>
-                  <w:shd w:val="clear" w:color="auto" w:fill="auto"/>
-                  <w:tcMar>
-                    <w:top w:w="100" w:type="dxa"/>
-                    <w:left w:w="100" w:type="dxa"/>
-                    <w:bottom w:w="100" w:type="dxa"/>
-                    <w:right w:w="100" w:type="dxa"/>
-                  </w:tcMar>
-                </w:tcPr>
-                <w:p>
-                  <w:pPr>
-                    <w:widowControl w:val="0"/>
-                    <w:spacing w:before="0" w:line="276" w:lineRule="auto"/>
-                    <w:jc w:val="left"/>
-                    <w:rPr>
-                      <w:sz w:val="22"/>
-                      <w:szCs w:val="22"/>
-                    </w:rPr>
-                  </w:pPr>
-                  <w:r>
-                    <w:rPr>
-                      <w:sz w:val="22"/>
-                      <w:szCs w:val="22"/>
-                    </w:rPr>
-                    <w:t>Select an option from the list.</w:t>
-                  </w:r>
-                </w:p>
-              </w:tc>
-              <w:tc>
-                <w:tcPr>
-                  <w:tcW w:w="1575" w:type="dxa"/>
-                  <w:shd w:val="clear" w:color="auto" w:fill="auto"/>
-                  <w:tcMar>
-                    <w:top w:w="100" w:type="dxa"/>
-                    <w:left w:w="100" w:type="dxa"/>
-                    <w:bottom w:w="100" w:type="dxa"/>
-                    <w:right w:w="100" w:type="dxa"/>
-                  </w:tcMar>
-                </w:tcPr>
-                <w:p>
-                  <w:pPr>
-                    <w:widowControl w:val="0"/>
-                    <w:spacing w:before="0" w:line="276" w:lineRule="auto"/>
-                    <w:jc w:val="left"/>
-                    <w:rPr>
-                      <w:sz w:val="22"/>
-                      <w:szCs w:val="22"/>
-                    </w:rPr>
-                  </w:pPr>
-                  <w:r>
-                    <w:rPr>
-                      <w:sz w:val="22"/>
-                      <w:szCs w:val="22"/>
-                    </w:rPr>
-                    <w:t>Yes</w:t>
-                  </w:r>
-                </w:p>
-              </w:tc>
-              <w:tc>
-                <w:tcPr>
-                  <w:tcW w:w="1350" w:type="dxa"/>
-                  <w:shd w:val="clear" w:color="auto" w:fill="auto"/>
-                  <w:tcMar>
-                    <w:top w:w="100" w:type="dxa"/>
-                    <w:left w:w="100" w:type="dxa"/>
-                    <w:bottom w:w="100" w:type="dxa"/>
-                    <w:right w:w="100" w:type="dxa"/>
-                  </w:tcMar>
-                </w:tcPr>
-                <w:p>
-                  <w:pPr>
-                    <w:widowControl w:val="0"/>
-                    <w:spacing w:before="0" w:line="276" w:lineRule="auto"/>
-                    <w:jc w:val="left"/>
-                    <w:rPr>
-                      <w:sz w:val="22"/>
-                      <w:szCs w:val="22"/>
-                    </w:rPr>
-                  </w:pPr>
-                </w:p>
-              </w:tc>
-              <w:tc>
-                <w:tcPr>
-                  <w:tcW w:w="1755" w:type="dxa"/>
-                  <w:shd w:val="clear" w:color="auto" w:fill="auto"/>
-                  <w:tcMar>
-                    <w:top w:w="100" w:type="dxa"/>
-                    <w:left w:w="100" w:type="dxa"/>
-                    <w:bottom w:w="100" w:type="dxa"/>
-                    <w:right w:w="100" w:type="dxa"/>
-                  </w:tcMar>
-                </w:tcPr>
-                <w:p>
-                  <w:pPr>
-                    <w:widowControl w:val="0"/>
-                    <w:spacing w:before="0" w:line="276" w:lineRule="auto"/>
-                    <w:jc w:val="left"/>
-                    <w:rPr>
-                      <w:sz w:val="22"/>
-                      <w:szCs w:val="22"/>
-                    </w:rPr>
-                  </w:pPr>
-                  <w:r>
-                    <w:rPr>
-                      <w:sz w:val="22"/>
-                      <w:szCs w:val="22"/>
-                    </w:rPr>
-                    <w:t>Ninhbinh</w:t>
-                  </w:r>
-                </w:p>
-              </w:tc>
-            </w:tr>
-            <w:tr>
-              <w:tc>
-                <w:tcPr>
-                  <w:tcW w:w="630" w:type="dxa"/>
-                  <w:shd w:val="clear" w:color="auto" w:fill="auto"/>
-                  <w:tcMar>
-                    <w:top w:w="100" w:type="dxa"/>
-                    <w:left w:w="100" w:type="dxa"/>
-                    <w:bottom w:w="100" w:type="dxa"/>
-                    <w:right w:w="100" w:type="dxa"/>
-                  </w:tcMar>
-                </w:tcPr>
-                <w:p>
-                  <w:pPr>
-                    <w:widowControl w:val="0"/>
-                    <w:spacing w:before="0" w:line="276" w:lineRule="auto"/>
-                    <w:jc w:val="left"/>
-                    <w:rPr>
-                      <w:sz w:val="22"/>
-                      <w:szCs w:val="22"/>
-                    </w:rPr>
-                  </w:pPr>
-                  <w:r>
-                    <w:rPr>
-                      <w:sz w:val="22"/>
-                      <w:szCs w:val="22"/>
-                    </w:rPr>
-                    <w:t>4</w:t>
-                  </w:r>
-                </w:p>
-              </w:tc>
-              <w:tc>
-                <w:tcPr>
-                  <w:tcW w:w="1395" w:type="dxa"/>
-                  <w:shd w:val="clear" w:color="auto" w:fill="auto"/>
-                  <w:tcMar>
-                    <w:top w:w="100" w:type="dxa"/>
-                    <w:left w:w="100" w:type="dxa"/>
-                    <w:bottom w:w="100" w:type="dxa"/>
-                    <w:right w:w="100" w:type="dxa"/>
-                  </w:tcMar>
-                </w:tcPr>
-                <w:p>
-                  <w:pPr>
-                    <w:widowControl w:val="0"/>
-                    <w:spacing w:before="0" w:line="276" w:lineRule="auto"/>
-                    <w:jc w:val="left"/>
-                    <w:rPr>
-                      <w:sz w:val="22"/>
-                      <w:szCs w:val="22"/>
-                    </w:rPr>
-                  </w:pPr>
-                  <w:r>
-                    <w:rPr>
-                      <w:sz w:val="22"/>
-                      <w:szCs w:val="22"/>
-                    </w:rPr>
-                    <w:t>Address</w:t>
-                  </w:r>
-                </w:p>
-              </w:tc>
-              <w:tc>
-                <w:tcPr>
-                  <w:tcW w:w="1665" w:type="dxa"/>
-                  <w:shd w:val="clear" w:color="auto" w:fill="auto"/>
-                  <w:tcMar>
-                    <w:top w:w="100" w:type="dxa"/>
-                    <w:left w:w="100" w:type="dxa"/>
-                    <w:bottom w:w="100" w:type="dxa"/>
-                    <w:right w:w="100" w:type="dxa"/>
-                  </w:tcMar>
-                </w:tcPr>
-                <w:p>
-                  <w:pPr>
-                    <w:widowControl w:val="0"/>
-                    <w:spacing w:before="0" w:line="276" w:lineRule="auto"/>
-                    <w:jc w:val="left"/>
-                    <w:rPr>
-                      <w:sz w:val="22"/>
-                      <w:szCs w:val="22"/>
-                    </w:rPr>
-                  </w:pPr>
-                </w:p>
-              </w:tc>
-              <w:tc>
-                <w:tcPr>
-                  <w:tcW w:w="1575" w:type="dxa"/>
-                  <w:shd w:val="clear" w:color="auto" w:fill="auto"/>
-                  <w:tcMar>
-                    <w:top w:w="100" w:type="dxa"/>
-                    <w:left w:w="100" w:type="dxa"/>
-                    <w:bottom w:w="100" w:type="dxa"/>
-                    <w:right w:w="100" w:type="dxa"/>
-                  </w:tcMar>
-                </w:tcPr>
-                <w:p>
-                  <w:pPr>
-                    <w:widowControl w:val="0"/>
-                    <w:spacing w:before="0" w:line="276" w:lineRule="auto"/>
-                    <w:jc w:val="left"/>
-                    <w:rPr>
-                      <w:sz w:val="22"/>
-                      <w:szCs w:val="22"/>
-                    </w:rPr>
-                  </w:pPr>
-                  <w:r>
-                    <w:rPr>
-                      <w:sz w:val="22"/>
-                      <w:szCs w:val="22"/>
-                    </w:rPr>
-                    <w:t>Yes</w:t>
-                  </w:r>
-                </w:p>
-              </w:tc>
-              <w:tc>
-                <w:tcPr>
-                  <w:tcW w:w="1350" w:type="dxa"/>
-                  <w:shd w:val="clear" w:color="auto" w:fill="auto"/>
-                  <w:tcMar>
-                    <w:top w:w="100" w:type="dxa"/>
-                    <w:left w:w="100" w:type="dxa"/>
-                    <w:bottom w:w="100" w:type="dxa"/>
-                    <w:right w:w="100" w:type="dxa"/>
-                  </w:tcMar>
-                </w:tcPr>
-                <w:p>
-                  <w:pPr>
-                    <w:widowControl w:val="0"/>
-                    <w:spacing w:before="0" w:line="276" w:lineRule="auto"/>
-                    <w:jc w:val="left"/>
-                    <w:rPr>
-                      <w:sz w:val="22"/>
-                      <w:szCs w:val="22"/>
-                    </w:rPr>
-                  </w:pPr>
-                </w:p>
-              </w:tc>
-              <w:tc>
-                <w:tcPr>
-                  <w:tcW w:w="1755" w:type="dxa"/>
-                  <w:shd w:val="clear" w:color="auto" w:fill="auto"/>
-                  <w:tcMar>
-                    <w:top w:w="100" w:type="dxa"/>
-                    <w:left w:w="100" w:type="dxa"/>
-                    <w:bottom w:w="100" w:type="dxa"/>
-                    <w:right w:w="100" w:type="dxa"/>
-                  </w:tcMar>
-                </w:tcPr>
-                <w:p>
-                  <w:pPr>
-                    <w:widowControl w:val="0"/>
-                    <w:spacing w:before="0" w:line="276" w:lineRule="auto"/>
-                    <w:jc w:val="left"/>
-                    <w:rPr>
-                      <w:sz w:val="22"/>
-                      <w:szCs w:val="22"/>
-                    </w:rPr>
-                  </w:pPr>
-                  <w:r>
-                    <w:rPr>
-                      <w:sz w:val="22"/>
-                      <w:szCs w:val="22"/>
-                    </w:rPr>
-                    <w:t>73, Tran Hung Dao Street, Ninh Binh city</w:t>
-                  </w:r>
-                </w:p>
-              </w:tc>
-            </w:tr>
-            <w:tr>
-              <w:tc>
-                <w:tcPr>
-                  <w:tcW w:w="630" w:type="dxa"/>
-                  <w:shd w:val="clear" w:color="auto" w:fill="auto"/>
-                  <w:tcMar>
-                    <w:top w:w="100" w:type="dxa"/>
-                    <w:left w:w="100" w:type="dxa"/>
-                    <w:bottom w:w="100" w:type="dxa"/>
-                    <w:right w:w="100" w:type="dxa"/>
-                  </w:tcMar>
-                </w:tcPr>
-                <w:p>
-                  <w:pPr>
-                    <w:widowControl w:val="0"/>
-                    <w:spacing w:before="0" w:line="276" w:lineRule="auto"/>
-                    <w:jc w:val="left"/>
-                    <w:rPr>
-                      <w:sz w:val="22"/>
-                      <w:szCs w:val="22"/>
-                    </w:rPr>
-                  </w:pPr>
-                  <w:r>
-                    <w:rPr>
-                      <w:sz w:val="22"/>
-                      <w:szCs w:val="22"/>
-                    </w:rPr>
-                    <w:t>5</w:t>
-                  </w:r>
-                </w:p>
-              </w:tc>
-              <w:tc>
-                <w:tcPr>
-                  <w:tcW w:w="1395" w:type="dxa"/>
-                  <w:shd w:val="clear" w:color="auto" w:fill="auto"/>
-                  <w:tcMar>
-                    <w:top w:w="100" w:type="dxa"/>
-                    <w:left w:w="100" w:type="dxa"/>
-                    <w:bottom w:w="100" w:type="dxa"/>
-                    <w:right w:w="100" w:type="dxa"/>
-                  </w:tcMar>
-                </w:tcPr>
-                <w:p>
-                  <w:pPr>
-                    <w:widowControl w:val="0"/>
-                    <w:spacing w:before="0" w:line="276" w:lineRule="auto"/>
-                    <w:jc w:val="left"/>
-                    <w:rPr>
-                      <w:sz w:val="22"/>
-                      <w:szCs w:val="22"/>
-                    </w:rPr>
-                  </w:pPr>
-                  <w:r>
-                    <w:rPr>
-                      <w:sz w:val="22"/>
-                      <w:szCs w:val="22"/>
-                    </w:rPr>
-                    <w:t>Shipping instruction</w:t>
-                  </w:r>
-                </w:p>
-              </w:tc>
-              <w:tc>
-                <w:tcPr>
-                  <w:tcW w:w="1665" w:type="dxa"/>
-                  <w:shd w:val="clear" w:color="auto" w:fill="auto"/>
-                  <w:tcMar>
-                    <w:top w:w="100" w:type="dxa"/>
-                    <w:left w:w="100" w:type="dxa"/>
-                    <w:bottom w:w="100" w:type="dxa"/>
-                    <w:right w:w="100" w:type="dxa"/>
-                  </w:tcMar>
-                </w:tcPr>
-                <w:p>
-                  <w:pPr>
-                    <w:widowControl w:val="0"/>
-                    <w:spacing w:before="0" w:line="276" w:lineRule="auto"/>
-                    <w:jc w:val="left"/>
-                    <w:rPr>
-                      <w:sz w:val="22"/>
-                      <w:szCs w:val="22"/>
-                    </w:rPr>
-                  </w:pPr>
-                </w:p>
-              </w:tc>
-              <w:tc>
-                <w:tcPr>
-                  <w:tcW w:w="1575" w:type="dxa"/>
-                  <w:shd w:val="clear" w:color="auto" w:fill="auto"/>
-                  <w:tcMar>
-                    <w:top w:w="100" w:type="dxa"/>
-                    <w:left w:w="100" w:type="dxa"/>
-                    <w:bottom w:w="100" w:type="dxa"/>
-                    <w:right w:w="100" w:type="dxa"/>
-                  </w:tcMar>
-                </w:tcPr>
-                <w:p>
-                  <w:pPr>
-                    <w:widowControl w:val="0"/>
-                    <w:spacing w:before="0" w:line="276" w:lineRule="auto"/>
-                    <w:jc w:val="left"/>
-                    <w:rPr>
-                      <w:sz w:val="22"/>
-                      <w:szCs w:val="22"/>
-                    </w:rPr>
-                  </w:pPr>
-                  <w:r>
-                    <w:rPr>
-                      <w:sz w:val="22"/>
-                      <w:szCs w:val="22"/>
-                    </w:rPr>
-                    <w:t>No</w:t>
-                  </w:r>
-                </w:p>
-              </w:tc>
-              <w:tc>
-                <w:tcPr>
-                  <w:tcW w:w="1350" w:type="dxa"/>
-                  <w:shd w:val="clear" w:color="auto" w:fill="auto"/>
-                  <w:tcMar>
-                    <w:top w:w="100" w:type="dxa"/>
-                    <w:left w:w="100" w:type="dxa"/>
-                    <w:bottom w:w="100" w:type="dxa"/>
-                    <w:right w:w="100" w:type="dxa"/>
-                  </w:tcMar>
-                </w:tcPr>
-                <w:p>
-                  <w:pPr>
-                    <w:widowControl w:val="0"/>
-                    <w:spacing w:before="0" w:line="276" w:lineRule="auto"/>
-                    <w:jc w:val="left"/>
-                    <w:rPr>
-                      <w:sz w:val="22"/>
-                      <w:szCs w:val="22"/>
-                    </w:rPr>
-                  </w:pPr>
-                </w:p>
-              </w:tc>
-              <w:tc>
-                <w:tcPr>
-                  <w:tcW w:w="1755" w:type="dxa"/>
-                  <w:shd w:val="clear" w:color="auto" w:fill="auto"/>
-                  <w:tcMar>
-                    <w:top w:w="100" w:type="dxa"/>
-                    <w:left w:w="100" w:type="dxa"/>
-                    <w:bottom w:w="100" w:type="dxa"/>
-                    <w:right w:w="100" w:type="dxa"/>
-                  </w:tcMar>
-                </w:tcPr>
-                <w:p>
-                  <w:pPr>
-                    <w:widowControl w:val="0"/>
-                    <w:spacing w:before="0" w:line="276" w:lineRule="auto"/>
-                    <w:jc w:val="left"/>
-                    <w:rPr>
-                      <w:sz w:val="22"/>
-                      <w:szCs w:val="22"/>
-                    </w:rPr>
-                  </w:pPr>
-                </w:p>
-              </w:tc>
-            </w:tr>
-            <w:tr>
-              <w:tc>
-                <w:tcPr>
-                  <w:tcW w:w="630" w:type="dxa"/>
-                  <w:shd w:val="clear" w:color="auto" w:fill="auto"/>
-                  <w:tcMar>
-                    <w:top w:w="100" w:type="dxa"/>
-                    <w:left w:w="100" w:type="dxa"/>
-                    <w:bottom w:w="100" w:type="dxa"/>
-                    <w:right w:w="100" w:type="dxa"/>
-                  </w:tcMar>
-                </w:tcPr>
-                <w:p>
-                  <w:pPr>
-                    <w:widowControl w:val="0"/>
-                    <w:spacing w:before="0" w:line="276" w:lineRule="auto"/>
-                    <w:jc w:val="left"/>
-                    <w:rPr>
-                      <w:sz w:val="22"/>
-                      <w:szCs w:val="22"/>
-                    </w:rPr>
-                  </w:pPr>
-                  <w:r>
-                    <w:rPr>
-                      <w:sz w:val="22"/>
-                      <w:szCs w:val="22"/>
-                    </w:rPr>
-                    <w:t>6</w:t>
-                  </w:r>
-                </w:p>
-              </w:tc>
-              <w:tc>
-                <w:tcPr>
-                  <w:tcW w:w="1395" w:type="dxa"/>
-                  <w:shd w:val="clear" w:color="auto" w:fill="auto"/>
-                  <w:tcMar>
-                    <w:top w:w="100" w:type="dxa"/>
-                    <w:left w:w="100" w:type="dxa"/>
-                    <w:bottom w:w="100" w:type="dxa"/>
-                    <w:right w:w="100" w:type="dxa"/>
-                  </w:tcMar>
-                </w:tcPr>
-                <w:p>
-                  <w:pPr>
-                    <w:widowControl w:val="0"/>
-                    <w:spacing w:before="0" w:line="276" w:lineRule="auto"/>
-                    <w:jc w:val="left"/>
-                    <w:rPr>
-                      <w:sz w:val="22"/>
-                      <w:szCs w:val="22"/>
-                    </w:rPr>
-                  </w:pPr>
-                  <w:r>
-                    <w:rPr>
-                      <w:sz w:val="22"/>
-                      <w:szCs w:val="22"/>
-                    </w:rPr>
-                    <w:t>Delivery time</w:t>
-                  </w:r>
-                </w:p>
-              </w:tc>
-              <w:tc>
-                <w:tcPr>
-                  <w:tcW w:w="1665" w:type="dxa"/>
-                  <w:shd w:val="clear" w:color="auto" w:fill="auto"/>
-                  <w:tcMar>
-                    <w:top w:w="100" w:type="dxa"/>
-                    <w:left w:w="100" w:type="dxa"/>
-                    <w:bottom w:w="100" w:type="dxa"/>
-                    <w:right w:w="100" w:type="dxa"/>
-                  </w:tcMar>
-                </w:tcPr>
-                <w:p>
-                  <w:pPr>
-                    <w:widowControl w:val="0"/>
-                    <w:spacing w:before="0" w:line="276" w:lineRule="auto"/>
-                    <w:jc w:val="left"/>
-                    <w:rPr>
-                      <w:sz w:val="22"/>
-                      <w:szCs w:val="22"/>
-                    </w:rPr>
-                  </w:pPr>
-                  <w:r>
-                    <w:rPr>
-                      <w:sz w:val="22"/>
-                      <w:szCs w:val="22"/>
-                    </w:rPr>
-                    <w:t>Rush order delivery time</w:t>
-                  </w:r>
-                </w:p>
-              </w:tc>
-              <w:tc>
-                <w:tcPr>
-                  <w:tcW w:w="1575" w:type="dxa"/>
-                  <w:shd w:val="clear" w:color="auto" w:fill="auto"/>
-                  <w:tcMar>
-                    <w:top w:w="100" w:type="dxa"/>
-                    <w:left w:w="100" w:type="dxa"/>
-                    <w:bottom w:w="100" w:type="dxa"/>
-                    <w:right w:w="100" w:type="dxa"/>
-                  </w:tcMar>
-                </w:tcPr>
-                <w:p>
-                  <w:pPr>
-                    <w:widowControl w:val="0"/>
-                    <w:spacing w:before="0" w:line="276" w:lineRule="auto"/>
-                    <w:jc w:val="left"/>
-                    <w:rPr>
-                      <w:sz w:val="22"/>
-                      <w:szCs w:val="22"/>
-                    </w:rPr>
-                  </w:pPr>
-                  <w:r>
-                    <w:rPr>
-                      <w:sz w:val="22"/>
-                      <w:szCs w:val="22"/>
-                    </w:rPr>
-                    <w:t>No</w:t>
-                  </w:r>
-                </w:p>
-              </w:tc>
-              <w:tc>
-                <w:tcPr>
-                  <w:tcW w:w="1350" w:type="dxa"/>
-                  <w:shd w:val="clear" w:color="auto" w:fill="auto"/>
-                  <w:tcMar>
-                    <w:top w:w="100" w:type="dxa"/>
-                    <w:left w:w="100" w:type="dxa"/>
-                    <w:bottom w:w="100" w:type="dxa"/>
-                    <w:right w:w="100" w:type="dxa"/>
-                  </w:tcMar>
-                </w:tcPr>
-                <w:p>
-                  <w:pPr>
-                    <w:widowControl w:val="0"/>
-                    <w:spacing w:before="0" w:line="276" w:lineRule="auto"/>
-                    <w:jc w:val="left"/>
-                    <w:rPr>
-                      <w:sz w:val="22"/>
-                      <w:szCs w:val="22"/>
-                    </w:rPr>
-                  </w:pPr>
-                </w:p>
-              </w:tc>
-              <w:tc>
-                <w:tcPr>
-                  <w:tcW w:w="1755" w:type="dxa"/>
-                  <w:shd w:val="clear" w:color="auto" w:fill="auto"/>
-                  <w:tcMar>
-                    <w:top w:w="100" w:type="dxa"/>
-                    <w:left w:w="100" w:type="dxa"/>
-                    <w:bottom w:w="100" w:type="dxa"/>
-                    <w:right w:w="100" w:type="dxa"/>
-                  </w:tcMar>
-                </w:tcPr>
-                <w:p>
-                  <w:pPr>
-                    <w:widowControl w:val="0"/>
-                    <w:spacing w:before="0" w:line="276" w:lineRule="auto"/>
-                    <w:jc w:val="left"/>
-                    <w:rPr>
-                      <w:sz w:val="22"/>
-                      <w:szCs w:val="22"/>
-                    </w:rPr>
-                  </w:pPr>
-                  <w:r>
-                    <w:rPr>
-                      <w:sz w:val="22"/>
-                      <w:szCs w:val="22"/>
-                    </w:rPr>
-                    <w:t>1 day</w:t>
-                  </w:r>
-                </w:p>
-              </w:tc>
-            </w:tr>
-          </w:tbl>
-          <w:p>
-            <w:pPr>
-              <w:widowControl w:val="0"/>
-              <w:spacing w:before="240" w:after="240" w:line="276" w:lineRule="auto"/>
-              <w:jc w:val="left"/>
-              <w:rPr>
-                <w:b/>
-              </w:rPr>
-            </w:pPr>
-          </w:p>
-          <w:p>
-            <w:pPr>
-              <w:numPr>
-                <w:ilvl w:val="0"/>
-                <w:numId w:val="24"/>
-              </w:numPr>
-              <w:spacing w:after="120"/>
-              <w:rPr>
-                <w:b/>
-                <w:sz w:val="28"/>
-                <w:szCs w:val="28"/>
-              </w:rPr>
-            </w:pPr>
-            <w:r>
-              <w:rPr>
-                <w:b/>
-                <w:sz w:val="28"/>
-                <w:szCs w:val="28"/>
-              </w:rPr>
-              <w:t>Output data</w:t>
-            </w:r>
-          </w:p>
-          <w:p>
-            <w:pPr>
-              <w:widowControl w:val="0"/>
-              <w:spacing w:before="240" w:after="240" w:line="276" w:lineRule="auto"/>
-              <w:jc w:val="left"/>
-              <w:rPr>
-                <w:b/>
-              </w:rPr>
-            </w:pPr>
-            <w:r>
-              <w:rPr>
-                <w:b/>
-              </w:rPr>
-              <w:t>Table 3-Output data of order information and shipping fee</w:t>
-            </w:r>
-            <w:r>
-              <w:t xml:space="preserve">  </w:t>
-            </w:r>
-          </w:p>
-          <w:tbl>
-            <w:tblPr>
-              <w:tblW w:w="8370" w:type="dxa"/>
-              <w:tblBorders>
-                <w:top w:val="single" w:sz="4" w:space="0" w:color="000000"/>
-                <w:left w:val="single" w:sz="4" w:space="0" w:color="000000"/>
-                <w:bottom w:val="single" w:sz="4" w:space="0" w:color="000000"/>
-                <w:right w:val="single" w:sz="4" w:space="0" w:color="000000"/>
-                <w:insideH w:val="single" w:sz="4" w:space="0" w:color="000000"/>
-                <w:insideV w:val="single" w:sz="4" w:space="0" w:color="000000"/>
-              </w:tblBorders>
-              <w:tblLayout w:type="fixed"/>
-              <w:tblLook w:val="0400" w:firstRow="0" w:lastRow="0" w:firstColumn="0" w:lastColumn="0" w:noHBand="0" w:noVBand="1"/>
-            </w:tblPr>
-            <w:tblGrid>
-              <w:gridCol w:w="630"/>
-              <w:gridCol w:w="1350"/>
-              <w:gridCol w:w="1875"/>
-              <w:gridCol w:w="2235"/>
-              <w:gridCol w:w="2280"/>
-            </w:tblGrid>
-            <w:tr>
-              <w:tc>
-                <w:tcPr>
-                  <w:tcW w:w="630" w:type="dxa"/>
-                  <w:shd w:val="clear" w:color="auto" w:fill="D5A6BD"/>
-                  <w:tcMar>
-                    <w:top w:w="100" w:type="dxa"/>
-                    <w:left w:w="100" w:type="dxa"/>
-                    <w:bottom w:w="100" w:type="dxa"/>
-                    <w:right w:w="100" w:type="dxa"/>
-                  </w:tcMar>
-                </w:tcPr>
-                <w:p>
-                  <w:pPr>
-                    <w:widowControl w:val="0"/>
-                    <w:spacing w:before="0" w:line="276" w:lineRule="auto"/>
-                    <w:jc w:val="left"/>
-                    <w:rPr>
-                      <w:sz w:val="22"/>
-                      <w:szCs w:val="22"/>
-                    </w:rPr>
-                  </w:pPr>
-                  <w:r>
-                    <w:rPr>
-                      <w:sz w:val="22"/>
-                      <w:szCs w:val="22"/>
-                    </w:rPr>
-                    <w:t>No</w:t>
-                  </w:r>
-                </w:p>
-              </w:tc>
-              <w:tc>
-                <w:tcPr>
-                  <w:tcW w:w="1350" w:type="dxa"/>
-                  <w:shd w:val="clear" w:color="auto" w:fill="D5A6BD"/>
-                  <w:tcMar>
-                    <w:top w:w="100" w:type="dxa"/>
-                    <w:left w:w="100" w:type="dxa"/>
-                    <w:bottom w:w="100" w:type="dxa"/>
-                    <w:right w:w="100" w:type="dxa"/>
-                  </w:tcMar>
-                </w:tcPr>
-                <w:p>
-                  <w:pPr>
-                    <w:widowControl w:val="0"/>
-                    <w:spacing w:before="0" w:line="276" w:lineRule="auto"/>
-                    <w:jc w:val="left"/>
-                    <w:rPr>
-                      <w:sz w:val="22"/>
-                      <w:szCs w:val="22"/>
-                    </w:rPr>
-                  </w:pPr>
-                  <w:r>
-                    <w:rPr>
-                      <w:sz w:val="22"/>
-                      <w:szCs w:val="22"/>
-                    </w:rPr>
-                    <w:t>Data fields</w:t>
-                  </w:r>
-                </w:p>
-              </w:tc>
-              <w:tc>
-                <w:tcPr>
-                  <w:tcW w:w="1875" w:type="dxa"/>
-                  <w:shd w:val="clear" w:color="auto" w:fill="D5A6BD"/>
-                  <w:tcMar>
-                    <w:top w:w="100" w:type="dxa"/>
-                    <w:left w:w="100" w:type="dxa"/>
-                    <w:bottom w:w="100" w:type="dxa"/>
-                    <w:right w:w="100" w:type="dxa"/>
-                  </w:tcMar>
-                </w:tcPr>
-                <w:p>
-                  <w:pPr>
-                    <w:widowControl w:val="0"/>
-                    <w:spacing w:before="0" w:line="276" w:lineRule="auto"/>
-                    <w:jc w:val="left"/>
-                    <w:rPr>
-                      <w:sz w:val="22"/>
-                      <w:szCs w:val="22"/>
-                    </w:rPr>
-                  </w:pPr>
-                  <w:r>
-                    <w:rPr>
-                      <w:sz w:val="22"/>
-                      <w:szCs w:val="22"/>
-                    </w:rPr>
-                    <w:t>Description</w:t>
-                  </w:r>
-                </w:p>
-              </w:tc>
-              <w:tc>
-                <w:tcPr>
-                  <w:tcW w:w="2235" w:type="dxa"/>
-                  <w:shd w:val="clear" w:color="auto" w:fill="D5A6BD"/>
-                  <w:tcMar>
-                    <w:top w:w="100" w:type="dxa"/>
-                    <w:left w:w="100" w:type="dxa"/>
-                    <w:bottom w:w="100" w:type="dxa"/>
-                    <w:right w:w="100" w:type="dxa"/>
-                  </w:tcMar>
-                </w:tcPr>
-                <w:p>
-                  <w:pPr>
-                    <w:widowControl w:val="0"/>
-                    <w:spacing w:before="0" w:line="276" w:lineRule="auto"/>
-                    <w:jc w:val="left"/>
-                    <w:rPr>
-                      <w:sz w:val="22"/>
-                      <w:szCs w:val="22"/>
-                    </w:rPr>
-                  </w:pPr>
-                  <w:r>
-                    <w:rPr>
-                      <w:sz w:val="22"/>
-                      <w:szCs w:val="22"/>
-                    </w:rPr>
-                    <w:t>Display format</w:t>
-                  </w:r>
-                </w:p>
-              </w:tc>
-              <w:tc>
-                <w:tcPr>
-                  <w:tcW w:w="2280" w:type="dxa"/>
-                  <w:shd w:val="clear" w:color="auto" w:fill="D5A6BD"/>
-                  <w:tcMar>
-                    <w:top w:w="100" w:type="dxa"/>
-                    <w:left w:w="100" w:type="dxa"/>
-                    <w:bottom w:w="100" w:type="dxa"/>
-                    <w:right w:w="100" w:type="dxa"/>
-                  </w:tcMar>
-                </w:tcPr>
-                <w:p>
-                  <w:pPr>
-                    <w:widowControl w:val="0"/>
-                    <w:spacing w:before="0" w:line="276" w:lineRule="auto"/>
-                    <w:jc w:val="left"/>
-                    <w:rPr>
-                      <w:sz w:val="22"/>
-                      <w:szCs w:val="22"/>
-                    </w:rPr>
-                  </w:pPr>
-                  <w:r>
-                    <w:rPr>
-                      <w:sz w:val="22"/>
-                      <w:szCs w:val="22"/>
-                    </w:rPr>
-                    <w:t>Example</w:t>
-                  </w:r>
-                </w:p>
-              </w:tc>
-            </w:tr>
-            <w:tr>
-              <w:tc>
-                <w:tcPr>
-                  <w:tcW w:w="630" w:type="dxa"/>
-                  <w:shd w:val="clear" w:color="auto" w:fill="auto"/>
-                  <w:tcMar>
-                    <w:top w:w="100" w:type="dxa"/>
-                    <w:left w:w="100" w:type="dxa"/>
-                    <w:bottom w:w="100" w:type="dxa"/>
-                    <w:right w:w="100" w:type="dxa"/>
-                  </w:tcMar>
-                </w:tcPr>
-                <w:p>
-                  <w:pPr>
-                    <w:widowControl w:val="0"/>
-                    <w:spacing w:before="0" w:line="276" w:lineRule="auto"/>
-                    <w:jc w:val="left"/>
-                    <w:rPr>
-                      <w:sz w:val="22"/>
-                      <w:szCs w:val="22"/>
-                    </w:rPr>
-                  </w:pPr>
-                  <w:r>
-                    <w:rPr>
-                      <w:sz w:val="22"/>
-                      <w:szCs w:val="22"/>
-                    </w:rPr>
-                    <w:lastRenderedPageBreak/>
-                    <w:t>1</w:t>
-                  </w:r>
-                </w:p>
-              </w:tc>
-              <w:tc>
-                <w:tcPr>
-                  <w:tcW w:w="1350" w:type="dxa"/>
-                  <w:shd w:val="clear" w:color="auto" w:fill="auto"/>
-                  <w:tcMar>
-                    <w:top w:w="100" w:type="dxa"/>
-                    <w:left w:w="100" w:type="dxa"/>
-                    <w:bottom w:w="100" w:type="dxa"/>
-                    <w:right w:w="100" w:type="dxa"/>
-                  </w:tcMar>
-                </w:tcPr>
-                <w:p>
-                  <w:pPr>
-                    <w:widowControl w:val="0"/>
-                    <w:spacing w:before="0" w:line="276" w:lineRule="auto"/>
-                    <w:jc w:val="left"/>
-                    <w:rPr>
-                      <w:sz w:val="22"/>
-                      <w:szCs w:val="22"/>
-                    </w:rPr>
-                  </w:pPr>
-                  <w:r>
-                    <w:rPr>
-                      <w:sz w:val="22"/>
-                      <w:szCs w:val="22"/>
-                    </w:rPr>
-                    <w:t>Title</w:t>
-                  </w:r>
-                </w:p>
-              </w:tc>
-              <w:tc>
-                <w:tcPr>
-                  <w:tcW w:w="1875" w:type="dxa"/>
-                  <w:shd w:val="clear" w:color="auto" w:fill="auto"/>
-                  <w:tcMar>
-                    <w:top w:w="100" w:type="dxa"/>
-                    <w:left w:w="100" w:type="dxa"/>
-                    <w:bottom w:w="100" w:type="dxa"/>
-                    <w:right w:w="100" w:type="dxa"/>
-                  </w:tcMar>
-                </w:tcPr>
-                <w:p>
-                  <w:pPr>
-                    <w:widowControl w:val="0"/>
-                    <w:spacing w:before="0" w:line="276" w:lineRule="auto"/>
-                    <w:jc w:val="left"/>
-                    <w:rPr>
-                      <w:sz w:val="22"/>
-                      <w:szCs w:val="22"/>
-                    </w:rPr>
-                  </w:pPr>
-                  <w:r>
-                    <w:rPr>
-                      <w:sz w:val="22"/>
-                      <w:szCs w:val="22"/>
-                    </w:rPr>
-                    <w:t>The name of a media product</w:t>
-                  </w:r>
-                </w:p>
-              </w:tc>
-              <w:tc>
-                <w:tcPr>
-                  <w:tcW w:w="2235" w:type="dxa"/>
-                  <w:shd w:val="clear" w:color="auto" w:fill="auto"/>
-                  <w:tcMar>
-                    <w:top w:w="100" w:type="dxa"/>
-                    <w:left w:w="100" w:type="dxa"/>
-                    <w:bottom w:w="100" w:type="dxa"/>
-                    <w:right w:w="100" w:type="dxa"/>
-                  </w:tcMar>
-                </w:tcPr>
-                <w:p>
-                  <w:pPr>
-                    <w:widowControl w:val="0"/>
-                    <w:spacing w:before="0" w:line="276" w:lineRule="auto"/>
-                    <w:jc w:val="left"/>
-                    <w:rPr>
-                      <w:sz w:val="22"/>
-                      <w:szCs w:val="22"/>
-                    </w:rPr>
-                  </w:pPr>
-                </w:p>
-              </w:tc>
-              <w:tc>
-                <w:tcPr>
-                  <w:tcW w:w="2280" w:type="dxa"/>
-                  <w:shd w:val="clear" w:color="auto" w:fill="auto"/>
-                  <w:tcMar>
-                    <w:top w:w="100" w:type="dxa"/>
-                    <w:left w:w="100" w:type="dxa"/>
-                    <w:bottom w:w="100" w:type="dxa"/>
-                    <w:right w:w="100" w:type="dxa"/>
-                  </w:tcMar>
-                </w:tcPr>
-                <w:p>
-                  <w:pPr>
-                    <w:widowControl w:val="0"/>
-                    <w:spacing w:before="0" w:line="276" w:lineRule="auto"/>
-                    <w:jc w:val="left"/>
-                    <w:rPr>
-                      <w:sz w:val="22"/>
-                      <w:szCs w:val="22"/>
-                    </w:rPr>
-                  </w:pPr>
-                  <w:r>
-                    <w:rPr>
-                      <w:sz w:val="22"/>
-                      <w:szCs w:val="22"/>
-                    </w:rPr>
-                    <w:t>DVD”Davinci code”</w:t>
-                  </w:r>
-                </w:p>
-              </w:tc>
-            </w:tr>
-            <w:tr>
-              <w:tc>
-                <w:tcPr>
-                  <w:tcW w:w="630" w:type="dxa"/>
-                  <w:shd w:val="clear" w:color="auto" w:fill="auto"/>
-                  <w:tcMar>
-                    <w:top w:w="100" w:type="dxa"/>
-                    <w:left w:w="100" w:type="dxa"/>
-                    <w:bottom w:w="100" w:type="dxa"/>
-                    <w:right w:w="100" w:type="dxa"/>
-                  </w:tcMar>
-                </w:tcPr>
-                <w:p>
-                  <w:pPr>
-                    <w:widowControl w:val="0"/>
-                    <w:spacing w:before="0" w:line="276" w:lineRule="auto"/>
-                    <w:jc w:val="left"/>
-                    <w:rPr>
-                      <w:sz w:val="22"/>
-                      <w:szCs w:val="22"/>
-                    </w:rPr>
-                  </w:pPr>
-                  <w:r>
-                    <w:rPr>
-                      <w:sz w:val="22"/>
-                      <w:szCs w:val="22"/>
-                    </w:rPr>
-                    <w:t>2</w:t>
-                  </w:r>
-                </w:p>
-              </w:tc>
-              <w:tc>
-                <w:tcPr>
-                  <w:tcW w:w="1350" w:type="dxa"/>
-                  <w:shd w:val="clear" w:color="auto" w:fill="auto"/>
-                  <w:tcMar>
-                    <w:top w:w="100" w:type="dxa"/>
-                    <w:left w:w="100" w:type="dxa"/>
-                    <w:bottom w:w="100" w:type="dxa"/>
-                    <w:right w:w="100" w:type="dxa"/>
-                  </w:tcMar>
-                </w:tcPr>
-                <w:p>
-                  <w:pPr>
-                    <w:widowControl w:val="0"/>
-                    <w:spacing w:before="0" w:line="276" w:lineRule="auto"/>
-                    <w:jc w:val="left"/>
-                    <w:rPr>
-                      <w:sz w:val="22"/>
-                      <w:szCs w:val="22"/>
-                    </w:rPr>
-                  </w:pPr>
-                  <w:r>
-                    <w:rPr>
-                      <w:sz w:val="22"/>
-                      <w:szCs w:val="22"/>
-                    </w:rPr>
-                    <w:t>Price</w:t>
-                  </w:r>
-                </w:p>
-              </w:tc>
-              <w:tc>
-                <w:tcPr>
-                  <w:tcW w:w="1875" w:type="dxa"/>
-                  <w:shd w:val="clear" w:color="auto" w:fill="auto"/>
-                  <w:tcMar>
-                    <w:top w:w="100" w:type="dxa"/>
-                    <w:left w:w="100" w:type="dxa"/>
-                    <w:bottom w:w="100" w:type="dxa"/>
-                    <w:right w:w="100" w:type="dxa"/>
-                  </w:tcMar>
-                </w:tcPr>
-                <w:p>
-                  <w:pPr>
-                    <w:widowControl w:val="0"/>
-                    <w:spacing w:before="0" w:line="276" w:lineRule="auto"/>
-                    <w:jc w:val="left"/>
-                    <w:rPr>
-                      <w:sz w:val="22"/>
-                      <w:szCs w:val="22"/>
-                    </w:rPr>
-                  </w:pPr>
-                  <w:r>
-                    <w:rPr>
-                      <w:sz w:val="22"/>
-                      <w:szCs w:val="22"/>
-                    </w:rPr>
-                    <w:t>Price of the corresponding media product</w:t>
-                  </w:r>
-                </w:p>
-              </w:tc>
-              <w:tc>
-                <w:tcPr>
-                  <w:tcW w:w="2235" w:type="dxa"/>
-                  <w:shd w:val="clear" w:color="auto" w:fill="auto"/>
-                  <w:tcMar>
-                    <w:top w:w="100" w:type="dxa"/>
-                    <w:left w:w="100" w:type="dxa"/>
-                    <w:bottom w:w="100" w:type="dxa"/>
-                    <w:right w:w="100" w:type="dxa"/>
-                  </w:tcMar>
-                </w:tcPr>
-                <w:p>
-                  <w:pPr>
-                    <w:widowControl w:val="0"/>
-                    <w:spacing w:before="0" w:line="276" w:lineRule="auto"/>
-                    <w:jc w:val="left"/>
-                    <w:rPr>
-                      <w:sz w:val="22"/>
-                      <w:szCs w:val="22"/>
-                    </w:rPr>
-                  </w:pPr>
-                  <w:r>
-                    <w:rPr>
-                      <w:sz w:val="22"/>
-                      <w:szCs w:val="22"/>
-                    </w:rPr>
-                    <w:t xml:space="preserve"> - Comma for thousands separator</w:t>
-                  </w:r>
-                </w:p>
-                <w:p>
-                  <w:pPr>
-                    <w:widowControl w:val="0"/>
-                    <w:spacing w:before="0" w:line="276" w:lineRule="auto"/>
-                    <w:jc w:val="left"/>
-                    <w:rPr>
-                      <w:sz w:val="22"/>
-                      <w:szCs w:val="22"/>
-                    </w:rPr>
-                  </w:pPr>
-                  <w:r>
-                    <w:rPr>
-                      <w:sz w:val="22"/>
-                      <w:szCs w:val="22"/>
-                    </w:rPr>
-                    <w:t xml:space="preserve">  </w:t>
-                  </w:r>
-                </w:p>
-                <w:p>
-                  <w:pPr>
-                    <w:widowControl w:val="0"/>
-                    <w:spacing w:before="0" w:line="276" w:lineRule="auto"/>
-                    <w:jc w:val="left"/>
-                    <w:rPr>
-                      <w:sz w:val="22"/>
-                      <w:szCs w:val="22"/>
-                    </w:rPr>
-                  </w:pPr>
-                  <w:r>
-                    <w:rPr>
-                      <w:sz w:val="22"/>
-                      <w:szCs w:val="22"/>
-                    </w:rPr>
-                    <w:t xml:space="preserve">  - Positive integer </w:t>
-                  </w:r>
-                </w:p>
-                <w:p>
-                  <w:pPr>
-                    <w:widowControl w:val="0"/>
-                    <w:spacing w:before="0" w:line="276" w:lineRule="auto"/>
-                    <w:jc w:val="left"/>
-                    <w:rPr>
-                      <w:sz w:val="22"/>
-                      <w:szCs w:val="22"/>
-                    </w:rPr>
-                  </w:pPr>
-                </w:p>
-                <w:p>
-                  <w:pPr>
-                    <w:widowControl w:val="0"/>
-                    <w:spacing w:before="0" w:line="276" w:lineRule="auto"/>
-                    <w:jc w:val="left"/>
-                    <w:rPr>
-                      <w:sz w:val="22"/>
-                      <w:szCs w:val="22"/>
-                    </w:rPr>
-                  </w:pPr>
-                  <w:r>
-                    <w:rPr>
-                      <w:sz w:val="22"/>
-                      <w:szCs w:val="22"/>
-                    </w:rPr>
-                    <w:t xml:space="preserve">  - Right alignment</w:t>
-                  </w:r>
-                </w:p>
-              </w:tc>
-              <w:tc>
-                <w:tcPr>
-                  <w:tcW w:w="2280" w:type="dxa"/>
-                  <w:shd w:val="clear" w:color="auto" w:fill="auto"/>
-                  <w:tcMar>
-                    <w:top w:w="100" w:type="dxa"/>
-                    <w:left w:w="100" w:type="dxa"/>
-                    <w:bottom w:w="100" w:type="dxa"/>
-                    <w:right w:w="100" w:type="dxa"/>
-                  </w:tcMar>
-                </w:tcPr>
-                <w:p>
-                  <w:pPr>
-                    <w:widowControl w:val="0"/>
-                    <w:spacing w:before="0" w:line="276" w:lineRule="auto"/>
-                    <w:jc w:val="left"/>
-                    <w:rPr>
-                      <w:sz w:val="22"/>
-                      <w:szCs w:val="22"/>
-                    </w:rPr>
-                  </w:pPr>
-                  <w:r>
-                    <w:rPr>
-                      <w:sz w:val="22"/>
-                      <w:szCs w:val="22"/>
-                    </w:rPr>
-                    <w:t>150,000</w:t>
-                  </w:r>
-                </w:p>
-              </w:tc>
-            </w:tr>
-            <w:tr>
-              <w:tc>
-                <w:tcPr>
-                  <w:tcW w:w="630" w:type="dxa"/>
-                  <w:shd w:val="clear" w:color="auto" w:fill="auto"/>
-                  <w:tcMar>
-                    <w:top w:w="100" w:type="dxa"/>
-                    <w:left w:w="100" w:type="dxa"/>
-                    <w:bottom w:w="100" w:type="dxa"/>
-                    <w:right w:w="100" w:type="dxa"/>
-                  </w:tcMar>
-                </w:tcPr>
-                <w:p>
-                  <w:pPr>
-                    <w:widowControl w:val="0"/>
-                    <w:spacing w:before="0" w:line="276" w:lineRule="auto"/>
-                    <w:jc w:val="left"/>
-                    <w:rPr>
-                      <w:sz w:val="22"/>
-                      <w:szCs w:val="22"/>
-                    </w:rPr>
-                  </w:pPr>
-                  <w:r>
-                    <w:rPr>
-                      <w:sz w:val="22"/>
-                      <w:szCs w:val="22"/>
-                    </w:rPr>
-                    <w:t>3</w:t>
-                  </w:r>
-                </w:p>
-              </w:tc>
-              <w:tc>
-                <w:tcPr>
-                  <w:tcW w:w="1350" w:type="dxa"/>
-                  <w:shd w:val="clear" w:color="auto" w:fill="auto"/>
-                  <w:tcMar>
-                    <w:top w:w="100" w:type="dxa"/>
-                    <w:left w:w="100" w:type="dxa"/>
-                    <w:bottom w:w="100" w:type="dxa"/>
-                    <w:right w:w="100" w:type="dxa"/>
-                  </w:tcMar>
-                </w:tcPr>
-                <w:p>
-                  <w:pPr>
-                    <w:widowControl w:val="0"/>
-                    <w:spacing w:before="0" w:line="276" w:lineRule="auto"/>
-                    <w:jc w:val="left"/>
-                    <w:rPr>
-                      <w:sz w:val="22"/>
-                      <w:szCs w:val="22"/>
-                    </w:rPr>
-                  </w:pPr>
-                  <w:r>
-                    <w:rPr>
-                      <w:sz w:val="22"/>
-                      <w:szCs w:val="22"/>
-                    </w:rPr>
-                    <w:t>Quantity</w:t>
-                  </w:r>
-                </w:p>
-              </w:tc>
-              <w:tc>
-                <w:tcPr>
-                  <w:tcW w:w="1875" w:type="dxa"/>
-                  <w:shd w:val="clear" w:color="auto" w:fill="auto"/>
-                  <w:tcMar>
-                    <w:top w:w="100" w:type="dxa"/>
-                    <w:left w:w="100" w:type="dxa"/>
-                    <w:bottom w:w="100" w:type="dxa"/>
-                    <w:right w:w="100" w:type="dxa"/>
-                  </w:tcMar>
-                </w:tcPr>
-                <w:p>
-                  <w:pPr>
-                    <w:widowControl w:val="0"/>
-                    <w:spacing w:before="0" w:line="276" w:lineRule="auto"/>
-                    <w:jc w:val="left"/>
-                    <w:rPr>
-                      <w:sz w:val="22"/>
-                      <w:szCs w:val="22"/>
-                    </w:rPr>
-                  </w:pPr>
-                  <w:r>
-                    <w:rPr>
-                      <w:sz w:val="22"/>
-                      <w:szCs w:val="22"/>
-                    </w:rPr>
-                    <w:t xml:space="preserve">Quantity of the corresponding media  </w:t>
-                  </w:r>
-                </w:p>
-              </w:tc>
-              <w:tc>
-                <w:tcPr>
-                  <w:tcW w:w="2235" w:type="dxa"/>
-                  <w:shd w:val="clear" w:color="auto" w:fill="auto"/>
-                  <w:tcMar>
-                    <w:top w:w="100" w:type="dxa"/>
-                    <w:left w:w="100" w:type="dxa"/>
-                    <w:bottom w:w="100" w:type="dxa"/>
-                    <w:right w:w="100" w:type="dxa"/>
-                  </w:tcMar>
-                </w:tcPr>
-                <w:p>
-                  <w:pPr>
-                    <w:widowControl w:val="0"/>
-                    <w:spacing w:before="0" w:line="276" w:lineRule="auto"/>
-                    <w:jc w:val="left"/>
-                    <w:rPr>
-                      <w:sz w:val="22"/>
-                      <w:szCs w:val="22"/>
-                    </w:rPr>
-                  </w:pPr>
-                  <w:r>
-                    <w:rPr>
-                      <w:sz w:val="22"/>
-                      <w:szCs w:val="22"/>
-                    </w:rPr>
-                    <w:t xml:space="preserve">  - Positive integer </w:t>
-                  </w:r>
-                </w:p>
-                <w:p>
-                  <w:pPr>
-                    <w:widowControl w:val="0"/>
-                    <w:spacing w:before="0" w:line="276" w:lineRule="auto"/>
-                    <w:jc w:val="left"/>
-                    <w:rPr>
-                      <w:sz w:val="22"/>
-                      <w:szCs w:val="22"/>
-                    </w:rPr>
-                  </w:pPr>
-                  <w:r>
-                    <w:rPr>
-                      <w:sz w:val="22"/>
-                      <w:szCs w:val="22"/>
-                    </w:rPr>
-                    <w:t xml:space="preserve"> </w:t>
-                  </w:r>
-                </w:p>
-                <w:p>
-                  <w:pPr>
-                    <w:widowControl w:val="0"/>
-                    <w:spacing w:before="0" w:line="276" w:lineRule="auto"/>
-                    <w:jc w:val="left"/>
-                    <w:rPr>
-                      <w:sz w:val="22"/>
-                      <w:szCs w:val="22"/>
-                    </w:rPr>
-                  </w:pPr>
-                  <w:r>
-                    <w:rPr>
-                      <w:sz w:val="22"/>
-                      <w:szCs w:val="22"/>
-                    </w:rPr>
-                    <w:t xml:space="preserve">  - Right alignment</w:t>
-                  </w:r>
-                </w:p>
-              </w:tc>
-              <w:tc>
-                <w:tcPr>
-                  <w:tcW w:w="2280" w:type="dxa"/>
-                  <w:shd w:val="clear" w:color="auto" w:fill="auto"/>
-                  <w:tcMar>
-                    <w:top w:w="100" w:type="dxa"/>
-                    <w:left w:w="100" w:type="dxa"/>
-                    <w:bottom w:w="100" w:type="dxa"/>
-                    <w:right w:w="100" w:type="dxa"/>
-                  </w:tcMar>
-                </w:tcPr>
-                <w:p>
-                  <w:pPr>
-                    <w:widowControl w:val="0"/>
-                    <w:spacing w:before="0" w:line="276" w:lineRule="auto"/>
-                    <w:jc w:val="left"/>
-                    <w:rPr>
-                      <w:sz w:val="22"/>
-                      <w:szCs w:val="22"/>
-                    </w:rPr>
-                  </w:pPr>
-                  <w:r>
-                    <w:rPr>
-                      <w:sz w:val="22"/>
-                      <w:szCs w:val="22"/>
-                    </w:rPr>
-                    <w:t>4</w:t>
-                  </w:r>
-                </w:p>
-              </w:tc>
-            </w:tr>
-            <w:tr>
-              <w:tc>
-                <w:tcPr>
-                  <w:tcW w:w="630" w:type="dxa"/>
-                  <w:shd w:val="clear" w:color="auto" w:fill="auto"/>
-                  <w:tcMar>
-                    <w:top w:w="100" w:type="dxa"/>
-                    <w:left w:w="100" w:type="dxa"/>
-                    <w:bottom w:w="100" w:type="dxa"/>
-                    <w:right w:w="100" w:type="dxa"/>
-                  </w:tcMar>
-                </w:tcPr>
-                <w:p>
-                  <w:pPr>
-                    <w:widowControl w:val="0"/>
-                    <w:spacing w:before="0" w:line="276" w:lineRule="auto"/>
-                    <w:jc w:val="left"/>
-                    <w:rPr>
-                      <w:sz w:val="22"/>
-                      <w:szCs w:val="22"/>
-                    </w:rPr>
-                  </w:pPr>
-                  <w:r>
-                    <w:rPr>
-                      <w:sz w:val="22"/>
-                      <w:szCs w:val="22"/>
-                    </w:rPr>
-                    <w:t>4</w:t>
-                  </w:r>
-                </w:p>
-              </w:tc>
-              <w:tc>
-                <w:tcPr>
-                  <w:tcW w:w="1350" w:type="dxa"/>
-                  <w:shd w:val="clear" w:color="auto" w:fill="auto"/>
-                  <w:tcMar>
-                    <w:top w:w="100" w:type="dxa"/>
-                    <w:left w:w="100" w:type="dxa"/>
-                    <w:bottom w:w="100" w:type="dxa"/>
-                    <w:right w:w="100" w:type="dxa"/>
-                  </w:tcMar>
-                </w:tcPr>
-                <w:p>
-                  <w:pPr>
-                    <w:widowControl w:val="0"/>
-                    <w:spacing w:before="0" w:line="276" w:lineRule="auto"/>
-                    <w:jc w:val="left"/>
-                    <w:rPr>
-                      <w:sz w:val="22"/>
-                      <w:szCs w:val="22"/>
-                    </w:rPr>
-                  </w:pPr>
-                  <w:r>
-                    <w:rPr>
-                      <w:sz w:val="22"/>
-                      <w:szCs w:val="22"/>
-                    </w:rPr>
-                    <w:t>Amount</w:t>
-                  </w:r>
-                </w:p>
-              </w:tc>
-              <w:tc>
-                <w:tcPr>
-                  <w:tcW w:w="1875" w:type="dxa"/>
-                  <w:shd w:val="clear" w:color="auto" w:fill="auto"/>
-                  <w:tcMar>
-                    <w:top w:w="100" w:type="dxa"/>
-                    <w:left w:w="100" w:type="dxa"/>
-                    <w:bottom w:w="100" w:type="dxa"/>
-                    <w:right w:w="100" w:type="dxa"/>
-                  </w:tcMar>
-                </w:tcPr>
-                <w:p>
-                  <w:pPr>
-                    <w:widowControl w:val="0"/>
-                    <w:spacing w:before="0" w:line="276" w:lineRule="auto"/>
-                    <w:jc w:val="left"/>
-                    <w:rPr>
-                      <w:sz w:val="22"/>
-                      <w:szCs w:val="22"/>
-                    </w:rPr>
-                  </w:pPr>
-                  <w:r>
-                    <w:rPr>
-                      <w:sz w:val="22"/>
-                      <w:szCs w:val="22"/>
-                    </w:rPr>
-                    <w:t>The total cost of the corresponding media.</w:t>
-                  </w:r>
-                </w:p>
-              </w:tc>
-              <w:tc>
-                <w:tcPr>
-                  <w:tcW w:w="2235" w:type="dxa"/>
-                  <w:shd w:val="clear" w:color="auto" w:fill="auto"/>
-                  <w:tcMar>
-                    <w:top w:w="100" w:type="dxa"/>
-                    <w:left w:w="100" w:type="dxa"/>
-                    <w:bottom w:w="100" w:type="dxa"/>
-                    <w:right w:w="100" w:type="dxa"/>
-                  </w:tcMar>
-                </w:tcPr>
-                <w:p>
-                  <w:pPr>
-                    <w:widowControl w:val="0"/>
-                    <w:spacing w:before="0" w:line="276" w:lineRule="auto"/>
-                    <w:jc w:val="left"/>
-                    <w:rPr>
-                      <w:sz w:val="22"/>
-                      <w:szCs w:val="22"/>
-                    </w:rPr>
-                  </w:pPr>
-                  <w:r>
-                    <w:rPr>
-                      <w:sz w:val="22"/>
-                      <w:szCs w:val="22"/>
-                    </w:rPr>
-                    <w:t xml:space="preserve">  - Comma for thousands separator </w:t>
-                  </w:r>
-                </w:p>
-                <w:p>
-                  <w:pPr>
-                    <w:widowControl w:val="0"/>
-                    <w:spacing w:before="0" w:line="276" w:lineRule="auto"/>
-                    <w:jc w:val="left"/>
-                    <w:rPr>
-                      <w:sz w:val="22"/>
-                      <w:szCs w:val="22"/>
-                    </w:rPr>
-                  </w:pPr>
-                </w:p>
-                <w:p>
-                  <w:pPr>
-                    <w:widowControl w:val="0"/>
-                    <w:spacing w:before="0" w:line="276" w:lineRule="auto"/>
-                    <w:jc w:val="left"/>
-                    <w:rPr>
-                      <w:sz w:val="22"/>
-                      <w:szCs w:val="22"/>
-                    </w:rPr>
-                  </w:pPr>
-                  <w:r>
-                    <w:rPr>
-                      <w:sz w:val="22"/>
-                      <w:szCs w:val="22"/>
-                    </w:rPr>
-                    <w:t xml:space="preserve">  - Positive integer </w:t>
-                  </w:r>
-                </w:p>
-                <w:p>
-                  <w:pPr>
-                    <w:widowControl w:val="0"/>
-                    <w:spacing w:before="0" w:line="276" w:lineRule="auto"/>
-                    <w:jc w:val="left"/>
-                    <w:rPr>
-                      <w:sz w:val="22"/>
-                      <w:szCs w:val="22"/>
-                    </w:rPr>
-                  </w:pPr>
-                </w:p>
-                <w:p>
-                  <w:pPr>
-                    <w:widowControl w:val="0"/>
-                    <w:spacing w:before="0" w:line="276" w:lineRule="auto"/>
-                    <w:jc w:val="left"/>
-                    <w:rPr>
-                      <w:sz w:val="22"/>
-                      <w:szCs w:val="22"/>
-                    </w:rPr>
-                  </w:pPr>
-                  <w:r>
-                    <w:rPr>
-                      <w:sz w:val="22"/>
-                      <w:szCs w:val="22"/>
-                    </w:rPr>
-                    <w:t xml:space="preserve"> </w:t>
-                  </w:r>
-                  <w:r>
-                    <w:rPr>
-                      <w:sz w:val="22"/>
-                      <w:szCs w:val="22"/>
-                      <w:vertAlign w:val="superscript"/>
-                    </w:rPr>
-                    <w:t xml:space="preserve">  -  </w:t>
-                  </w:r>
-                  <w:r>
-                    <w:rPr>
-                      <w:sz w:val="22"/>
-                      <w:szCs w:val="22"/>
-                    </w:rPr>
-                    <w:t xml:space="preserve">Right alignment  </w:t>
-                  </w:r>
-                </w:p>
-              </w:tc>
-              <w:tc>
-                <w:tcPr>
-                  <w:tcW w:w="2280" w:type="dxa"/>
-                  <w:shd w:val="clear" w:color="auto" w:fill="auto"/>
-                  <w:tcMar>
-                    <w:top w:w="100" w:type="dxa"/>
-                    <w:left w:w="100" w:type="dxa"/>
-                    <w:bottom w:w="100" w:type="dxa"/>
-                    <w:right w:w="100" w:type="dxa"/>
-                  </w:tcMar>
-                </w:tcPr>
-                <w:p>
-                  <w:pPr>
-                    <w:widowControl w:val="0"/>
-                    <w:spacing w:before="0" w:line="276" w:lineRule="auto"/>
-                    <w:jc w:val="left"/>
-                    <w:rPr>
-                      <w:sz w:val="22"/>
-                      <w:szCs w:val="22"/>
-                    </w:rPr>
-                  </w:pPr>
-                  <w:r>
-                    <w:rPr>
-                      <w:sz w:val="22"/>
-                      <w:szCs w:val="22"/>
-                    </w:rPr>
-                    <w:t>600,000</w:t>
-                  </w:r>
-                </w:p>
-              </w:tc>
-            </w:tr>
-            <w:tr>
-              <w:tc>
-                <w:tcPr>
-                  <w:tcW w:w="630" w:type="dxa"/>
-                  <w:shd w:val="clear" w:color="auto" w:fill="auto"/>
-                  <w:tcMar>
-                    <w:top w:w="100" w:type="dxa"/>
-                    <w:left w:w="100" w:type="dxa"/>
-                    <w:bottom w:w="100" w:type="dxa"/>
-                    <w:right w:w="100" w:type="dxa"/>
-                  </w:tcMar>
-                </w:tcPr>
-                <w:p>
-                  <w:pPr>
-                    <w:widowControl w:val="0"/>
-                    <w:spacing w:before="0" w:line="276" w:lineRule="auto"/>
-                    <w:jc w:val="left"/>
-                    <w:rPr>
-                      <w:sz w:val="22"/>
-                      <w:szCs w:val="22"/>
-                    </w:rPr>
-                  </w:pPr>
-                  <w:r>
-                    <w:rPr>
-                      <w:sz w:val="22"/>
-                      <w:szCs w:val="22"/>
-                    </w:rPr>
-                    <w:t>5</w:t>
-                  </w:r>
-                </w:p>
-              </w:tc>
-              <w:tc>
-                <w:tcPr>
-                  <w:tcW w:w="1350" w:type="dxa"/>
-                  <w:shd w:val="clear" w:color="auto" w:fill="auto"/>
-                  <w:tcMar>
-                    <w:top w:w="100" w:type="dxa"/>
-                    <w:left w:w="100" w:type="dxa"/>
-                    <w:bottom w:w="100" w:type="dxa"/>
-                    <w:right w:w="100" w:type="dxa"/>
-                  </w:tcMar>
-                </w:tcPr>
-                <w:p>
-                  <w:pPr>
-                    <w:widowControl w:val="0"/>
-                    <w:spacing w:before="0" w:line="276" w:lineRule="auto"/>
-                    <w:jc w:val="left"/>
-                    <w:rPr>
-                      <w:sz w:val="22"/>
-                      <w:szCs w:val="22"/>
-                    </w:rPr>
-                  </w:pPr>
-                  <w:r>
-                    <w:rPr>
-                      <w:sz w:val="22"/>
-                      <w:szCs w:val="22"/>
-                    </w:rPr>
-                    <w:t>Subtotal</w:t>
-                  </w:r>
-                </w:p>
-              </w:tc>
-              <w:tc>
-                <w:tcPr>
-                  <w:tcW w:w="1875" w:type="dxa"/>
-                  <w:shd w:val="clear" w:color="auto" w:fill="auto"/>
-                  <w:tcMar>
-                    <w:top w:w="100" w:type="dxa"/>
-                    <w:left w:w="100" w:type="dxa"/>
-                    <w:bottom w:w="100" w:type="dxa"/>
-                    <w:right w:w="100" w:type="dxa"/>
-                  </w:tcMar>
-                </w:tcPr>
-                <w:p>
-                  <w:pPr>
-                    <w:widowControl w:val="0"/>
-                    <w:spacing w:before="0" w:line="276" w:lineRule="auto"/>
-                    <w:jc w:val="left"/>
-                    <w:rPr>
-                      <w:sz w:val="22"/>
-                      <w:szCs w:val="22"/>
-                    </w:rPr>
-                  </w:pPr>
-                  <w:r>
-                    <w:rPr>
-                      <w:sz w:val="22"/>
-                      <w:szCs w:val="22"/>
-                    </w:rPr>
-                    <w:t xml:space="preserve">Total amount of all products in the order </w:t>
-                  </w:r>
-                </w:p>
-              </w:tc>
-              <w:tc>
-                <w:tcPr>
-                  <w:tcW w:w="2235" w:type="dxa"/>
-                  <w:shd w:val="clear" w:color="auto" w:fill="auto"/>
-                  <w:tcMar>
-                    <w:top w:w="100" w:type="dxa"/>
-                    <w:left w:w="100" w:type="dxa"/>
-                    <w:bottom w:w="100" w:type="dxa"/>
-                    <w:right w:w="100" w:type="dxa"/>
-                  </w:tcMar>
-                </w:tcPr>
-                <w:p>
-                  <w:pPr>
-                    <w:widowControl w:val="0"/>
-                    <w:spacing w:before="0" w:line="276" w:lineRule="auto"/>
-                    <w:jc w:val="left"/>
-                    <w:rPr>
-                      <w:sz w:val="22"/>
-                      <w:szCs w:val="22"/>
-                    </w:rPr>
-                  </w:pPr>
-                </w:p>
-              </w:tc>
-              <w:tc>
-                <w:tcPr>
-                  <w:tcW w:w="2280" w:type="dxa"/>
-                  <w:shd w:val="clear" w:color="auto" w:fill="auto"/>
-                  <w:tcMar>
-                    <w:top w:w="100" w:type="dxa"/>
-                    <w:left w:w="100" w:type="dxa"/>
-                    <w:bottom w:w="100" w:type="dxa"/>
-                    <w:right w:w="100" w:type="dxa"/>
-                  </w:tcMar>
-                </w:tcPr>
-                <w:p>
-                  <w:pPr>
-                    <w:widowControl w:val="0"/>
-                    <w:spacing w:before="0" w:line="276" w:lineRule="auto"/>
-                    <w:jc w:val="left"/>
-                    <w:rPr>
-                      <w:sz w:val="22"/>
-                      <w:szCs w:val="22"/>
-                    </w:rPr>
-                  </w:pPr>
-                  <w:r>
-                    <w:rPr>
-                      <w:sz w:val="22"/>
-                      <w:szCs w:val="22"/>
-                    </w:rPr>
-                    <w:t>1,436,000</w:t>
-                  </w:r>
-                </w:p>
-              </w:tc>
-            </w:tr>
-            <w:tr>
-              <w:tc>
-                <w:tcPr>
-                  <w:tcW w:w="630" w:type="dxa"/>
-                  <w:shd w:val="clear" w:color="auto" w:fill="auto"/>
-                  <w:tcMar>
-                    <w:top w:w="100" w:type="dxa"/>
-                    <w:left w:w="100" w:type="dxa"/>
-                    <w:bottom w:w="100" w:type="dxa"/>
-                    <w:right w:w="100" w:type="dxa"/>
-                  </w:tcMar>
-                </w:tcPr>
-                <w:p>
-                  <w:pPr>
-                    <w:widowControl w:val="0"/>
-                    <w:spacing w:before="0" w:line="276" w:lineRule="auto"/>
-                    <w:jc w:val="left"/>
-                    <w:rPr>
-                      <w:sz w:val="22"/>
-                      <w:szCs w:val="22"/>
-                    </w:rPr>
-                  </w:pPr>
-                  <w:r>
-                    <w:rPr>
-                      <w:sz w:val="22"/>
-                      <w:szCs w:val="22"/>
-                    </w:rPr>
-                    <w:t>6</w:t>
-                  </w:r>
-                </w:p>
-              </w:tc>
-              <w:tc>
-                <w:tcPr>
-                  <w:tcW w:w="1350" w:type="dxa"/>
-                  <w:shd w:val="clear" w:color="auto" w:fill="auto"/>
-                  <w:tcMar>
-                    <w:top w:w="100" w:type="dxa"/>
-                    <w:left w:w="100" w:type="dxa"/>
-                    <w:bottom w:w="100" w:type="dxa"/>
-                    <w:right w:w="100" w:type="dxa"/>
-                  </w:tcMar>
-                </w:tcPr>
-                <w:p>
-                  <w:pPr>
-                    <w:widowControl w:val="0"/>
-                    <w:spacing w:before="0" w:line="276" w:lineRule="auto"/>
-                    <w:jc w:val="left"/>
-                    <w:rPr>
-                      <w:sz w:val="22"/>
-                      <w:szCs w:val="22"/>
-                    </w:rPr>
-                  </w:pPr>
-                  <w:r>
-                    <w:rPr>
-                      <w:sz w:val="22"/>
-                      <w:szCs w:val="22"/>
-                    </w:rPr>
-                    <w:t>Shipping fee</w:t>
-                  </w:r>
-                </w:p>
-              </w:tc>
-              <w:tc>
-                <w:tcPr>
-                  <w:tcW w:w="1875" w:type="dxa"/>
-                  <w:shd w:val="clear" w:color="auto" w:fill="auto"/>
-                  <w:tcMar>
-                    <w:top w:w="100" w:type="dxa"/>
-                    <w:left w:w="100" w:type="dxa"/>
-                    <w:bottom w:w="100" w:type="dxa"/>
-                    <w:right w:w="100" w:type="dxa"/>
-                  </w:tcMar>
-                </w:tcPr>
-                <w:p>
-                  <w:pPr>
-                    <w:widowControl w:val="0"/>
-                    <w:spacing w:before="0" w:line="276" w:lineRule="auto"/>
-                    <w:jc w:val="left"/>
-                    <w:rPr>
-                      <w:sz w:val="22"/>
-                      <w:szCs w:val="22"/>
-                    </w:rPr>
-                  </w:pPr>
-                </w:p>
-              </w:tc>
-              <w:tc>
-                <w:tcPr>
-                  <w:tcW w:w="2235" w:type="dxa"/>
-                  <w:shd w:val="clear" w:color="auto" w:fill="auto"/>
-                  <w:tcMar>
-                    <w:top w:w="100" w:type="dxa"/>
-                    <w:left w:w="100" w:type="dxa"/>
-                    <w:bottom w:w="100" w:type="dxa"/>
-                    <w:right w:w="100" w:type="dxa"/>
-                  </w:tcMar>
-                </w:tcPr>
-                <w:p>
-                  <w:pPr>
-                    <w:widowControl w:val="0"/>
-                    <w:spacing w:before="0" w:line="276" w:lineRule="auto"/>
-                    <w:jc w:val="left"/>
-                    <w:rPr>
-                      <w:sz w:val="22"/>
-                      <w:szCs w:val="22"/>
-                    </w:rPr>
-                  </w:pPr>
-                </w:p>
-              </w:tc>
-              <w:tc>
-                <w:tcPr>
-                  <w:tcW w:w="2280" w:type="dxa"/>
-                  <w:shd w:val="clear" w:color="auto" w:fill="auto"/>
-                  <w:tcMar>
-                    <w:top w:w="100" w:type="dxa"/>
-                    <w:left w:w="100" w:type="dxa"/>
-                    <w:bottom w:w="100" w:type="dxa"/>
-                    <w:right w:w="100" w:type="dxa"/>
-                  </w:tcMar>
-                </w:tcPr>
-                <w:p>
-                  <w:pPr>
-                    <w:widowControl w:val="0"/>
-                    <w:spacing w:before="0" w:line="276" w:lineRule="auto"/>
-                    <w:jc w:val="left"/>
-                    <w:rPr>
-                      <w:sz w:val="22"/>
-                      <w:szCs w:val="22"/>
-                    </w:rPr>
-                  </w:pPr>
-                  <w:r>
-                    <w:rPr>
-                      <w:sz w:val="22"/>
-                      <w:szCs w:val="22"/>
-                    </w:rPr>
-                    <w:t>23,000</w:t>
-                  </w:r>
+                    <w:jc w:val="center"/>
+                    <w:rPr>
+                      <w:sz w:val="22"/>
+                      <w:szCs w:val="22"/>
+                    </w:rPr>
+                  </w:pPr>
                 </w:p>
               </w:tc>
             </w:tr>
@@ -10719,22 +7193,65 @@
                 <w:sz w:val="28"/>
                 <w:szCs w:val="28"/>
               </w:rPr>
-              <w:t>Postconditions</w:t>
+              <w:t>Output data</w:t>
             </w:r>
           </w:p>
           <w:p>
             <w:pPr>
-              <w:widowControl w:val="0"/>
-              <w:spacing w:before="240" w:after="240" w:line="276" w:lineRule="auto"/>
-              <w:ind w:left="425" w:firstLine="283"/>
-              <w:jc w:val="left"/>
-              <w:rPr>
-                <w:sz w:val="26"/>
-                <w:szCs w:val="26"/>
+              <w:spacing w:after="120"/>
+              <w:ind w:left="720"/>
+              <w:rPr>
+                <w:bCs/>
+                <w:szCs w:val="24"/>
               </w:rPr>
             </w:pPr>
             <w:r>
-              <w:t>A new order is created, and the details are emailed to the customer. However, if the payment is unsuccessful, no action is taken.</w:t>
+              <w:rPr>
+                <w:bCs/>
+                <w:szCs w:val="24"/>
+                <w:lang w:val="en-US"/>
+              </w:rPr>
+              <w:t>None</w:t>
+            </w:r>
+          </w:p>
+          <w:p>
+            <w:pPr>
+              <w:numPr>
+                <w:ilvl w:val="0"/>
+                <w:numId w:val="24"/>
+              </w:numPr>
+              <w:spacing w:after="120"/>
+              <w:rPr>
+                <w:b/>
+                <w:sz w:val="28"/>
+                <w:szCs w:val="28"/>
+              </w:rPr>
+            </w:pPr>
+            <w:r>
+              <w:rPr>
+                <w:b/>
+                <w:sz w:val="28"/>
+                <w:szCs w:val="28"/>
+              </w:rPr>
+              <w:t>Postconditions</w:t>
+            </w:r>
+          </w:p>
+          <w:p>
+            <w:pPr>
+              <w:spacing w:after="120"/>
+              <w:ind w:left="720"/>
+              <w:rPr>
+                <w:bCs/>
+                <w:szCs w:val="24"/>
+              </w:rPr>
+            </w:pPr>
+            <w:r>
+              <w:rPr>
+                <w:bCs/>
+                <w:szCs w:val="24"/>
+                <w:lang w:val="en-US"/>
+              </w:rPr>
+              <w:t>Software displays order details and shipping fee.</w:t>
             </w:r>
           </w:p>
         </w:tc>
@@ -10743,23 +7260,14 @@
     <w:p>
       <w:pPr>
         <w:pStyle w:val="Heading2"/>
-        <w:numPr>
-          <w:ilvl w:val="0"/>
-          <w:numId w:val="0"/>
-        </w:numPr>
-        <w:ind w:left="576"/>
-      </w:pPr>
-      <w:bookmarkStart w:id="15" w:name="_tyaei4y80f80" w:colFirst="0" w:colLast="0"/>
-      <w:bookmarkEnd w:id="15"/>
-    </w:p>
-    <w:p>
-      <w:pPr>
-        <w:pStyle w:val="Heading2"/>
         <w:rPr>
           <w:lang w:val="en-US"/>
         </w:rPr>
       </w:pPr>
+      <w:bookmarkStart w:id="14" w:name="_tyaei4y80f80" w:colFirst="0" w:colLast="0"/>
+      <w:bookmarkEnd w:id="14"/>
       <w:r>
+        <w:lastRenderedPageBreak/>
         <w:t>View product detail</w:t>
       </w:r>
     </w:p>
@@ -10896,7 +7404,6 @@
               </w:rPr>
             </w:pPr>
             <w:r>
-              <w:lastRenderedPageBreak/>
               <w:t>This use case describes the interaction between customer and AIMS software  when the customer wishes to view product detail.</w:t>
             </w:r>
           </w:p>
@@ -11756,6 +8263,7 @@
                       <w:sz w:val="22"/>
                       <w:szCs w:val="22"/>
                     </w:rPr>
+                    <w:lastRenderedPageBreak/>
                     <w:t>3.</w:t>
                   </w:r>
                 </w:p>
@@ -12011,7 +8519,6 @@
                       <w:sz w:val="22"/>
                       <w:szCs w:val="22"/>
                     </w:rPr>
-                    <w:lastRenderedPageBreak/>
                     <w:t>Width x Length x Height</w:t>
                   </w:r>
                 </w:p>
@@ -12035,7 +8542,6 @@
                       <w:sz w:val="22"/>
                       <w:szCs w:val="22"/>
                     </w:rPr>
-                    <w:lastRenderedPageBreak/>
                     <w:t>12.5 x 20 x 1.75</w:t>
                   </w:r>
                 </w:p>
@@ -12658,6 +9164,7 @@
                 <w:szCs w:val="22"/>
                 <w:lang w:val="en-US"/>
               </w:rPr>
+              <w:lastRenderedPageBreak/>
               <w:t>Step 3: AIMS software redirects to VNPay</w:t>
             </w:r>
           </w:p>
@@ -13089,7 +9596,6 @@
                 <w:szCs w:val="22"/>
                 <w:lang w:val="en-US"/>
               </w:rPr>
-              <w:lastRenderedPageBreak/>
               <w:t xml:space="preserve"> </w:t>
             </w:r>
           </w:p>
@@ -13170,17 +9676,17 @@
           <w:tbl>
             <w:tblPr>
               <w:tblStyle w:val="TableGrid"/>
-              <w:tblW w:w="8430" w:type="dxa"/>
+              <w:tblW w:w="8096" w:type="dxa"/>
               <w:tblInd w:w="720" w:type="dxa"/>
               <w:tblLayout w:type="fixed"/>
               <w:tblLook w:val="06A0" w:firstRow="1" w:lastRow="0" w:firstColumn="1" w:lastColumn="0" w:noHBand="1" w:noVBand="1"/>
             </w:tblPr>
             <w:tblGrid>
               <w:gridCol w:w="555"/>
-              <w:gridCol w:w="1185"/>
-              <w:gridCol w:w="1815"/>
-              <w:gridCol w:w="2970"/>
-              <w:gridCol w:w="1905"/>
+              <w:gridCol w:w="1445"/>
+              <w:gridCol w:w="1701"/>
+              <w:gridCol w:w="2824"/>
+              <w:gridCol w:w="1571"/>
             </w:tblGrid>
             <w:tr>
               <w:trPr>
@@ -13207,7 +9713,7 @@
               </w:tc>
               <w:tc>
                 <w:tcPr>
-                  <w:tcW w:w="1185" w:type="dxa"/>
+                  <w:tcW w:w="1445" w:type="dxa"/>
                 </w:tcPr>
                 <w:p>
                   <w:pPr>
@@ -13226,7 +9732,7 @@
               </w:tc>
               <w:tc>
                 <w:tcPr>
-                  <w:tcW w:w="1815" w:type="dxa"/>
+                  <w:tcW w:w="1701" w:type="dxa"/>
                 </w:tcPr>
                 <w:p>
                   <w:pPr>
@@ -13245,7 +9751,7 @@
               </w:tc>
               <w:tc>
                 <w:tcPr>
-                  <w:tcW w:w="2970" w:type="dxa"/>
+                  <w:tcW w:w="2824" w:type="dxa"/>
                 </w:tcPr>
                 <w:p>
                   <w:pPr>
@@ -13264,7 +9770,7 @@
               </w:tc>
               <w:tc>
                 <w:tcPr>
-                  <w:tcW w:w="1905" w:type="dxa"/>
+                  <w:tcW w:w="1571" w:type="dxa"/>
                 </w:tcPr>
                 <w:p>
                   <w:pPr>
@@ -13304,7 +9810,7 @@
               </w:tc>
               <w:tc>
                 <w:tcPr>
-                  <w:tcW w:w="1185" w:type="dxa"/>
+                  <w:tcW w:w="1445" w:type="dxa"/>
                 </w:tcPr>
                 <w:p>
                   <w:pPr>
@@ -13320,7 +9826,7 @@
               </w:tc>
               <w:tc>
                 <w:tcPr>
-                  <w:tcW w:w="1815" w:type="dxa"/>
+                  <w:tcW w:w="1701" w:type="dxa"/>
                 </w:tcPr>
                 <w:p>
                   <w:pPr>
@@ -13336,7 +9842,7 @@
               </w:tc>
               <w:tc>
                 <w:tcPr>
-                  <w:tcW w:w="2970" w:type="dxa"/>
+                  <w:tcW w:w="2824" w:type="dxa"/>
                 </w:tcPr>
                 <w:p>
                   <w:pPr>
@@ -13352,7 +9858,7 @@
               </w:tc>
               <w:tc>
                 <w:tcPr>
-                  <w:tcW w:w="1905" w:type="dxa"/>
+                  <w:tcW w:w="1571" w:type="dxa"/>
                 </w:tcPr>
                 <w:p>
                   <w:pPr>
@@ -13362,7 +9868,20 @@
                     <w:rPr>
                       <w:rFonts w:eastAsia="Aptos"/>
                     </w:rPr>
-                    <w:t>DVD Anime Solo Leveling</w:t>
+                    <w:t>DVD</w:t>
+                  </w:r>
+                  <w:r>
+                    <w:rPr>
+                      <w:rFonts w:eastAsia="Aptos"/>
+                      <w:lang w:val="en-US"/>
+                    </w:rPr>
+                    <w:t xml:space="preserve"> </w:t>
+                  </w:r>
+                  <w:r>
+                    <w:rPr>
+                      <w:rFonts w:eastAsia="Aptos"/>
+                    </w:rPr>
+                    <w:t>Anime Solo Leveling</w:t>
                   </w:r>
                 </w:p>
               </w:tc>
@@ -13389,7 +9908,7 @@
               </w:tc>
               <w:tc>
                 <w:tcPr>
-                  <w:tcW w:w="1185" w:type="dxa"/>
+                  <w:tcW w:w="1445" w:type="dxa"/>
                 </w:tcPr>
                 <w:p>
                   <w:pPr>
@@ -13405,7 +9924,7 @@
               </w:tc>
               <w:tc>
                 <w:tcPr>
-                  <w:tcW w:w="1815" w:type="dxa"/>
+                  <w:tcW w:w="1701" w:type="dxa"/>
                 </w:tcPr>
                 <w:p>
                   <w:pPr>
@@ -13421,7 +9940,7 @@
               </w:tc>
               <w:tc>
                 <w:tcPr>
-                  <w:tcW w:w="2970" w:type="dxa"/>
+                  <w:tcW w:w="2824" w:type="dxa"/>
                 </w:tcPr>
                 <w:p>
                   <w:pPr>
@@ -13486,7 +10005,7 @@
               </w:tc>
               <w:tc>
                 <w:tcPr>
-                  <w:tcW w:w="1905" w:type="dxa"/>
+                  <w:tcW w:w="1571" w:type="dxa"/>
                 </w:tcPr>
                 <w:p>
                   <w:pPr>
@@ -13523,7 +10042,7 @@
               </w:tc>
               <w:tc>
                 <w:tcPr>
-                  <w:tcW w:w="1185" w:type="dxa"/>
+                  <w:tcW w:w="1445" w:type="dxa"/>
                 </w:tcPr>
                 <w:p>
                   <w:pPr>
@@ -13539,7 +10058,7 @@
               </w:tc>
               <w:tc>
                 <w:tcPr>
-                  <w:tcW w:w="1815" w:type="dxa"/>
+                  <w:tcW w:w="1701" w:type="dxa"/>
                 </w:tcPr>
                 <w:p>
                   <w:pPr>
@@ -13555,7 +10074,7 @@
               </w:tc>
               <w:tc>
                 <w:tcPr>
-                  <w:tcW w:w="2970" w:type="dxa"/>
+                  <w:tcW w:w="2824" w:type="dxa"/>
                 </w:tcPr>
                 <w:p>
                   <w:pPr>
@@ -13600,7 +10119,7 @@
               </w:tc>
               <w:tc>
                 <w:tcPr>
-                  <w:tcW w:w="1905" w:type="dxa"/>
+                  <w:tcW w:w="1571" w:type="dxa"/>
                 </w:tcPr>
                 <w:p>
                   <w:pPr>
@@ -13637,7 +10156,7 @@
               </w:tc>
               <w:tc>
                 <w:tcPr>
-                  <w:tcW w:w="1185" w:type="dxa"/>
+                  <w:tcW w:w="1445" w:type="dxa"/>
                 </w:tcPr>
                 <w:p>
                   <w:pPr>
@@ -13653,7 +10172,7 @@
               </w:tc>
               <w:tc>
                 <w:tcPr>
-                  <w:tcW w:w="1815" w:type="dxa"/>
+                  <w:tcW w:w="1701" w:type="dxa"/>
                 </w:tcPr>
                 <w:p>
                   <w:pPr>
@@ -13669,7 +10188,7 @@
               </w:tc>
               <w:tc>
                 <w:tcPr>
-                  <w:tcW w:w="2970" w:type="dxa"/>
+                  <w:tcW w:w="2824" w:type="dxa"/>
                 </w:tcPr>
                 <w:p>
                   <w:pPr>
@@ -13734,7 +10253,7 @@
               </w:tc>
               <w:tc>
                 <w:tcPr>
-                  <w:tcW w:w="1905" w:type="dxa"/>
+                  <w:tcW w:w="1571" w:type="dxa"/>
                 </w:tcPr>
                 <w:p>
                   <w:pPr>
@@ -13771,7 +10290,7 @@
               </w:tc>
               <w:tc>
                 <w:tcPr>
-                  <w:tcW w:w="1185" w:type="dxa"/>
+                  <w:tcW w:w="1445" w:type="dxa"/>
                 </w:tcPr>
                 <w:p>
                   <w:pPr>
@@ -13787,7 +10306,7 @@
               </w:tc>
               <w:tc>
                 <w:tcPr>
-                  <w:tcW w:w="1815" w:type="dxa"/>
+                  <w:tcW w:w="1701" w:type="dxa"/>
                 </w:tcPr>
                 <w:p>
                   <w:pPr>
@@ -13803,7 +10322,7 @@
               </w:tc>
               <w:tc>
                 <w:tcPr>
-                  <w:tcW w:w="2970" w:type="dxa"/>
+                  <w:tcW w:w="2824" w:type="dxa"/>
                 </w:tcPr>
                 <w:p>
                   <w:pPr>
@@ -13868,7 +10387,7 @@
               </w:tc>
               <w:tc>
                 <w:tcPr>
-                  <w:tcW w:w="1905" w:type="dxa"/>
+                  <w:tcW w:w="1571" w:type="dxa"/>
                 </w:tcPr>
                 <w:p>
                   <w:pPr>
@@ -13916,7 +10435,7 @@
               </w:tc>
               <w:tc>
                 <w:tcPr>
-                  <w:tcW w:w="1185" w:type="dxa"/>
+                  <w:tcW w:w="1445" w:type="dxa"/>
                 </w:tcPr>
                 <w:p>
                   <w:pPr>
@@ -13932,7 +10451,7 @@
               </w:tc>
               <w:tc>
                 <w:tcPr>
-                  <w:tcW w:w="1815" w:type="dxa"/>
+                  <w:tcW w:w="1701" w:type="dxa"/>
                 </w:tcPr>
                 <w:p>
                   <w:pPr>
@@ -13948,7 +10467,7 @@
               </w:tc>
               <w:tc>
                 <w:tcPr>
-                  <w:tcW w:w="2970" w:type="dxa"/>
+                  <w:tcW w:w="2824" w:type="dxa"/>
                 </w:tcPr>
                 <w:p>
                   <w:pPr>
@@ -14013,7 +10532,7 @@
               </w:tc>
               <w:tc>
                 <w:tcPr>
-                  <w:tcW w:w="1905" w:type="dxa"/>
+                  <w:tcW w:w="1571" w:type="dxa"/>
                 </w:tcPr>
                 <w:p>
                   <w:pPr>
@@ -14044,13 +10563,14 @@
                     <w:rPr>
                       <w:rFonts w:eastAsia="Aptos"/>
                     </w:rPr>
+                    <w:lastRenderedPageBreak/>
                     <w:t>7</w:t>
                   </w:r>
                 </w:p>
               </w:tc>
               <w:tc>
                 <w:tcPr>
-                  <w:tcW w:w="1185" w:type="dxa"/>
+                  <w:tcW w:w="1445" w:type="dxa"/>
                 </w:tcPr>
                 <w:p>
                   <w:pPr>
@@ -14066,7 +10586,7 @@
               </w:tc>
               <w:tc>
                 <w:tcPr>
-                  <w:tcW w:w="1815" w:type="dxa"/>
+                  <w:tcW w:w="1701" w:type="dxa"/>
                 </w:tcPr>
                 <w:p>
                   <w:pPr>
@@ -14082,7 +10602,7 @@
               </w:tc>
               <w:tc>
                 <w:tcPr>
-                  <w:tcW w:w="2970" w:type="dxa"/>
+                  <w:tcW w:w="2824" w:type="dxa"/>
                 </w:tcPr>
                 <w:p>
                   <w:pPr>
@@ -14147,7 +10667,7 @@
               </w:tc>
               <w:tc>
                 <w:tcPr>
-                  <w:tcW w:w="1905" w:type="dxa"/>
+                  <w:tcW w:w="1571" w:type="dxa"/>
                 </w:tcPr>
                 <w:p>
                   <w:pPr>
@@ -14184,7 +10704,7 @@
               </w:tc>
               <w:tc>
                 <w:tcPr>
-                  <w:tcW w:w="1185" w:type="dxa"/>
+                  <w:tcW w:w="1445" w:type="dxa"/>
                 </w:tcPr>
                 <w:p>
                   <w:pPr>
@@ -14200,7 +10720,7 @@
               </w:tc>
               <w:tc>
                 <w:tcPr>
-                  <w:tcW w:w="1815" w:type="dxa"/>
+                  <w:tcW w:w="1701" w:type="dxa"/>
                 </w:tcPr>
                 <w:p>
                   <w:pPr>
@@ -14216,7 +10736,7 @@
               </w:tc>
               <w:tc>
                 <w:tcPr>
-                  <w:tcW w:w="2970" w:type="dxa"/>
+                  <w:tcW w:w="2824" w:type="dxa"/>
                 </w:tcPr>
                 <w:p>
                   <w:pPr>
@@ -14281,7 +10801,7 @@
               </w:tc>
               <w:tc>
                 <w:tcPr>
-                  <w:tcW w:w="1905" w:type="dxa"/>
+                  <w:tcW w:w="1571" w:type="dxa"/>
                 </w:tcPr>
                 <w:p>
                   <w:pPr>
@@ -14318,7 +10838,7 @@
               </w:tc>
               <w:tc>
                 <w:tcPr>
-                  <w:tcW w:w="1185" w:type="dxa"/>
+                  <w:tcW w:w="1445" w:type="dxa"/>
                 </w:tcPr>
                 <w:p>
                   <w:pPr>
@@ -14334,7 +10854,7 @@
               </w:tc>
               <w:tc>
                 <w:tcPr>
-                  <w:tcW w:w="1815" w:type="dxa"/>
+                  <w:tcW w:w="1701" w:type="dxa"/>
                 </w:tcPr>
                 <w:p>
                   <w:pPr>
@@ -14350,7 +10870,7 @@
               </w:tc>
               <w:tc>
                 <w:tcPr>
-                  <w:tcW w:w="2970" w:type="dxa"/>
+                  <w:tcW w:w="2824" w:type="dxa"/>
                 </w:tcPr>
                 <w:p>
                   <w:pPr>
@@ -14367,7 +10887,7 @@
               </w:tc>
               <w:tc>
                 <w:tcPr>
-                  <w:tcW w:w="1905" w:type="dxa"/>
+                  <w:tcW w:w="1571" w:type="dxa"/>
                 </w:tcPr>
                 <w:p>
                   <w:pPr>
@@ -14398,14 +10918,13 @@
                     <w:rPr>
                       <w:rFonts w:eastAsia="Aptos"/>
                     </w:rPr>
-                    <w:lastRenderedPageBreak/>
                     <w:t>10</w:t>
                   </w:r>
                 </w:p>
               </w:tc>
               <w:tc>
                 <w:tcPr>
-                  <w:tcW w:w="1185" w:type="dxa"/>
+                  <w:tcW w:w="1445" w:type="dxa"/>
                 </w:tcPr>
                 <w:p>
                   <w:pPr>
@@ -14421,7 +10940,7 @@
               </w:tc>
               <w:tc>
                 <w:tcPr>
-                  <w:tcW w:w="1815" w:type="dxa"/>
+                  <w:tcW w:w="1701" w:type="dxa"/>
                 </w:tcPr>
                 <w:p>
                   <w:pPr>
@@ -14437,7 +10956,7 @@
               </w:tc>
               <w:tc>
                 <w:tcPr>
-                  <w:tcW w:w="2970" w:type="dxa"/>
+                  <w:tcW w:w="2824" w:type="dxa"/>
                 </w:tcPr>
                 <w:p>
                   <w:pPr>
@@ -14454,7 +10973,7 @@
               </w:tc>
               <w:tc>
                 <w:tcPr>
-                  <w:tcW w:w="1905" w:type="dxa"/>
+                  <w:tcW w:w="1571" w:type="dxa"/>
                 </w:tcPr>
                 <w:p>
                   <w:pPr>
@@ -14491,7 +11010,7 @@
               </w:tc>
               <w:tc>
                 <w:tcPr>
-                  <w:tcW w:w="1185" w:type="dxa"/>
+                  <w:tcW w:w="1445" w:type="dxa"/>
                 </w:tcPr>
                 <w:p>
                   <w:pPr>
@@ -14507,7 +11026,7 @@
               </w:tc>
               <w:tc>
                 <w:tcPr>
-                  <w:tcW w:w="1815" w:type="dxa"/>
+                  <w:tcW w:w="1701" w:type="dxa"/>
                 </w:tcPr>
                 <w:p>
                   <w:pPr>
@@ -14523,7 +11042,7 @@
               </w:tc>
               <w:tc>
                 <w:tcPr>
-                  <w:tcW w:w="2970" w:type="dxa"/>
+                  <w:tcW w:w="2824" w:type="dxa"/>
                 </w:tcPr>
                 <w:p>
                   <w:pPr>
@@ -14540,7 +11059,7 @@
               </w:tc>
               <w:tc>
                 <w:tcPr>
-                  <w:tcW w:w="1905" w:type="dxa"/>
+                  <w:tcW w:w="1571" w:type="dxa"/>
                 </w:tcPr>
                 <w:p>
                   <w:pPr>
@@ -14577,7 +11096,7 @@
               </w:tc>
               <w:tc>
                 <w:tcPr>
-                  <w:tcW w:w="1185" w:type="dxa"/>
+                  <w:tcW w:w="1445" w:type="dxa"/>
                 </w:tcPr>
                 <w:p>
                   <w:pPr>
@@ -14593,7 +11112,7 @@
               </w:tc>
               <w:tc>
                 <w:tcPr>
-                  <w:tcW w:w="1815" w:type="dxa"/>
+                  <w:tcW w:w="1701" w:type="dxa"/>
                 </w:tcPr>
                 <w:p>
                   <w:pPr>
@@ -14609,7 +11128,7 @@
               </w:tc>
               <w:tc>
                 <w:tcPr>
-                  <w:tcW w:w="2970" w:type="dxa"/>
+                  <w:tcW w:w="2824" w:type="dxa"/>
                 </w:tcPr>
                 <w:p>
                   <w:pPr>
@@ -14626,7 +11145,7 @@
               </w:tc>
               <w:tc>
                 <w:tcPr>
-                  <w:tcW w:w="1905" w:type="dxa"/>
+                  <w:tcW w:w="1571" w:type="dxa"/>
                 </w:tcPr>
                 <w:p>
                   <w:pPr>
@@ -14663,7 +11182,7 @@
               </w:tc>
               <w:tc>
                 <w:tcPr>
-                  <w:tcW w:w="1185" w:type="dxa"/>
+                  <w:tcW w:w="1445" w:type="dxa"/>
                 </w:tcPr>
                 <w:p>
                   <w:pPr>
@@ -14679,7 +11198,7 @@
               </w:tc>
               <w:tc>
                 <w:tcPr>
-                  <w:tcW w:w="1815" w:type="dxa"/>
+                  <w:tcW w:w="1701" w:type="dxa"/>
                 </w:tcPr>
                 <w:p>
                   <w:pPr>
@@ -14695,7 +11214,7 @@
               </w:tc>
               <w:tc>
                 <w:tcPr>
-                  <w:tcW w:w="2970" w:type="dxa"/>
+                  <w:tcW w:w="2824" w:type="dxa"/>
                 </w:tcPr>
                 <w:p>
                   <w:pPr>
@@ -14712,7 +11231,7 @@
               </w:tc>
               <w:tc>
                 <w:tcPr>
-                  <w:tcW w:w="1905" w:type="dxa"/>
+                  <w:tcW w:w="1571" w:type="dxa"/>
                 </w:tcPr>
                 <w:p>
                   <w:pPr>
@@ -14749,7 +11268,7 @@
               </w:tc>
               <w:tc>
                 <w:tcPr>
-                  <w:tcW w:w="1185" w:type="dxa"/>
+                  <w:tcW w:w="1445" w:type="dxa"/>
                 </w:tcPr>
                 <w:p>
                   <w:pPr>
@@ -14765,7 +11284,7 @@
               </w:tc>
               <w:tc>
                 <w:tcPr>
-                  <w:tcW w:w="1815" w:type="dxa"/>
+                  <w:tcW w:w="1701" w:type="dxa"/>
                 </w:tcPr>
                 <w:p>
                   <w:pPr>
@@ -14781,7 +11300,7 @@
               </w:tc>
               <w:tc>
                 <w:tcPr>
-                  <w:tcW w:w="2970" w:type="dxa"/>
+                  <w:tcW w:w="2824" w:type="dxa"/>
                 </w:tcPr>
                 <w:p>
                   <w:pPr>
@@ -14798,7 +11317,7 @@
               </w:tc>
               <w:tc>
                 <w:tcPr>
-                  <w:tcW w:w="1905" w:type="dxa"/>
+                  <w:tcW w:w="1571" w:type="dxa"/>
                 </w:tcPr>
                 <w:p>
                   <w:pPr>
@@ -14853,7 +11372,6 @@
         </w:tc>
       </w:tr>
     </w:tbl>
-    <w:p/>
     <w:p>
       <w:pPr>
         <w:pStyle w:val="Heading2"/>
@@ -14861,10 +11379,11 @@
           <w:bCs/>
         </w:rPr>
         <w:sectPr>
+          <w:headerReference w:type="default" r:id="rId14"/>
+          <w:footerReference w:type="default" r:id="rId15"/>
           <w:type w:val="continuous"/>
           <w:pgSz w:w="12240" w:h="15840" w:code="1"/>
           <w:pgMar w:top="1440" w:right="1800" w:bottom="1440" w:left="1800" w:header="720" w:footer="720" w:gutter="0"/>
-          <w:pgNumType w:start="1"/>
           <w:cols w:space="720"/>
         </w:sectPr>
       </w:pPr>
@@ -14872,6 +11391,7 @@
         <w:rPr>
           <w:bCs/>
         </w:rPr>
+        <w:lastRenderedPageBreak/>
         <w:t xml:space="preserve">Add </w:t>
       </w:r>
       <w:r>
@@ -15062,12 +11582,21 @@
                 <w:lang w:val="en-US"/>
               </w:rPr>
             </w:pPr>
+            <w:proofErr w:type="gramStart"/>
             <w:r>
               <w:rPr>
                 <w:noProof w:val="0"/>
                 <w:lang w:val="en-US"/>
               </w:rPr>
-              <w:t>This use case describes the interactions between the Product Manager and the AIMS software when adding products.</w:t>
+              <w:t>This use</w:t>
+            </w:r>
+            <w:proofErr w:type="gramEnd"/>
+            <w:r>
+              <w:rPr>
+                <w:noProof w:val="0"/>
+                <w:lang w:val="en-US"/>
+              </w:rPr>
+              <w:t xml:space="preserve"> case describes the interactions between the Product Manager and the AIMS software when adding products.</w:t>
             </w:r>
           </w:p>
           <w:p>
@@ -15137,10 +11666,6 @@
           </w:p>
           <w:p>
             <w:pPr>
-              <w:numPr>
-                <w:ilvl w:val="0"/>
-                <w:numId w:val="26"/>
-              </w:numPr>
               <w:spacing w:after="120"/>
               <w:contextualSpacing/>
               <w:rPr>
@@ -15149,207 +11674,6 @@
                 <w:noProof w:val="0"/>
                 <w:sz w:val="28"/>
                 <w:szCs w:val="28"/>
-              </w:rPr>
-            </w:pPr>
-            <w:r>
-              <w:rPr>
-                <w:b/>
-                <w:bCs/>
-                <w:noProof w:val="0"/>
-                <w:sz w:val="28"/>
-                <w:szCs w:val="28"/>
-              </w:rPr>
-              <w:t xml:space="preserve">Preconditions </w:t>
-            </w:r>
-          </w:p>
-          <w:p>
-            <w:pPr>
-              <w:spacing w:after="120"/>
-              <w:ind w:left="360"/>
-              <w:rPr>
-                <w:noProof w:val="0"/>
-                <w:szCs w:val="24"/>
-                <w:lang w:val="en-US"/>
-              </w:rPr>
-            </w:pPr>
-            <w:r>
-              <w:rPr>
-                <w:noProof w:val="0"/>
-                <w:szCs w:val="24"/>
-                <w:lang w:val="en-US"/>
-              </w:rPr>
-              <w:t>The product manager has the necessary permissions to add products.</w:t>
-            </w:r>
-          </w:p>
-          <w:p>
-            <w:pPr>
-              <w:spacing w:after="120"/>
-              <w:ind w:left="360"/>
-              <w:rPr>
-                <w:noProof w:val="0"/>
-                <w:szCs w:val="24"/>
-                <w:lang w:val="en-US"/>
-              </w:rPr>
-            </w:pPr>
-            <w:r>
-              <w:rPr>
-                <w:noProof w:val="0"/>
-                <w:szCs w:val="24"/>
-                <w:lang w:val="en-US"/>
-              </w:rPr>
-              <w:t>The AIMS software is available.</w:t>
-            </w:r>
-          </w:p>
-          <w:p>
-            <w:pPr>
-              <w:numPr>
-                <w:ilvl w:val="0"/>
-                <w:numId w:val="26"/>
-              </w:numPr>
-              <w:spacing w:after="120"/>
-              <w:contextualSpacing/>
-              <w:rPr>
-                <w:b/>
-                <w:bCs/>
-                <w:noProof w:val="0"/>
-                <w:sz w:val="28"/>
-                <w:szCs w:val="28"/>
-              </w:rPr>
-            </w:pPr>
-            <w:r>
-              <w:rPr>
-                <w:b/>
-                <w:bCs/>
-                <w:noProof w:val="0"/>
-                <w:sz w:val="28"/>
-                <w:szCs w:val="28"/>
-              </w:rPr>
-              <w:t>Basic Flow of Events</w:t>
-            </w:r>
-          </w:p>
-          <w:p>
-            <w:pPr>
-              <w:numPr>
-                <w:ilvl w:val="0"/>
-                <w:numId w:val="27"/>
-              </w:numPr>
-              <w:spacing w:after="120"/>
-              <w:contextualSpacing/>
-              <w:rPr>
-                <w:noProof w:val="0"/>
-                <w:lang w:val="en-US"/>
-              </w:rPr>
-            </w:pPr>
-            <w:r>
-              <w:rPr>
-                <w:noProof w:val="0"/>
-              </w:rPr>
-              <w:t>Product manager selects "Add Product" option.</w:t>
-            </w:r>
-          </w:p>
-          <w:p>
-            <w:pPr>
-              <w:numPr>
-                <w:ilvl w:val="0"/>
-                <w:numId w:val="27"/>
-              </w:numPr>
-              <w:spacing w:after="120"/>
-              <w:contextualSpacing/>
-              <w:rPr>
-                <w:noProof w:val="0"/>
-                <w:lang w:val="en-US"/>
-              </w:rPr>
-            </w:pPr>
-            <w:r>
-              <w:rPr>
-                <w:noProof w:val="0"/>
-              </w:rPr>
-              <w:t>Product manager enters requi</w:t>
-            </w:r>
-            <w:r>
-              <w:rPr>
-                <w:noProof w:val="0"/>
-                <w:lang w:val="en-US"/>
-              </w:rPr>
-              <w:t>red</w:t>
-            </w:r>
-            <w:r>
-              <w:rPr>
-                <w:noProof w:val="0"/>
-              </w:rPr>
-              <w:t xml:space="preserve"> product details:</w:t>
-            </w:r>
-          </w:p>
-          <w:p>
-            <w:pPr>
-              <w:numPr>
-                <w:ilvl w:val="0"/>
-                <w:numId w:val="27"/>
-              </w:numPr>
-              <w:spacing w:after="120"/>
-              <w:contextualSpacing/>
-              <w:rPr>
-                <w:noProof w:val="0"/>
-                <w:lang w:val="en-US"/>
-              </w:rPr>
-            </w:pPr>
-            <w:r>
-              <w:rPr>
-                <w:noProof w:val="0"/>
-              </w:rPr>
-              <w:t>The software validates required fields for the selected product type.</w:t>
-            </w:r>
-          </w:p>
-          <w:p>
-            <w:pPr>
-              <w:numPr>
-                <w:ilvl w:val="0"/>
-                <w:numId w:val="27"/>
-              </w:numPr>
-              <w:spacing w:after="120"/>
-              <w:contextualSpacing/>
-              <w:rPr>
-                <w:noProof w:val="0"/>
-                <w:lang w:val="en-US"/>
-              </w:rPr>
-            </w:pPr>
-            <w:r>
-              <w:rPr>
-                <w:noProof w:val="0"/>
-              </w:rPr>
-              <w:t>The software validates stores the product in the system.</w:t>
-            </w:r>
-          </w:p>
-          <w:p>
-            <w:pPr>
-              <w:numPr>
-                <w:ilvl w:val="0"/>
-                <w:numId w:val="27"/>
-              </w:numPr>
-              <w:spacing w:after="120"/>
-              <w:contextualSpacing/>
-              <w:rPr>
-                <w:noProof w:val="0"/>
-                <w:lang w:val="en-US"/>
-              </w:rPr>
-            </w:pPr>
-            <w:r>
-              <w:rPr>
-                <w:noProof w:val="0"/>
-              </w:rPr>
-              <w:lastRenderedPageBreak/>
-              <w:t>A confirmation message is displayed.</w:t>
-            </w:r>
-          </w:p>
-          <w:p>
-            <w:pPr>
-              <w:spacing w:after="120"/>
-              <w:ind w:left="1440"/>
-              <w:contextualSpacing/>
-              <w:rPr>
-                <w:noProof w:val="0"/>
-                <w:szCs w:val="24"/>
-                <w:lang w:val="en-US"/>
               </w:rPr>
             </w:pPr>
           </w:p>
@@ -15365,6 +11689,250 @@
                 <w:b/>
                 <w:bCs/>
                 <w:noProof w:val="0"/>
+                <w:sz w:val="28"/>
+                <w:szCs w:val="28"/>
+              </w:rPr>
+            </w:pPr>
+            <w:r>
+              <w:rPr>
+                <w:b/>
+                <w:bCs/>
+                <w:noProof w:val="0"/>
+                <w:sz w:val="28"/>
+                <w:szCs w:val="28"/>
+              </w:rPr>
+              <w:lastRenderedPageBreak/>
+              <w:t xml:space="preserve">Preconditions </w:t>
+            </w:r>
+          </w:p>
+          <w:p>
+            <w:pPr>
+              <w:spacing w:after="120"/>
+              <w:ind w:left="360"/>
+              <w:rPr>
+                <w:noProof w:val="0"/>
+                <w:szCs w:val="24"/>
+                <w:lang w:val="en-US"/>
+              </w:rPr>
+            </w:pPr>
+            <w:r>
+              <w:rPr>
+                <w:noProof w:val="0"/>
+                <w:szCs w:val="24"/>
+                <w:lang w:val="en-US"/>
+              </w:rPr>
+              <w:t xml:space="preserve">The product manager has the necessary </w:t>
+            </w:r>
+            <w:r>
+              <w:rPr>
+                <w:noProof w:val="0"/>
+                <w:szCs w:val="24"/>
+                <w:lang w:val="en-US"/>
+              </w:rPr>
+              <w:t>permission</w:t>
+            </w:r>
+            <w:r>
+              <w:rPr>
+                <w:noProof w:val="0"/>
+                <w:szCs w:val="24"/>
+                <w:lang w:val="en-US"/>
+              </w:rPr>
+              <w:t xml:space="preserve"> to add products.</w:t>
+            </w:r>
+          </w:p>
+          <w:p>
+            <w:pPr>
+              <w:spacing w:after="120"/>
+              <w:ind w:left="360"/>
+              <w:rPr>
+                <w:noProof w:val="0"/>
+                <w:szCs w:val="24"/>
+                <w:lang w:val="en-US"/>
+              </w:rPr>
+            </w:pPr>
+            <w:proofErr w:type="gramStart"/>
+            <w:r>
+              <w:rPr>
+                <w:noProof w:val="0"/>
+                <w:szCs w:val="24"/>
+                <w:lang w:val="en-US"/>
+              </w:rPr>
+              <w:t>The AIMS</w:t>
+            </w:r>
+            <w:proofErr w:type="gramEnd"/>
+            <w:r>
+              <w:rPr>
+                <w:noProof w:val="0"/>
+                <w:szCs w:val="24"/>
+                <w:lang w:val="en-US"/>
+              </w:rPr>
+              <w:t xml:space="preserve"> software is available.</w:t>
+            </w:r>
+          </w:p>
+          <w:p>
+            <w:pPr>
+              <w:numPr>
+                <w:ilvl w:val="0"/>
+                <w:numId w:val="26"/>
+              </w:numPr>
+              <w:spacing w:after="120"/>
+              <w:contextualSpacing/>
+              <w:rPr>
+                <w:b/>
+                <w:bCs/>
+                <w:noProof w:val="0"/>
+                <w:sz w:val="28"/>
+                <w:szCs w:val="28"/>
+              </w:rPr>
+            </w:pPr>
+            <w:r>
+              <w:rPr>
+                <w:b/>
+                <w:bCs/>
+                <w:noProof w:val="0"/>
+                <w:sz w:val="28"/>
+                <w:szCs w:val="28"/>
+              </w:rPr>
+              <w:t>Basic Flow of Events</w:t>
+            </w:r>
+          </w:p>
+          <w:p>
+            <w:pPr>
+              <w:numPr>
+                <w:ilvl w:val="0"/>
+                <w:numId w:val="27"/>
+              </w:numPr>
+              <w:spacing w:after="120"/>
+              <w:contextualSpacing/>
+              <w:rPr>
+                <w:noProof w:val="0"/>
+                <w:lang w:val="en-US"/>
+              </w:rPr>
+            </w:pPr>
+            <w:r>
+              <w:rPr>
+                <w:noProof w:val="0"/>
+              </w:rPr>
+              <w:t>Product manager selects "Add Product" option.</w:t>
+            </w:r>
+          </w:p>
+          <w:p>
+            <w:pPr>
+              <w:numPr>
+                <w:ilvl w:val="0"/>
+                <w:numId w:val="27"/>
+              </w:numPr>
+              <w:spacing w:after="120"/>
+              <w:contextualSpacing/>
+              <w:rPr>
+                <w:noProof w:val="0"/>
+                <w:lang w:val="en-US"/>
+              </w:rPr>
+            </w:pPr>
+            <w:r>
+              <w:rPr>
+                <w:noProof w:val="0"/>
+              </w:rPr>
+              <w:t>Product manager enters requi</w:t>
+            </w:r>
+            <w:r>
+              <w:rPr>
+                <w:noProof w:val="0"/>
+                <w:lang w:val="en-US"/>
+              </w:rPr>
+              <w:t>red</w:t>
+            </w:r>
+            <w:r>
+              <w:rPr>
+                <w:noProof w:val="0"/>
+              </w:rPr>
+              <w:t xml:space="preserve"> product details:</w:t>
+            </w:r>
+          </w:p>
+          <w:p>
+            <w:pPr>
+              <w:numPr>
+                <w:ilvl w:val="0"/>
+                <w:numId w:val="27"/>
+              </w:numPr>
+              <w:spacing w:after="120"/>
+              <w:contextualSpacing/>
+              <w:rPr>
+                <w:noProof w:val="0"/>
+                <w:lang w:val="en-US"/>
+              </w:rPr>
+            </w:pPr>
+            <w:r>
+              <w:rPr>
+                <w:noProof w:val="0"/>
+              </w:rPr>
+              <w:t>The software validates required fields for the selected product type.</w:t>
+            </w:r>
+          </w:p>
+          <w:p>
+            <w:pPr>
+              <w:numPr>
+                <w:ilvl w:val="0"/>
+                <w:numId w:val="27"/>
+              </w:numPr>
+              <w:spacing w:after="120"/>
+              <w:contextualSpacing/>
+              <w:rPr>
+                <w:noProof w:val="0"/>
+                <w:lang w:val="en-US"/>
+              </w:rPr>
+            </w:pPr>
+            <w:r>
+              <w:rPr>
+                <w:noProof w:val="0"/>
+              </w:rPr>
+              <w:t>The software validates stores the product in the system.</w:t>
+            </w:r>
+          </w:p>
+          <w:p>
+            <w:pPr>
+              <w:numPr>
+                <w:ilvl w:val="0"/>
+                <w:numId w:val="27"/>
+              </w:numPr>
+              <w:spacing w:after="120"/>
+              <w:contextualSpacing/>
+              <w:rPr>
+                <w:noProof w:val="0"/>
+                <w:lang w:val="en-US"/>
+              </w:rPr>
+            </w:pPr>
+            <w:r>
+              <w:rPr>
+                <w:noProof w:val="0"/>
+              </w:rPr>
+              <w:t>A confirmation message is displayed.</w:t>
+            </w:r>
+          </w:p>
+          <w:p>
+            <w:pPr>
+              <w:spacing w:after="120"/>
+              <w:ind w:left="1440"/>
+              <w:contextualSpacing/>
+              <w:rPr>
+                <w:noProof w:val="0"/>
+                <w:szCs w:val="24"/>
+                <w:lang w:val="en-US"/>
+              </w:rPr>
+            </w:pPr>
+          </w:p>
+          <w:p>
+            <w:pPr>
+              <w:numPr>
+                <w:ilvl w:val="0"/>
+                <w:numId w:val="26"/>
+              </w:numPr>
+              <w:spacing w:after="120"/>
+              <w:contextualSpacing/>
+              <w:rPr>
+                <w:b/>
+                <w:bCs/>
+                <w:noProof w:val="0"/>
               </w:rPr>
             </w:pPr>
             <w:r>
@@ -15383,6 +11951,7 @@
               <w:rPr>
                 <w:b/>
                 <w:noProof w:val="0"/>
+                <w:lang w:val="en-US"/>
               </w:rPr>
             </w:pPr>
             <w:r>
@@ -15390,7 +11959,15 @@
                 <w:b/>
                 <w:noProof w:val="0"/>
               </w:rPr>
-              <w:t>Table N-Alternative flows of events for UC Place order</w:t>
+              <w:t xml:space="preserve">Table N-Alternative flows of events for UC </w:t>
+            </w:r>
+            <w:r>
+              <w:rPr>
+                <w:b/>
+                <w:noProof w:val="0"/>
+                <w:lang w:val="en-US"/>
+              </w:rPr>
+              <w:t>Add product</w:t>
             </w:r>
           </w:p>
           <w:tbl>
@@ -15668,13 +12245,23 @@
                     </w:rPr>
                     <w:t>equired fie</w:t>
                   </w:r>
-                  <w:r>
-                    <w:rPr>
-                      <w:noProof w:val="0"/>
-                      <w:sz w:val="20"/>
-                      <w:lang w:val="en-US"/>
-                    </w:rPr>
-                    <w:t>lds are missing or wrong format</w:t>
+                  <w:proofErr w:type="spellStart"/>
+                  <w:r>
+                    <w:rPr>
+                      <w:noProof w:val="0"/>
+                      <w:sz w:val="20"/>
+                      <w:lang w:val="en-US"/>
+                    </w:rPr>
+                    <w:t>lds</w:t>
+                  </w:r>
+                  <w:proofErr w:type="spellEnd"/>
+                  <w:r>
+                    <w:rPr>
+                      <w:noProof w:val="0"/>
+                      <w:sz w:val="20"/>
+                      <w:lang w:val="en-US"/>
+                    </w:rPr>
+                    <w:t xml:space="preserve"> are missing or wrong format</w:t>
                   </w:r>
                 </w:p>
               </w:tc>
@@ -15744,6 +12331,18 @@
               </w:tc>
             </w:tr>
           </w:tbl>
+          <w:p>
+            <w:pPr>
+              <w:spacing w:after="120"/>
+              <w:ind w:left="360"/>
+              <w:contextualSpacing/>
+              <w:rPr>
+                <w:b/>
+                <w:bCs/>
+                <w:noProof w:val="0"/>
+              </w:rPr>
+            </w:pPr>
+          </w:p>
           <w:p>
             <w:pPr>
               <w:numPr>
@@ -17631,6 +14230,18 @@
           </w:tbl>
           <w:p>
             <w:pPr>
+              <w:spacing w:after="120"/>
+              <w:ind w:left="360"/>
+              <w:contextualSpacing/>
+              <w:rPr>
+                <w:b/>
+                <w:bCs/>
+                <w:noProof w:val="0"/>
+              </w:rPr>
+            </w:pPr>
+          </w:p>
+          <w:p>
+            <w:pPr>
               <w:numPr>
                 <w:ilvl w:val="0"/>
                 <w:numId w:val="26"/>
@@ -17667,7 +14278,6 @@
                 <w:b/>
                 <w:noProof w:val="0"/>
               </w:rPr>
-              <w:lastRenderedPageBreak/>
               <w:t xml:space="preserve">Table B-Output data of </w:t>
             </w:r>
             <w:r>
@@ -19816,6 +16426,8 @@
                 <w:b/>
                 <w:bCs/>
                 <w:noProof w:val="0"/>
+                <w:sz w:val="28"/>
+                <w:szCs w:val="28"/>
               </w:rPr>
             </w:pPr>
             <w:r>
@@ -19823,11 +16435,13 @@
                 <w:b/>
                 <w:bCs/>
                 <w:noProof w:val="0"/>
+                <w:sz w:val="28"/>
+                <w:szCs w:val="28"/>
               </w:rPr>
               <w:t>Postconditions</w:t>
             </w:r>
-            <w:bookmarkStart w:id="16" w:name="_MON_1662905405"/>
-            <w:bookmarkEnd w:id="16"/>
+            <w:bookmarkStart w:id="15" w:name="_MON_1662905405"/>
+            <w:bookmarkEnd w:id="15"/>
           </w:p>
           <w:p>
             <w:pPr>
@@ -19840,7 +16454,7 @@
                 <w:b/>
                 <w:bCs/>
                 <w:noProof w:val="0"/>
-                <w:sz w:val="20"/>
+                <w:szCs w:val="24"/>
               </w:rPr>
             </w:pPr>
             <w:r>
@@ -19848,7 +16462,7 @@
                 <w:b/>
                 <w:bCs/>
                 <w:noProof w:val="0"/>
-                <w:sz w:val="20"/>
+                <w:szCs w:val="24"/>
               </w:rPr>
               <w:t>Success Postconditions</w:t>
             </w:r>
@@ -19857,13 +16471,13 @@
             <w:pPr>
               <w:rPr>
                 <w:noProof w:val="0"/>
-                <w:sz w:val="20"/>
+                <w:szCs w:val="24"/>
               </w:rPr>
             </w:pPr>
             <w:r>
               <w:rPr>
                 <w:noProof w:val="0"/>
-                <w:sz w:val="20"/>
+                <w:szCs w:val="24"/>
               </w:rPr>
               <w:t>The new product is stored in the AIMS system with all valid details.</w:t>
             </w:r>
@@ -19872,13 +16486,13 @@
             <w:pPr>
               <w:rPr>
                 <w:noProof w:val="0"/>
-                <w:sz w:val="20"/>
+                <w:szCs w:val="24"/>
               </w:rPr>
             </w:pPr>
             <w:r>
               <w:rPr>
                 <w:noProof w:val="0"/>
-                <w:sz w:val="20"/>
+                <w:szCs w:val="24"/>
               </w:rPr>
               <w:t>A confirmation message is displayed to the product manager.</w:t>
             </w:r>
@@ -19887,13 +16501,13 @@
             <w:pPr>
               <w:rPr>
                 <w:noProof w:val="0"/>
-                <w:sz w:val="20"/>
+                <w:szCs w:val="24"/>
               </w:rPr>
             </w:pPr>
             <w:r>
               <w:rPr>
                 <w:noProof w:val="0"/>
-                <w:sz w:val="20"/>
+                <w:szCs w:val="24"/>
               </w:rPr>
               <w:t>The system records the addition history, including timestamp and product details.</w:t>
             </w:r>
@@ -19909,7 +16523,7 @@
                 <w:b/>
                 <w:bCs/>
                 <w:noProof w:val="0"/>
-                <w:sz w:val="20"/>
+                <w:szCs w:val="24"/>
               </w:rPr>
             </w:pPr>
             <w:r>
@@ -19917,7 +16531,7 @@
                 <w:b/>
                 <w:bCs/>
                 <w:noProof w:val="0"/>
-                <w:sz w:val="20"/>
+                <w:szCs w:val="24"/>
               </w:rPr>
               <w:t>Failure Postconditions</w:t>
             </w:r>
@@ -19926,13 +16540,13 @@
             <w:pPr>
               <w:rPr>
                 <w:noProof w:val="0"/>
-                <w:sz w:val="20"/>
+                <w:szCs w:val="24"/>
               </w:rPr>
             </w:pPr>
             <w:r>
               <w:rPr>
                 <w:noProof w:val="0"/>
-                <w:sz w:val="20"/>
+                <w:szCs w:val="24"/>
               </w:rPr>
               <w:t>If validation fails (missing fields, incorrect format, or price outside allowed range), the product is not stored in the system.</w:t>
             </w:r>
@@ -19941,15 +16555,14 @@
             <w:pPr>
               <w:rPr>
                 <w:noProof w:val="0"/>
-                <w:sz w:val="20"/>
+                <w:szCs w:val="24"/>
               </w:rPr>
             </w:pPr>
             <w:r>
               <w:rPr>
                 <w:noProof w:val="0"/>
-                <w:sz w:val="20"/>
-              </w:rPr>
-              <w:lastRenderedPageBreak/>
+                <w:szCs w:val="24"/>
+              </w:rPr>
               <w:t>The system prompts the product manager to correct the errors.</w:t>
             </w:r>
           </w:p>
@@ -19964,7 +16577,7 @@
             <w:r>
               <w:rPr>
                 <w:noProof w:val="0"/>
-                <w:sz w:val="20"/>
+                <w:szCs w:val="24"/>
               </w:rPr>
               <w:t>The product manager can re-enter the product details and resubmit</w:t>
             </w:r>
@@ -19982,6 +16595,8 @@
           <w:szCs w:val="32"/>
         </w:rPr>
         <w:sectPr>
+          <w:headerReference w:type="default" r:id="rId16"/>
+          <w:footerReference w:type="default" r:id="rId17"/>
           <w:type w:val="continuous"/>
           <w:pgSz w:w="12240" w:h="15840" w:code="1"/>
           <w:pgMar w:top="1440" w:right="1800" w:bottom="1440" w:left="1800" w:header="720" w:footer="720" w:gutter="0"/>
@@ -20057,7 +16672,7 @@
               </w:rPr>
               <w:t xml:space="preserve">Use Case </w:t>
             </w:r>
-            <w:bookmarkStart w:id="17" w:name="_Hlk191853315"/>
+            <w:bookmarkStart w:id="16" w:name="_Hlk191853315"/>
             <w:r>
               <w:rPr>
                 <w:b/>
@@ -20079,7 +16694,7 @@
               </w:rPr>
               <w:t xml:space="preserve">Update </w:t>
             </w:r>
-            <w:bookmarkEnd w:id="17"/>
+            <w:bookmarkEnd w:id="16"/>
             <w:r>
               <w:rPr>
                 <w:b/>
@@ -20194,12 +16809,21 @@
                 <w:lang w:val="en-US"/>
               </w:rPr>
             </w:pPr>
+            <w:proofErr w:type="gramStart"/>
             <w:r>
               <w:rPr>
                 <w:noProof w:val="0"/>
                 <w:lang w:val="en-US"/>
               </w:rPr>
-              <w:t>This use case describes the interactions between the Product Manager and the AIMS software when updating product details.</w:t>
+              <w:t>This use</w:t>
+            </w:r>
+            <w:proofErr w:type="gramEnd"/>
+            <w:r>
+              <w:rPr>
+                <w:noProof w:val="0"/>
+                <w:lang w:val="en-US"/>
+              </w:rPr>
+              <w:t xml:space="preserve"> case describes the interactions between the Product Manager and the AIMS software when updating product details.</w:t>
             </w:r>
           </w:p>
           <w:p>
@@ -20316,7 +16940,25 @@
                 <w:szCs w:val="24"/>
                 <w:lang w:val="en-US"/>
               </w:rPr>
-              <w:t>The product manager has the necessary permissions to update products.</w:t>
+              <w:t xml:space="preserve">The product manager has the necessary </w:t>
+            </w:r>
+            <w:proofErr w:type="gramStart"/>
+            <w:r>
+              <w:rPr>
+                <w:noProof w:val="0"/>
+                <w:szCs w:val="24"/>
+                <w:lang w:val="en-US"/>
+              </w:rPr>
+              <w:t>permissions</w:t>
+            </w:r>
+            <w:proofErr w:type="gramEnd"/>
+            <w:r>
+              <w:rPr>
+                <w:noProof w:val="0"/>
+                <w:szCs w:val="24"/>
+                <w:lang w:val="en-US"/>
+              </w:rPr>
+              <w:t xml:space="preserve"> to update products.</w:t>
             </w:r>
           </w:p>
           <w:p>
@@ -20329,13 +16971,23 @@
                 <w:lang w:val="en-US"/>
               </w:rPr>
             </w:pPr>
+            <w:proofErr w:type="gramStart"/>
             <w:r>
               <w:rPr>
                 <w:noProof w:val="0"/>
                 <w:szCs w:val="24"/>
                 <w:lang w:val="en-US"/>
               </w:rPr>
-              <w:t>The AIMS software is available.</w:t>
+              <w:t>The AIMS</w:t>
+            </w:r>
+            <w:proofErr w:type="gramEnd"/>
+            <w:r>
+              <w:rPr>
+                <w:noProof w:val="0"/>
+                <w:szCs w:val="24"/>
+                <w:lang w:val="en-US"/>
+              </w:rPr>
+              <w:t xml:space="preserve"> software is available.</w:t>
             </w:r>
           </w:p>
           <w:p>
@@ -20383,6 +17035,7 @@
                 <w:szCs w:val="28"/>
                 <w:lang w:val="en-US"/>
               </w:rPr>
+              <w:lastRenderedPageBreak/>
               <w:t>Basic Flow of Events</w:t>
             </w:r>
           </w:p>
@@ -20400,13 +17053,23 @@
                 <w:lang w:val="en-US"/>
               </w:rPr>
             </w:pPr>
+            <w:proofErr w:type="gramStart"/>
             <w:r>
               <w:rPr>
                 <w:noProof w:val="0"/>
                 <w:szCs w:val="24"/>
                 <w:lang w:val="en-US"/>
               </w:rPr>
-              <w:t>Product manager selects "Edit Product" option.</w:t>
+              <w:t>Product</w:t>
+            </w:r>
+            <w:proofErr w:type="gramEnd"/>
+            <w:r>
+              <w:rPr>
+                <w:noProof w:val="0"/>
+                <w:szCs w:val="24"/>
+                <w:lang w:val="en-US"/>
+              </w:rPr>
+              <w:t xml:space="preserve"> manager selects "Edit Product" option.</w:t>
             </w:r>
           </w:p>
           <w:p>
@@ -20429,7 +17092,25 @@
                 <w:szCs w:val="24"/>
                 <w:lang w:val="en-US"/>
               </w:rPr>
-              <w:t xml:space="preserve">Product Manager search and select product </w:t>
+              <w:t xml:space="preserve">Product Manager </w:t>
+            </w:r>
+            <w:proofErr w:type="gramStart"/>
+            <w:r>
+              <w:rPr>
+                <w:noProof w:val="0"/>
+                <w:szCs w:val="24"/>
+                <w:lang w:val="en-US"/>
+              </w:rPr>
+              <w:t>search</w:t>
+            </w:r>
+            <w:proofErr w:type="gramEnd"/>
+            <w:r>
+              <w:rPr>
+                <w:noProof w:val="0"/>
+                <w:szCs w:val="24"/>
+                <w:lang w:val="en-US"/>
+              </w:rPr>
+              <w:t xml:space="preserve"> and select product </w:t>
             </w:r>
           </w:p>
           <w:p>
@@ -20446,13 +17127,41 @@
                 <w:lang w:val="en-US"/>
               </w:rPr>
             </w:pPr>
+            <w:proofErr w:type="gramStart"/>
             <w:r>
               <w:rPr>
                 <w:noProof w:val="0"/>
                 <w:szCs w:val="24"/>
                 <w:lang w:val="en-US"/>
               </w:rPr>
-              <w:t>Product manager change product’s details (e.g., price, description, stock quantity).</w:t>
+              <w:t>Product</w:t>
+            </w:r>
+            <w:proofErr w:type="gramEnd"/>
+            <w:r>
+              <w:rPr>
+                <w:noProof w:val="0"/>
+                <w:szCs w:val="24"/>
+                <w:lang w:val="en-US"/>
+              </w:rPr>
+              <w:t xml:space="preserve"> </w:t>
+            </w:r>
+            <w:proofErr w:type="gramStart"/>
+            <w:r>
+              <w:rPr>
+                <w:noProof w:val="0"/>
+                <w:szCs w:val="24"/>
+                <w:lang w:val="en-US"/>
+              </w:rPr>
+              <w:t>manager</w:t>
+            </w:r>
+            <w:proofErr w:type="gramEnd"/>
+            <w:r>
+              <w:rPr>
+                <w:noProof w:val="0"/>
+                <w:szCs w:val="24"/>
+                <w:lang w:val="en-US"/>
+              </w:rPr>
+              <w:t xml:space="preserve"> change product’s details (e.g., price, description, stock quantity).</w:t>
             </w:r>
           </w:p>
           <w:p>
@@ -20526,18 +17235,6 @@
           </w:p>
           <w:p>
             <w:pPr>
-              <w:spacing w:after="120"/>
-              <w:ind w:left="1440"/>
-              <w:contextualSpacing/>
-              <w:rPr>
-                <w:noProof w:val="0"/>
-                <w:szCs w:val="24"/>
-                <w:lang w:val="en-US"/>
-              </w:rPr>
-            </w:pPr>
-          </w:p>
-          <w:p>
-            <w:pPr>
               <w:numPr>
                 <w:ilvl w:val="0"/>
                 <w:numId w:val="32"/>
@@ -20577,7 +17274,15 @@
                 <w:noProof w:val="0"/>
                 <w:lang w:val="en-US"/>
               </w:rPr>
-              <w:t>Table N-Alternative flows of events for UC Place order</w:t>
+              <w:t xml:space="preserve">Table N-Alternative flows of events for UC </w:t>
+            </w:r>
+            <w:r>
+              <w:rPr>
+                <w:b/>
+                <w:noProof w:val="0"/>
+                <w:lang w:val="en-US"/>
+              </w:rPr>
+              <w:t>Update product</w:t>
             </w:r>
           </w:p>
           <w:tbl>
@@ -22941,6 +19646,19 @@
           </w:tbl>
           <w:p>
             <w:pPr>
+              <w:spacing w:after="120"/>
+              <w:ind w:left="360"/>
+              <w:contextualSpacing/>
+              <w:rPr>
+                <w:b/>
+                <w:bCs/>
+                <w:noProof w:val="0"/>
+                <w:lang w:val="en-US"/>
+              </w:rPr>
+            </w:pPr>
+          </w:p>
+          <w:p>
+            <w:pPr>
               <w:numPr>
                 <w:ilvl w:val="0"/>
                 <w:numId w:val="32"/>
@@ -23477,6 +20195,8 @@
                 <w:b/>
                 <w:bCs/>
                 <w:noProof w:val="0"/>
+                <w:sz w:val="28"/>
+                <w:szCs w:val="28"/>
                 <w:lang w:val="en-US"/>
               </w:rPr>
             </w:pPr>
@@ -23485,24 +20205,22 @@
                 <w:b/>
                 <w:bCs/>
                 <w:noProof w:val="0"/>
-                <w:lang w:val="en-US"/>
-              </w:rPr>
-              <w:lastRenderedPageBreak/>
+                <w:sz w:val="28"/>
+                <w:szCs w:val="28"/>
+                <w:lang w:val="en-US"/>
+              </w:rPr>
               <w:t>Postconditions</w:t>
             </w:r>
           </w:p>
           <w:p>
             <w:pPr>
-              <w:numPr>
-                <w:ilvl w:val="0"/>
-                <w:numId w:val="31"/>
-              </w:numPr>
+              <w:ind w:left="720"/>
               <w:contextualSpacing/>
               <w:rPr>
                 <w:b/>
                 <w:bCs/>
                 <w:noProof w:val="0"/>
-                <w:sz w:val="20"/>
+                <w:szCs w:val="24"/>
                 <w:lang w:val="en-US"/>
               </w:rPr>
             </w:pPr>
@@ -23511,7 +20229,7 @@
                 <w:b/>
                 <w:bCs/>
                 <w:noProof w:val="0"/>
-                <w:sz w:val="20"/>
+                <w:szCs w:val="24"/>
                 <w:lang w:val="en-US"/>
               </w:rPr>
               <w:t>Success Postconditions</w:t>
@@ -23521,14 +20239,14 @@
             <w:pPr>
               <w:rPr>
                 <w:noProof w:val="0"/>
-                <w:sz w:val="20"/>
+                <w:szCs w:val="24"/>
                 <w:lang w:val="en-US"/>
               </w:rPr>
             </w:pPr>
             <w:r>
               <w:rPr>
                 <w:noProof w:val="0"/>
-                <w:sz w:val="20"/>
+                <w:szCs w:val="24"/>
                 <w:lang w:val="en-US"/>
               </w:rPr>
               <w:t>The product is added, updated, or deleted successfully if all inputs are valid.</w:t>
@@ -23538,7 +20256,7 @@
             <w:pPr>
               <w:rPr>
                 <w:noProof w:val="0"/>
-                <w:sz w:val="20"/>
+                <w:szCs w:val="24"/>
                 <w:lang w:val="en-US"/>
               </w:rPr>
             </w:pPr>
@@ -23547,31 +20265,72 @@
             <w:pPr>
               <w:rPr>
                 <w:noProof w:val="0"/>
-                <w:sz w:val="20"/>
+                <w:szCs w:val="24"/>
                 <w:lang w:val="en-US"/>
               </w:rPr>
             </w:pPr>
             <w:r>
               <w:rPr>
                 <w:noProof w:val="0"/>
-                <w:sz w:val="20"/>
-                <w:lang w:val="en-US"/>
-              </w:rPr>
-              <w:t>The history of the action is stored.The system records the addition history, including timestamp and product details.</w:t>
+                <w:szCs w:val="24"/>
+                <w:lang w:val="en-US"/>
+              </w:rPr>
+              <w:t>The history of the action is stored.</w:t>
+            </w:r>
+            <w:r>
+              <w:rPr>
+                <w:noProof w:val="0"/>
+                <w:szCs w:val="24"/>
+                <w:lang w:val="en-US"/>
+              </w:rPr>
+              <w:t xml:space="preserve"> </w:t>
+            </w:r>
+            <w:proofErr w:type="gramStart"/>
+            <w:r>
+              <w:rPr>
+                <w:noProof w:val="0"/>
+                <w:szCs w:val="24"/>
+                <w:lang w:val="en-US"/>
+              </w:rPr>
+              <w:t>The</w:t>
+            </w:r>
+            <w:proofErr w:type="gramEnd"/>
+            <w:r>
+              <w:rPr>
+                <w:noProof w:val="0"/>
+                <w:szCs w:val="24"/>
+                <w:lang w:val="en-US"/>
+              </w:rPr>
+              <w:t xml:space="preserve"> system records the </w:t>
+            </w:r>
+            <w:proofErr w:type="gramStart"/>
+            <w:r>
+              <w:rPr>
+                <w:noProof w:val="0"/>
+                <w:szCs w:val="24"/>
+                <w:lang w:val="en-US"/>
+              </w:rPr>
+              <w:t>addition</w:t>
+            </w:r>
+            <w:proofErr w:type="gramEnd"/>
+            <w:r>
+              <w:rPr>
+                <w:noProof w:val="0"/>
+                <w:szCs w:val="24"/>
+                <w:lang w:val="en-US"/>
+              </w:rPr>
+              <w:t xml:space="preserve"> history, including timestamp and product details.</w:t>
             </w:r>
           </w:p>
           <w:p>
             <w:pPr>
-              <w:numPr>
-                <w:ilvl w:val="0"/>
-                <w:numId w:val="31"/>
-              </w:numPr>
+              <w:ind w:left="720"/>
               <w:contextualSpacing/>
               <w:rPr>
                 <w:b/>
                 <w:bCs/>
                 <w:noProof w:val="0"/>
-                <w:sz w:val="20"/>
+                <w:szCs w:val="24"/>
                 <w:lang w:val="en-US"/>
               </w:rPr>
             </w:pPr>
@@ -23580,7 +20339,7 @@
                 <w:b/>
                 <w:bCs/>
                 <w:noProof w:val="0"/>
-                <w:sz w:val="20"/>
+                <w:szCs w:val="24"/>
                 <w:lang w:val="en-US"/>
               </w:rPr>
               <w:t>Failure Postconditions</w:t>
@@ -23590,14 +20349,14 @@
             <w:pPr>
               <w:rPr>
                 <w:noProof w:val="0"/>
-                <w:sz w:val="20"/>
+                <w:szCs w:val="24"/>
                 <w:lang w:val="en-US"/>
               </w:rPr>
             </w:pPr>
             <w:r>
               <w:rPr>
                 <w:noProof w:val="0"/>
-                <w:sz w:val="20"/>
+                <w:szCs w:val="24"/>
                 <w:lang w:val="en-US"/>
               </w:rPr>
               <w:t>If input validation fails, the system displays an error message.</w:t>
@@ -23607,14 +20366,14 @@
             <w:pPr>
               <w:rPr>
                 <w:noProof w:val="0"/>
-                <w:sz w:val="20"/>
+                <w:szCs w:val="24"/>
                 <w:lang w:val="en-US"/>
               </w:rPr>
             </w:pPr>
             <w:r>
               <w:rPr>
                 <w:noProof w:val="0"/>
-                <w:sz w:val="20"/>
+                <w:szCs w:val="24"/>
                 <w:lang w:val="en-US"/>
               </w:rPr>
               <w:t>If a limit is exceeded (e.g., price updates, deletions per day), the system notifies the product manager.</w:t>
@@ -23624,14 +20383,14 @@
             <w:pPr>
               <w:rPr>
                 <w:noProof w:val="0"/>
-                <w:sz w:val="20"/>
+                <w:szCs w:val="24"/>
                 <w:lang w:val="en-US"/>
               </w:rPr>
             </w:pPr>
             <w:r>
               <w:rPr>
                 <w:noProof w:val="0"/>
-                <w:sz w:val="20"/>
+                <w:szCs w:val="24"/>
                 <w:lang w:val="en-US"/>
               </w:rPr>
               <w:t>Incorrect data formats trigger warnings before processing.</w:t>
@@ -23648,7 +20407,7 @@
             <w:r>
               <w:rPr>
                 <w:noProof w:val="0"/>
-                <w:sz w:val="20"/>
+                <w:szCs w:val="24"/>
                 <w:lang w:val="en-US" w:eastAsia="en-US"/>
               </w:rPr>
               <w:t>The system logs all actions for tracking and security purposes.</w:t>
@@ -23666,6 +20425,48 @@
     </w:p>
     <w:p>
       <w:pPr>
+        <w:rPr>
+          <w:lang w:val="en-US"/>
+        </w:rPr>
+      </w:pPr>
+    </w:p>
+    <w:p>
+      <w:pPr>
+        <w:pStyle w:val="Heading2"/>
+        <w:numPr>
+          <w:ilvl w:val="0"/>
+          <w:numId w:val="0"/>
+        </w:numPr>
+        <w:spacing w:before="0" w:after="0"/>
+        <w:ind w:left="576"/>
+        <w:rPr>
+          <w:lang w:val="en-US"/>
+        </w:rPr>
+      </w:pPr>
+    </w:p>
+    <w:p>
+      <w:pPr>
+        <w:pStyle w:val="Heading2"/>
+        <w:numPr>
+          <w:ilvl w:val="0"/>
+          <w:numId w:val="0"/>
+        </w:numPr>
+        <w:spacing w:before="0" w:after="0"/>
+        <w:ind w:left="576"/>
+        <w:rPr>
+          <w:lang w:val="en-US"/>
+        </w:rPr>
+      </w:pPr>
+    </w:p>
+    <w:p>
+      <w:pPr>
+        <w:rPr>
+          <w:lang w:val="en-US"/>
+        </w:rPr>
+      </w:pPr>
+    </w:p>
+    <w:p>
+      <w:pPr>
         <w:pStyle w:val="Heading2"/>
         <w:spacing w:before="0" w:after="0"/>
         <w:rPr>
@@ -23676,6 +20477,7 @@
         <w:rPr>
           <w:lang w:val="en-US"/>
         </w:rPr>
+        <w:lastRenderedPageBreak/>
         <w:t>Delete</w:t>
       </w:r>
       <w:r>
@@ -23856,12 +20658,21 @@
                 <w:lang w:val="en-US"/>
               </w:rPr>
             </w:pPr>
+            <w:proofErr w:type="gramStart"/>
             <w:r>
               <w:rPr>
                 <w:noProof w:val="0"/>
                 <w:lang w:val="en-US"/>
               </w:rPr>
-              <w:t>This use case describes the interactions between the Product Manager and the AIMS software when deleting a product from the system.</w:t>
+              <w:t>This use</w:t>
+            </w:r>
+            <w:proofErr w:type="gramEnd"/>
+            <w:r>
+              <w:rPr>
+                <w:noProof w:val="0"/>
+                <w:lang w:val="en-US"/>
+              </w:rPr>
+              <w:t xml:space="preserve"> case describes the interactions between the Product Manager and the AIMS software when deleting a product from the system.</w:t>
             </w:r>
           </w:p>
           <w:p>
@@ -23991,13 +20802,23 @@
                 <w:lang w:val="en-US"/>
               </w:rPr>
             </w:pPr>
+            <w:proofErr w:type="gramStart"/>
             <w:r>
               <w:rPr>
                 <w:noProof w:val="0"/>
                 <w:szCs w:val="24"/>
                 <w:lang w:val="en-US"/>
               </w:rPr>
-              <w:t>The AIMS software is available.</w:t>
+              <w:t>The AIMS</w:t>
+            </w:r>
+            <w:proofErr w:type="gramEnd"/>
+            <w:r>
+              <w:rPr>
+                <w:noProof w:val="0"/>
+                <w:szCs w:val="24"/>
+                <w:lang w:val="en-US"/>
+              </w:rPr>
+              <w:t xml:space="preserve"> software is available.</w:t>
             </w:r>
           </w:p>
           <w:p>
@@ -24061,12 +20882,21 @@
                 <w:lang w:val="en-US"/>
               </w:rPr>
             </w:pPr>
+            <w:proofErr w:type="gramStart"/>
             <w:r>
               <w:rPr>
                 <w:noProof w:val="0"/>
                 <w:lang w:val="en-US"/>
               </w:rPr>
-              <w:t>Product manager selects the "Delete Product" option.</w:t>
+              <w:t>Product</w:t>
+            </w:r>
+            <w:proofErr w:type="gramEnd"/>
+            <w:r>
+              <w:rPr>
+                <w:noProof w:val="0"/>
+                <w:lang w:val="en-US"/>
+              </w:rPr>
+              <w:t xml:space="preserve"> manager selects the "Delete Product" option.</w:t>
             </w:r>
           </w:p>
           <w:p>
@@ -24082,12 +20912,21 @@
                 <w:lang w:val="en-US"/>
               </w:rPr>
             </w:pPr>
+            <w:proofErr w:type="gramStart"/>
             <w:r>
               <w:rPr>
                 <w:noProof w:val="0"/>
                 <w:lang w:val="en-US"/>
               </w:rPr>
-              <w:t>Product manager selects one or multiple products for deletion.</w:t>
+              <w:t>Product</w:t>
+            </w:r>
+            <w:proofErr w:type="gramEnd"/>
+            <w:r>
+              <w:rPr>
+                <w:noProof w:val="0"/>
+                <w:lang w:val="en-US"/>
+              </w:rPr>
+              <w:t xml:space="preserve"> manager selects one or multiple products for deletion.</w:t>
             </w:r>
           </w:p>
           <w:p>
@@ -24108,7 +20947,23 @@
                 <w:noProof w:val="0"/>
                 <w:lang w:val="en-US"/>
               </w:rPr>
-              <w:t>The system validate the deleting group</w:t>
+              <w:t xml:space="preserve">The system </w:t>
+            </w:r>
+            <w:proofErr w:type="gramStart"/>
+            <w:r>
+              <w:rPr>
+                <w:noProof w:val="0"/>
+                <w:lang w:val="en-US"/>
+              </w:rPr>
+              <w:t>validate</w:t>
+            </w:r>
+            <w:proofErr w:type="gramEnd"/>
+            <w:r>
+              <w:rPr>
+                <w:noProof w:val="0"/>
+                <w:lang w:val="en-US"/>
+              </w:rPr>
+              <w:t xml:space="preserve"> the deleting group</w:t>
             </w:r>
           </w:p>
           <w:p>
@@ -24218,7 +21073,6 @@
                 <w:noProof w:val="0"/>
                 <w:lang w:val="en-US"/>
               </w:rPr>
-              <w:lastRenderedPageBreak/>
               <w:t>Alternative flows</w:t>
             </w:r>
           </w:p>
@@ -24508,7 +21362,45 @@
                       <w:sz w:val="20"/>
                       <w:lang w:val="en-US"/>
                     </w:rPr>
-                    <w:t>If the product manger choose more than 10 products</w:t>
+                    <w:t xml:space="preserve">If the product </w:t>
+                  </w:r>
+                  <w:proofErr w:type="spellStart"/>
+                  <w:proofErr w:type="gramStart"/>
+                  <w:r>
+                    <w:rPr>
+                      <w:noProof w:val="0"/>
+                      <w:sz w:val="20"/>
+                      <w:lang w:val="en-US"/>
+                    </w:rPr>
+                    <w:t>manger</w:t>
+                  </w:r>
+                  <w:proofErr w:type="spellEnd"/>
+                  <w:proofErr w:type="gramEnd"/>
+                  <w:r>
+                    <w:rPr>
+                      <w:noProof w:val="0"/>
+                      <w:sz w:val="20"/>
+                      <w:lang w:val="en-US"/>
+                    </w:rPr>
+                    <w:t xml:space="preserve"> </w:t>
+                  </w:r>
+                  <w:proofErr w:type="gramStart"/>
+                  <w:r>
+                    <w:rPr>
+                      <w:noProof w:val="0"/>
+                      <w:sz w:val="20"/>
+                      <w:lang w:val="en-US"/>
+                    </w:rPr>
+                    <w:t>choose</w:t>
+                  </w:r>
+                  <w:proofErr w:type="gramEnd"/>
+                  <w:r>
+                    <w:rPr>
+                      <w:noProof w:val="0"/>
+                      <w:sz w:val="20"/>
+                      <w:lang w:val="en-US"/>
+                    </w:rPr>
+                    <w:t xml:space="preserve"> more than 10 products</w:t>
                   </w:r>
                 </w:p>
               </w:tc>
@@ -25016,6 +21908,18 @@
               </w:tc>
             </w:tr>
           </w:tbl>
+          <w:p>
+            <w:pPr>
+              <w:spacing w:after="120"/>
+              <w:contextualSpacing/>
+              <w:rPr>
+                <w:b/>
+                <w:bCs/>
+                <w:noProof w:val="0"/>
+                <w:lang w:val="en-US"/>
+              </w:rPr>
+            </w:pPr>
+          </w:p>
           <w:p>
             <w:pPr>
               <w:numPr>
@@ -25040,6 +21944,19 @@
               </w:rPr>
               <w:t>Input data</w:t>
             </w:r>
+          </w:p>
+          <w:p>
+            <w:pPr>
+              <w:spacing w:after="120"/>
+              <w:ind w:left="360"/>
+              <w:contextualSpacing/>
+              <w:rPr>
+                <w:b/>
+                <w:bCs/>
+                <w:noProof w:val="0"/>
+                <w:lang w:val="en-US"/>
+              </w:rPr>
+            </w:pPr>
           </w:p>
           <w:p>
             <w:pPr>
@@ -25849,6 +22766,8 @@
                 <w:b/>
                 <w:bCs/>
                 <w:noProof w:val="0"/>
+                <w:sz w:val="28"/>
+                <w:szCs w:val="28"/>
                 <w:lang w:val="en-US"/>
               </w:rPr>
             </w:pPr>
@@ -25857,6 +22776,8 @@
                 <w:b/>
                 <w:bCs/>
                 <w:noProof w:val="0"/>
+                <w:sz w:val="28"/>
+                <w:szCs w:val="28"/>
                 <w:lang w:val="en-US"/>
               </w:rPr>
               <w:t>Postconditions</w:t>
@@ -25864,16 +22785,13 @@
           </w:p>
           <w:p>
             <w:pPr>
-              <w:numPr>
-                <w:ilvl w:val="0"/>
-                <w:numId w:val="31"/>
-              </w:numPr>
+              <w:ind w:left="720"/>
               <w:contextualSpacing/>
               <w:rPr>
                 <w:b/>
                 <w:bCs/>
                 <w:noProof w:val="0"/>
-                <w:sz w:val="20"/>
+                <w:szCs w:val="24"/>
                 <w:lang w:val="en-US"/>
               </w:rPr>
             </w:pPr>
@@ -25882,7 +22800,7 @@
                 <w:b/>
                 <w:bCs/>
                 <w:noProof w:val="0"/>
-                <w:sz w:val="20"/>
+                <w:szCs w:val="24"/>
                 <w:lang w:val="en-US"/>
               </w:rPr>
               <w:t>Success Postconditions</w:t>
@@ -25892,14 +22810,14 @@
             <w:pPr>
               <w:rPr>
                 <w:noProof w:val="0"/>
-                <w:sz w:val="20"/>
+                <w:szCs w:val="24"/>
                 <w:lang w:val="en-US"/>
               </w:rPr>
             </w:pPr>
             <w:r>
               <w:rPr>
                 <w:noProof w:val="0"/>
-                <w:sz w:val="20"/>
+                <w:szCs w:val="24"/>
                 <w:lang w:val="en-US"/>
               </w:rPr>
               <w:t>The selected products (up to 10) are removed from the AIMS system.</w:t>
@@ -25909,14 +22827,14 @@
             <w:pPr>
               <w:rPr>
                 <w:noProof w:val="0"/>
-                <w:sz w:val="20"/>
+                <w:szCs w:val="24"/>
                 <w:lang w:val="en-US"/>
               </w:rPr>
             </w:pPr>
             <w:r>
               <w:rPr>
                 <w:noProof w:val="0"/>
-                <w:sz w:val="20"/>
+                <w:szCs w:val="24"/>
                 <w:lang w:val="en-US"/>
               </w:rPr>
               <w:t>A confirmation message is displayed to the product manager.</w:t>
@@ -25926,14 +22844,14 @@
             <w:pPr>
               <w:rPr>
                 <w:noProof w:val="0"/>
-                <w:sz w:val="20"/>
+                <w:szCs w:val="24"/>
                 <w:lang w:val="en-US"/>
               </w:rPr>
             </w:pPr>
             <w:r>
               <w:rPr>
                 <w:noProof w:val="0"/>
-                <w:sz w:val="20"/>
+                <w:szCs w:val="24"/>
                 <w:lang w:val="en-US"/>
               </w:rPr>
               <w:t>The system records the deletion history, including timestamp and product details.</w:t>
@@ -25941,25 +22859,35 @@
           </w:p>
           <w:p>
             <w:pPr>
-              <w:numPr>
-                <w:ilvl w:val="0"/>
-                <w:numId w:val="31"/>
-              </w:numPr>
+              <w:ind w:left="720"/>
               <w:contextualSpacing/>
               <w:rPr>
                 <w:b/>
                 <w:bCs/>
                 <w:noProof w:val="0"/>
-                <w:sz w:val="20"/>
+                <w:szCs w:val="24"/>
                 <w:lang w:val="en-US"/>
               </w:rPr>
             </w:pPr>
-            <w:r>
+          </w:p>
+          <w:p>
+            <w:pPr>
+              <w:ind w:left="720"/>
+              <w:contextualSpacing/>
               <w:rPr>
                 <w:b/>
                 <w:bCs/>
                 <w:noProof w:val="0"/>
-                <w:sz w:val="20"/>
+                <w:szCs w:val="24"/>
+                <w:lang w:val="en-US"/>
+              </w:rPr>
+            </w:pPr>
+            <w:r>
+              <w:rPr>
+                <w:b/>
+                <w:bCs/>
+                <w:noProof w:val="0"/>
+                <w:szCs w:val="24"/>
                 <w:lang w:val="en-US"/>
               </w:rPr>
               <w:t>Failure Postconditions</w:t>
@@ -25969,14 +22897,14 @@
             <w:pPr>
               <w:rPr>
                 <w:noProof w:val="0"/>
-                <w:sz w:val="20"/>
+                <w:szCs w:val="24"/>
                 <w:lang w:val="en-US"/>
               </w:rPr>
             </w:pPr>
             <w:r>
               <w:rPr>
                 <w:noProof w:val="0"/>
-                <w:sz w:val="20"/>
+                <w:szCs w:val="24"/>
                 <w:lang w:val="en-US"/>
               </w:rPr>
               <w:t>If any product does not exist, an error message is displayed.</w:t>
@@ -25986,14 +22914,14 @@
             <w:pPr>
               <w:rPr>
                 <w:noProof w:val="0"/>
-                <w:sz w:val="20"/>
+                <w:szCs w:val="24"/>
                 <w:lang w:val="en-US"/>
               </w:rPr>
             </w:pPr>
             <w:r>
               <w:rPr>
                 <w:noProof w:val="0"/>
-                <w:sz w:val="20"/>
+                <w:szCs w:val="24"/>
                 <w:lang w:val="en-US"/>
               </w:rPr>
               <w:t>If any product is associated with active orders, deletion is blocked for that product.</w:t>
@@ -26003,14 +22931,14 @@
             <w:pPr>
               <w:rPr>
                 <w:noProof w:val="0"/>
-                <w:sz w:val="20"/>
+                <w:szCs w:val="24"/>
                 <w:lang w:val="en-US"/>
               </w:rPr>
             </w:pPr>
             <w:r>
               <w:rPr>
                 <w:noProof w:val="0"/>
-                <w:sz w:val="20"/>
+                <w:szCs w:val="24"/>
                 <w:lang w:val="en-US"/>
               </w:rPr>
               <w:t>If the product manager tries to delete more than 10 products at once, a warning is shown, and the action is prevented.</w:t>
@@ -26027,10 +22955,9 @@
             <w:r>
               <w:rPr>
                 <w:noProof w:val="0"/>
-                <w:sz w:val="20"/>
+                <w:szCs w:val="24"/>
                 <w:lang w:val="en-US" w:eastAsia="en-US"/>
               </w:rPr>
-              <w:lastRenderedPageBreak/>
               <w:t>If the product manager has reached the daily deletion limit of 30 products, no more products can be deleted that day.</w:t>
             </w:r>
           </w:p>
@@ -26048,126 +22975,55 @@
       <w:pPr>
         <w:pStyle w:val="Heading1"/>
       </w:pPr>
-      <w:bookmarkStart w:id="18" w:name="_Toc91452907"/>
+      <w:bookmarkStart w:id="17" w:name="_Toc91452907"/>
       <w:r>
         <w:lastRenderedPageBreak/>
         <w:t>Supplementary specification</w:t>
       </w:r>
+      <w:bookmarkEnd w:id="17"/>
+    </w:p>
+    <w:p>
+      <w:pPr>
+        <w:pStyle w:val="Heading2"/>
+      </w:pPr>
+      <w:bookmarkStart w:id="18" w:name="_Toc91452908"/>
+      <w:r>
+        <w:t>Functionality</w:t>
+      </w:r>
       <w:bookmarkEnd w:id="18"/>
     </w:p>
     <w:p>
       <w:pPr>
-        <w:rPr>
-          <w:i/>
-        </w:rPr>
-      </w:pPr>
+        <w:pStyle w:val="Heading2"/>
+      </w:pPr>
+      <w:bookmarkStart w:id="19" w:name="_Toc91452909"/>
       <w:r>
-        <w:rPr>
-          <w:i/>
-        </w:rPr>
-        <w:t>&lt;</w:t>
-      </w:r>
-      <w:r>
-        <w:rPr>
-          <w:i/>
-        </w:rPr>
-        <w:t>Presenting other requirements if necessary, including non-functional requirements such as performance, reliability, usability, and supportability; or other technical requirements such as database system, used technology…&gt;</w:t>
-      </w:r>
-    </w:p>
-    <w:p>
-      <w:pPr>
-        <w:pStyle w:val="Heading2"/>
-      </w:pPr>
-      <w:bookmarkStart w:id="19" w:name="_Toc91452908"/>
-      <w:r>
-        <w:t>Functionality</w:t>
+        <w:t>Usability</w:t>
       </w:r>
       <w:bookmarkEnd w:id="19"/>
     </w:p>
     <w:p>
       <w:pPr>
-        <w:rPr>
-          <w:i/>
-        </w:rPr>
-      </w:pPr>
+        <w:pStyle w:val="Heading2"/>
+      </w:pPr>
+      <w:bookmarkStart w:id="20" w:name="_Toc91452910"/>
       <w:r>
-        <w:rPr>
-          <w:i/>
-        </w:rPr>
-        <w:t>&lt;</w:t>
-      </w:r>
-      <w:r>
-        <w:rPr>
-          <w:i/>
-        </w:rPr>
-        <w:t>Functional requirements that are general to many use cases</w:t>
-      </w:r>
-      <w:r>
-        <w:rPr>
-          <w:i/>
-        </w:rPr>
-        <w:t>&gt;</w:t>
-      </w:r>
-    </w:p>
-    <w:p>
-      <w:pPr>
-        <w:pStyle w:val="Heading2"/>
-      </w:pPr>
-      <w:bookmarkStart w:id="20" w:name="_Toc91452909"/>
-      <w:r>
-        <w:t>Usability</w:t>
+        <w:t>Reliability</w:t>
       </w:r>
       <w:bookmarkEnd w:id="20"/>
     </w:p>
     <w:p>
-      <w:r>
-        <w:t>&lt;</w:t>
-      </w:r>
-      <w:r>
-        <w:rPr>
-          <w:i/>
-        </w:rPr>
-        <w:t>Requirements that relate to, or affect, the usability of the system. Examples include ease-of-use requirements or training requirements that specify how readily the system can be used by its actors</w:t>
-      </w:r>
-      <w:r>
-        <w:t>&gt;</w:t>
-      </w:r>
-    </w:p>
-    <w:p>
-      <w:pPr>
-        <w:pStyle w:val="Heading2"/>
-      </w:pPr>
-      <w:bookmarkStart w:id="21" w:name="_Toc91452910"/>
-      <w:r>
-        <w:t>Reliability</w:t>
-      </w:r>
-      <w:bookmarkEnd w:id="21"/>
-    </w:p>
-    <w:p>
-      <w:pPr>
-        <w:rPr>
-          <w:i/>
-        </w:rPr>
-      </w:pPr>
-      <w:r>
-        <w:rPr>
-          <w:i/>
-        </w:rPr>
-        <w:t>&lt;Any requirements concerning the reliability of the system. Quantitative measures such as mean time between failure or defects per thousand lines of code should be stated&gt;</w:t>
-      </w:r>
-    </w:p>
-    <w:p>
       <w:pPr>
         <w:pStyle w:val="Heading2"/>
         <w:rPr>
           <w:lang w:val="en-US"/>
         </w:rPr>
       </w:pPr>
-      <w:bookmarkStart w:id="22" w:name="_Toc91452911"/>
+      <w:bookmarkStart w:id="21" w:name="_Toc91452911"/>
       <w:r>
         <w:t>Performance</w:t>
       </w:r>
-      <w:bookmarkEnd w:id="22"/>
+      <w:bookmarkEnd w:id="21"/>
     </w:p>
     <w:p>
       <w:pPr>
@@ -26288,6 +23144,12 @@
                 <w:lang w:val="en-US"/>
               </w:rPr>
             </w:pPr>
+            <w:r>
+              <w:rPr>
+                <w:lang w:val="en-US"/>
+              </w:rPr>
+              <w:t>Information</w:t>
+            </w:r>
           </w:p>
         </w:tc>
       </w:tr>
@@ -26577,90 +23439,32 @@
       <w:pPr>
         <w:pStyle w:val="Heading2"/>
       </w:pPr>
-      <w:bookmarkStart w:id="23" w:name="_Toc91452912"/>
+      <w:bookmarkStart w:id="22" w:name="_Toc91452912"/>
       <w:r>
         <w:t>Supportability</w:t>
       </w:r>
-      <w:bookmarkEnd w:id="23"/>
+      <w:bookmarkEnd w:id="22"/>
     </w:p>
     <w:p>
       <w:pPr>
-        <w:rPr>
-          <w:i/>
-        </w:rPr>
-      </w:pPr>
-      <w:r>
-        <w:rPr>
-          <w:i/>
-        </w:rPr>
-        <w:t>&lt;Any requirements that will enhance the supportability or maintainability of the system being built&gt;</w:t>
-      </w:r>
-    </w:p>
-    <w:p>
-      <w:pPr>
         <w:pStyle w:val="Heading2"/>
       </w:pPr>
-      <w:bookmarkStart w:id="24" w:name="_Toc91452913"/>
+      <w:bookmarkStart w:id="23" w:name="_Toc91452913"/>
       <w:r>
         <w:t>Other requirements</w:t>
       </w:r>
-      <w:bookmarkEnd w:id="24"/>
-    </w:p>
-    <w:p>
-      <w:pPr>
-        <w:rPr>
-          <w:i/>
-        </w:rPr>
-      </w:pPr>
-      <w:r>
-        <w:rPr>
-          <w:i/>
-        </w:rPr>
-        <w:t>&lt;</w:t>
-      </w:r>
-      <w:r>
-        <w:rPr>
-          <w:i/>
-        </w:rPr>
-        <w:t>Description</w:t>
-      </w:r>
-      <w:r>
-        <w:rPr>
-          <w:i/>
-        </w:rPr>
-        <w:t>s</w:t>
-      </w:r>
-      <w:r>
-        <w:rPr>
-          <w:i/>
-        </w:rPr>
-        <w:t xml:space="preserve"> of other requ</w:t>
-      </w:r>
-      <w:r>
-        <w:rPr>
-          <w:i/>
-        </w:rPr>
-        <w:t xml:space="preserve">irements are located </w:t>
-      </w:r>
-      <w:r>
-        <w:rPr>
-          <w:i/>
-        </w:rPr>
-        <w:t>here</w:t>
-      </w:r>
-      <w:r>
-        <w:rPr>
-          <w:i/>
-        </w:rPr>
-        <w:t>&gt;</w:t>
-      </w:r>
+      <w:bookmarkEnd w:id="4"/>
+      <w:bookmarkEnd w:id="23"/>
     </w:p>
     <w:sectPr>
+      <w:headerReference w:type="default" r:id="rId18"/>
+      <w:footerReference w:type="default" r:id="rId19"/>
       <w:type w:val="continuous"/>
       <w:pgSz w:w="12240" w:h="15840" w:code="1"/>
       <w:pgMar w:top="1440" w:right="1800" w:bottom="1440" w:left="1800" w:header="720" w:footer="720" w:gutter="0"/>
       <w:pgNumType w:start="1"/>
       <w:cols w:space="720"/>
+      <w:docGrid w:linePitch="326"/>
     </w:sectPr>
   </w:body>
 </w:document>
@@ -26697,79 +23501,129 @@
   <w:p>
     <w:pPr>
       <w:pStyle w:val="Footer"/>
-      <w:jc w:val="center"/>
     </w:pPr>
-    <w:r>
-      <w:rPr>
-        <w:rStyle w:val="PageNumber"/>
-      </w:rPr>
-      <w:fldChar w:fldCharType="begin"/>
-    </w:r>
-    <w:r>
-      <w:rPr>
-        <w:rStyle w:val="PageNumber"/>
-      </w:rPr>
-      <w:instrText xml:space="preserve"> PAGE </w:instrText>
-    </w:r>
-    <w:r>
-      <w:rPr>
-        <w:rStyle w:val="PageNumber"/>
-      </w:rPr>
-      <w:fldChar w:fldCharType="separate"/>
-    </w:r>
-    <w:r>
-      <w:rPr>
-        <w:rStyle w:val="PageNumber"/>
-      </w:rPr>
-      <w:t>i</w:t>
-    </w:r>
-    <w:r>
-      <w:rPr>
-        <w:rStyle w:val="PageNumber"/>
-      </w:rPr>
-      <w:fldChar w:fldCharType="end"/>
-    </w:r>
   </w:p>
 </w:ftr>
 </file>
 
 <file path=word/footer2.xml><?xml version="1.0" encoding="utf-8"?>
 <w:ftr xmlns:wpc="http://schemas.microsoft.com/office/word/2010/wordprocessingCanvas" xmlns:cx="http://schemas.microsoft.com/office/drawing/2014/chartex" xmlns:cx1="http://schemas.microsoft.com/office/drawing/2015/9/8/chartex" xmlns:cx2="http://schemas.microsoft.com/office/drawing/2015/10/21/chartex" xmlns:cx3="http://schemas.microsoft.com/office/drawing/2016/5/9/chartex" xmlns:cx4="http://schemas.microsoft.com/office/drawing/2016/5/10/chartex" xmlns:cx5="http://schemas.microsoft.com/office/drawing/2016/5/11/chartex" xmlns:cx6="http://schemas.microsoft.com/office/drawing/2016/5/12/chartex" xmlns:cx7="http://schemas.microsoft.com/office/drawing/2016/5/13/chartex" xmlns:cx8="http://schemas.microsoft.com/office/drawing/2016/5/14/chartex" xmlns:mc="http://schemas.openxmlformats.org/markup-compatibility/2006" xmlns:aink="http://schemas.microsoft.com/office/drawing/2016/ink" xmlns:am3d="http://schemas.microsoft.com/office/drawing/2017/model3d" xmlns:o="urn:schemas-microsoft-com:office:office" xmlns:oel="http://schemas.microsoft.com/office/2019/extlst" xmlns:r="http://schemas.openxmlformats.org/officeDocument/2006/relationships" xmlns:m="http://schemas.openxmlformats.org/officeDocument/2006/math" xmlns:v="urn:schemas-microsoft-com:vml" xmlns:wp14="http://schemas.microsoft.com/office/word/2010/wordprocessingDrawing" xmlns:wp="http://schemas.openxmlformats.org/drawingml/2006/wordprocessingDrawing" xmlns:w10="urn:schemas-microsoft-com:office:word" xmlns:w="http://schemas.openxmlformats.org/wordprocessingml/2006/main" xmlns:w14="http://schemas.microsoft.com/office/word/2010/wordml" xmlns:w15="http://schemas.microsoft.com/office/word/2012/wordml" xmlns:w16cex="http://schemas.microsoft.com/office/word/2018/wordml/cex" xmlns:w16cid="http://schemas.microsoft.com/office/word/2016/wordml/cid" xmlns:w16="http://schemas.microsoft.com/office/word/2018/wordml" xmlns:w16du="http://schemas.microsoft.com/office/word/2023/wordml/word16du" xmlns:w16sdtdh="http://schemas.microsoft.com/office/word/2020/wordml/sdtdatahash" xmlns:w16sdtfl="http://schemas.microsoft.com/office/word/2024/wordml/sdtformatlock" xmlns:w16se="http://schemas.microsoft.com/office/word/2015/wordml/symex" xmlns:wpg="http://schemas.microsoft.com/office/word/2010/wordprocessingGroup" xmlns:wpi="http://schemas.microsoft.com/office/word/2010/wordprocessingInk" xmlns:wne="http://schemas.microsoft.com/office/word/2006/wordml" xmlns:wps="http://schemas.microsoft.com/office/word/2010/wordprocessingShape" mc:Ignorable="w14 w15 w16se w16cid w16 w16cex w16sdtdh w16sdtfl w16du wp14">
+  <w:sdt>
+    <w:sdtPr>
+      <w:rPr>
+        <w:noProof w:val="0"/>
+      </w:rPr>
+      <w:id w:val="-1146973355"/>
+      <w:docPartObj>
+        <w:docPartGallery w:val="Page Numbers (Bottom of Page)"/>
+        <w:docPartUnique/>
+      </w:docPartObj>
+    </w:sdtPr>
+    <w:sdtEndPr>
+      <w:rPr>
+        <w:noProof/>
+      </w:rPr>
+    </w:sdtEndPr>
+    <w:sdtContent>
+      <w:p>
+        <w:pPr>
+          <w:pStyle w:val="Footer"/>
+          <w:jc w:val="center"/>
+        </w:pPr>
+        <w:r>
+          <w:rPr>
+            <w:noProof w:val="0"/>
+          </w:rPr>
+          <w:fldChar w:fldCharType="begin"/>
+        </w:r>
+        <w:r>
+          <w:instrText xml:space="preserve"> PAGE   \* MERGEFORMAT </w:instrText>
+        </w:r>
+        <w:r>
+          <w:rPr>
+            <w:noProof w:val="0"/>
+          </w:rPr>
+          <w:fldChar w:fldCharType="separate"/>
+        </w:r>
+        <w:r>
+          <w:t>2</w:t>
+        </w:r>
+        <w:r>
+          <w:fldChar w:fldCharType="end"/>
+        </w:r>
+      </w:p>
+    </w:sdtContent>
+  </w:sdt>
   <w:p>
     <w:pPr>
       <w:pStyle w:val="Footer"/>
-      <w:jc w:val="center"/>
     </w:pPr>
-    <w:r>
+  </w:p>
+</w:ftr>
+</file>
+
+<file path=word/footer3.xml><?xml version="1.0" encoding="utf-8"?>
+<w:ftr xmlns:wpc="http://schemas.microsoft.com/office/word/2010/wordprocessingCanvas" xmlns:cx="http://schemas.microsoft.com/office/drawing/2014/chartex" xmlns:cx1="http://schemas.microsoft.com/office/drawing/2015/9/8/chartex" xmlns:cx2="http://schemas.microsoft.com/office/drawing/2015/10/21/chartex" xmlns:cx3="http://schemas.microsoft.com/office/drawing/2016/5/9/chartex" xmlns:cx4="http://schemas.microsoft.com/office/drawing/2016/5/10/chartex" xmlns:cx5="http://schemas.microsoft.com/office/drawing/2016/5/11/chartex" xmlns:cx6="http://schemas.microsoft.com/office/drawing/2016/5/12/chartex" xmlns:cx7="http://schemas.microsoft.com/office/drawing/2016/5/13/chartex" xmlns:cx8="http://schemas.microsoft.com/office/drawing/2016/5/14/chartex" xmlns:mc="http://schemas.openxmlformats.org/markup-compatibility/2006" xmlns:aink="http://schemas.microsoft.com/office/drawing/2016/ink" xmlns:am3d="http://schemas.microsoft.com/office/drawing/2017/model3d" xmlns:o="urn:schemas-microsoft-com:office:office" xmlns:oel="http://schemas.microsoft.com/office/2019/extlst" xmlns:r="http://schemas.openxmlformats.org/officeDocument/2006/relationships" xmlns:m="http://schemas.openxmlformats.org/officeDocument/2006/math" xmlns:v="urn:schemas-microsoft-com:vml" xmlns:wp14="http://schemas.microsoft.com/office/word/2010/wordprocessingDrawing" xmlns:wp="http://schemas.openxmlformats.org/drawingml/2006/wordprocessingDrawing" xmlns:w10="urn:schemas-microsoft-com:office:word" xmlns:w="http://schemas.openxmlformats.org/wordprocessingml/2006/main" xmlns:w14="http://schemas.microsoft.com/office/word/2010/wordml" xmlns:w15="http://schemas.microsoft.com/office/word/2012/wordml" xmlns:w16cex="http://schemas.microsoft.com/office/word/2018/wordml/cex" xmlns:w16cid="http://schemas.microsoft.com/office/word/2016/wordml/cid" xmlns:w16="http://schemas.microsoft.com/office/word/2018/wordml" xmlns:w16du="http://schemas.microsoft.com/office/word/2023/wordml/word16du" xmlns:w16sdtdh="http://schemas.microsoft.com/office/word/2020/wordml/sdtdatahash" xmlns:w16sdtfl="http://schemas.microsoft.com/office/word/2024/wordml/sdtformatlock" xmlns:w16se="http://schemas.microsoft.com/office/word/2015/wordml/symex" xmlns:wpg="http://schemas.microsoft.com/office/word/2010/wordprocessingGroup" xmlns:wpi="http://schemas.microsoft.com/office/word/2010/wordprocessingInk" xmlns:wne="http://schemas.microsoft.com/office/word/2006/wordml" xmlns:wps="http://schemas.microsoft.com/office/word/2010/wordprocessingShape" mc:Ignorable="w14 w15 w16se w16cid w16 w16cex w16sdtdh w16sdtfl w16du wp14">
+  <w:sdt>
+    <w:sdtPr>
       <w:rPr>
-        <w:rStyle w:val="PageNumber"/>
+        <w:noProof w:val="0"/>
       </w:rPr>
-      <w:fldChar w:fldCharType="begin"/>
-    </w:r>
-    <w:r>
+      <w:id w:val="250472694"/>
+      <w:docPartObj>
+        <w:docPartGallery w:val="Page Numbers (Bottom of Page)"/>
+        <w:docPartUnique/>
+      </w:docPartObj>
+    </w:sdtPr>
+    <w:sdtEndPr>
       <w:rPr>
-        <w:rStyle w:val="PageNumber"/>
+        <w:noProof/>
       </w:rPr>
-      <w:instrText xml:space="preserve"> PAGE </w:instrText>
-    </w:r>
-    <w:r>
-      <w:rPr>
-        <w:rStyle w:val="PageNumber"/>
-      </w:rPr>
-      <w:fldChar w:fldCharType="separate"/>
-    </w:r>
-    <w:r>
-      <w:rPr>
-        <w:rStyle w:val="PageNumber"/>
-      </w:rPr>
-      <w:t>6</w:t>
-    </w:r>
-    <w:r>
-      <w:rPr>
-        <w:rStyle w:val="PageNumber"/>
-      </w:rPr>
-      <w:fldChar w:fldCharType="end"/>
-    </w:r>
+    </w:sdtEndPr>
+    <w:sdtContent>
+      <w:p>
+        <w:pPr>
+          <w:pStyle w:val="Footer"/>
+          <w:jc w:val="center"/>
+        </w:pPr>
+        <w:r>
+          <w:rPr>
+            <w:noProof w:val="0"/>
+          </w:rPr>
+          <w:fldChar w:fldCharType="begin"/>
+        </w:r>
+        <w:r>
+          <w:instrText xml:space="preserve"> PAGE   \* MERGEFORMAT </w:instrText>
+        </w:r>
+        <w:r>
+          <w:rPr>
+            <w:noProof w:val="0"/>
+          </w:rPr>
+          <w:fldChar w:fldCharType="separate"/>
+        </w:r>
+        <w:r>
+          <w:t>2</w:t>
+        </w:r>
+        <w:r>
+          <w:fldChar w:fldCharType="end"/>
+        </w:r>
+      </w:p>
+    </w:sdtContent>
+  </w:sdt>
+  <w:p>
+    <w:pPr>
+      <w:pStyle w:val="Footer"/>
+    </w:pPr>
+  </w:p>
+</w:ftr>
+</file>
+
+<file path=word/footer4.xml><?xml version="1.0" encoding="utf-8"?>
+<w:ftr xmlns:wpc="http://schemas.microsoft.com/office/word/2010/wordprocessingCanvas" xmlns:cx="http://schemas.microsoft.com/office/drawing/2014/chartex" xmlns:cx1="http://schemas.microsoft.com/office/drawing/2015/9/8/chartex" xmlns:cx2="http://schemas.microsoft.com/office/drawing/2015/10/21/chartex" xmlns:cx3="http://schemas.microsoft.com/office/drawing/2016/5/9/chartex" xmlns:cx4="http://schemas.microsoft.com/office/drawing/2016/5/10/chartex" xmlns:cx5="http://schemas.microsoft.com/office/drawing/2016/5/11/chartex" xmlns:cx6="http://schemas.microsoft.com/office/drawing/2016/5/12/chartex" xmlns:cx7="http://schemas.microsoft.com/office/drawing/2016/5/13/chartex" xmlns:cx8="http://schemas.microsoft.com/office/drawing/2016/5/14/chartex" xmlns:mc="http://schemas.openxmlformats.org/markup-compatibility/2006" xmlns:aink="http://schemas.microsoft.com/office/drawing/2016/ink" xmlns:am3d="http://schemas.microsoft.com/office/drawing/2017/model3d" xmlns:o="urn:schemas-microsoft-com:office:office" xmlns:oel="http://schemas.microsoft.com/office/2019/extlst" xmlns:r="http://schemas.openxmlformats.org/officeDocument/2006/relationships" xmlns:m="http://schemas.openxmlformats.org/officeDocument/2006/math" xmlns:v="urn:schemas-microsoft-com:vml" xmlns:wp14="http://schemas.microsoft.com/office/word/2010/wordprocessingDrawing" xmlns:wp="http://schemas.openxmlformats.org/drawingml/2006/wordprocessingDrawing" xmlns:w10="urn:schemas-microsoft-com:office:word" xmlns:w="http://schemas.openxmlformats.org/wordprocessingml/2006/main" xmlns:w14="http://schemas.microsoft.com/office/word/2010/wordml" xmlns:w15="http://schemas.microsoft.com/office/word/2012/wordml" xmlns:w16cex="http://schemas.microsoft.com/office/word/2018/wordml/cex" xmlns:w16cid="http://schemas.microsoft.com/office/word/2016/wordml/cid" xmlns:w16="http://schemas.microsoft.com/office/word/2018/wordml" xmlns:w16du="http://schemas.microsoft.com/office/word/2023/wordml/word16du" xmlns:w16sdtdh="http://schemas.microsoft.com/office/word/2020/wordml/sdtdatahash" xmlns:w16sdtfl="http://schemas.microsoft.com/office/word/2024/wordml/sdtformatlock" xmlns:w16se="http://schemas.microsoft.com/office/word/2015/wordml/symex" xmlns:wpg="http://schemas.microsoft.com/office/word/2010/wordprocessingGroup" xmlns:wpi="http://schemas.microsoft.com/office/word/2010/wordprocessingInk" xmlns:wne="http://schemas.microsoft.com/office/word/2006/wordml" xmlns:wps="http://schemas.microsoft.com/office/word/2010/wordprocessingShape" mc:Ignorable="w14 w15 w16se w16cid w16 w16cex w16sdtdh w16sdtfl w16du wp14">
+  <w:p>
+    <w:pPr>
+      <w:pStyle w:val="Footer"/>
+    </w:pPr>
   </w:p>
 </w:ftr>
 </file>
@@ -26801,6 +23655,36 @@
 </file>
 
 <file path=word/header1.xml><?xml version="1.0" encoding="utf-8"?>
+<w:hdr xmlns:wpc="http://schemas.microsoft.com/office/word/2010/wordprocessingCanvas" xmlns:cx="http://schemas.microsoft.com/office/drawing/2014/chartex" xmlns:cx1="http://schemas.microsoft.com/office/drawing/2015/9/8/chartex" xmlns:cx2="http://schemas.microsoft.com/office/drawing/2015/10/21/chartex" xmlns:cx3="http://schemas.microsoft.com/office/drawing/2016/5/9/chartex" xmlns:cx4="http://schemas.microsoft.com/office/drawing/2016/5/10/chartex" xmlns:cx5="http://schemas.microsoft.com/office/drawing/2016/5/11/chartex" xmlns:cx6="http://schemas.microsoft.com/office/drawing/2016/5/12/chartex" xmlns:cx7="http://schemas.microsoft.com/office/drawing/2016/5/13/chartex" xmlns:cx8="http://schemas.microsoft.com/office/drawing/2016/5/14/chartex" xmlns:mc="http://schemas.openxmlformats.org/markup-compatibility/2006" xmlns:aink="http://schemas.microsoft.com/office/drawing/2016/ink" xmlns:am3d="http://schemas.microsoft.com/office/drawing/2017/model3d" xmlns:o="urn:schemas-microsoft-com:office:office" xmlns:oel="http://schemas.microsoft.com/office/2019/extlst" xmlns:r="http://schemas.openxmlformats.org/officeDocument/2006/relationships" xmlns:m="http://schemas.openxmlformats.org/officeDocument/2006/math" xmlns:v="urn:schemas-microsoft-com:vml" xmlns:wp14="http://schemas.microsoft.com/office/word/2010/wordprocessingDrawing" xmlns:wp="http://schemas.openxmlformats.org/drawingml/2006/wordprocessingDrawing" xmlns:w10="urn:schemas-microsoft-com:office:word" xmlns:w="http://schemas.openxmlformats.org/wordprocessingml/2006/main" xmlns:w14="http://schemas.microsoft.com/office/word/2010/wordml" xmlns:w15="http://schemas.microsoft.com/office/word/2012/wordml" xmlns:w16cex="http://schemas.microsoft.com/office/word/2018/wordml/cex" xmlns:w16cid="http://schemas.microsoft.com/office/word/2016/wordml/cid" xmlns:w16="http://schemas.microsoft.com/office/word/2018/wordml" xmlns:w16du="http://schemas.microsoft.com/office/word/2023/wordml/word16du" xmlns:w16sdtdh="http://schemas.microsoft.com/office/word/2020/wordml/sdtdatahash" xmlns:w16sdtfl="http://schemas.microsoft.com/office/word/2024/wordml/sdtformatlock" xmlns:w16se="http://schemas.microsoft.com/office/word/2015/wordml/symex" xmlns:wpg="http://schemas.microsoft.com/office/word/2010/wordprocessingGroup" xmlns:wpi="http://schemas.microsoft.com/office/word/2010/wordprocessingInk" xmlns:wne="http://schemas.microsoft.com/office/word/2006/wordml" xmlns:wps="http://schemas.microsoft.com/office/word/2010/wordprocessingShape" mc:Ignorable="w14 w15 w16se w16cid w16 w16cex w16sdtdh w16sdtfl w16du wp14">
+  <w:p>
+    <w:pPr>
+      <w:pStyle w:val="Header"/>
+    </w:pPr>
+  </w:p>
+</w:hdr>
+</file>
+
+<file path=word/header2.xml><?xml version="1.0" encoding="utf-8"?>
+<w:hdr xmlns:wpc="http://schemas.microsoft.com/office/word/2010/wordprocessingCanvas" xmlns:cx="http://schemas.microsoft.com/office/drawing/2014/chartex" xmlns:cx1="http://schemas.microsoft.com/office/drawing/2015/9/8/chartex" xmlns:cx2="http://schemas.microsoft.com/office/drawing/2015/10/21/chartex" xmlns:cx3="http://schemas.microsoft.com/office/drawing/2016/5/9/chartex" xmlns:cx4="http://schemas.microsoft.com/office/drawing/2016/5/10/chartex" xmlns:cx5="http://schemas.microsoft.com/office/drawing/2016/5/11/chartex" xmlns:cx6="http://schemas.microsoft.com/office/drawing/2016/5/12/chartex" xmlns:cx7="http://schemas.microsoft.com/office/drawing/2016/5/13/chartex" xmlns:cx8="http://schemas.microsoft.com/office/drawing/2016/5/14/chartex" xmlns:mc="http://schemas.openxmlformats.org/markup-compatibility/2006" xmlns:aink="http://schemas.microsoft.com/office/drawing/2016/ink" xmlns:am3d="http://schemas.microsoft.com/office/drawing/2017/model3d" xmlns:o="urn:schemas-microsoft-com:office:office" xmlns:oel="http://schemas.microsoft.com/office/2019/extlst" xmlns:r="http://schemas.openxmlformats.org/officeDocument/2006/relationships" xmlns:m="http://schemas.openxmlformats.org/officeDocument/2006/math" xmlns:v="urn:schemas-microsoft-com:vml" xmlns:wp14="http://schemas.microsoft.com/office/word/2010/wordprocessingDrawing" xmlns:wp="http://schemas.openxmlformats.org/drawingml/2006/wordprocessingDrawing" xmlns:w10="urn:schemas-microsoft-com:office:word" xmlns:w="http://schemas.openxmlformats.org/wordprocessingml/2006/main" xmlns:w14="http://schemas.microsoft.com/office/word/2010/wordml" xmlns:w15="http://schemas.microsoft.com/office/word/2012/wordml" xmlns:w16cex="http://schemas.microsoft.com/office/word/2018/wordml/cex" xmlns:w16cid="http://schemas.microsoft.com/office/word/2016/wordml/cid" xmlns:w16="http://schemas.microsoft.com/office/word/2018/wordml" xmlns:w16du="http://schemas.microsoft.com/office/word/2023/wordml/word16du" xmlns:w16sdtdh="http://schemas.microsoft.com/office/word/2020/wordml/sdtdatahash" xmlns:w16sdtfl="http://schemas.microsoft.com/office/word/2024/wordml/sdtformatlock" xmlns:w16se="http://schemas.microsoft.com/office/word/2015/wordml/symex" xmlns:wpg="http://schemas.microsoft.com/office/word/2010/wordprocessingGroup" xmlns:wpi="http://schemas.microsoft.com/office/word/2010/wordprocessingInk" xmlns:wne="http://schemas.microsoft.com/office/word/2006/wordml" xmlns:wps="http://schemas.microsoft.com/office/word/2010/wordprocessingShape" mc:Ignorable="w14 w15 w16se w16cid w16 w16cex w16sdtdh w16sdtfl w16du wp14">
+  <w:p>
+    <w:pPr>
+      <w:pStyle w:val="Header"/>
+    </w:pPr>
+  </w:p>
+</w:hdr>
+</file>
+
+<file path=word/header3.xml><?xml version="1.0" encoding="utf-8"?>
+<w:hdr xmlns:wpc="http://schemas.microsoft.com/office/word/2010/wordprocessingCanvas" xmlns:cx="http://schemas.microsoft.com/office/drawing/2014/chartex" xmlns:cx1="http://schemas.microsoft.com/office/drawing/2015/9/8/chartex" xmlns:cx2="http://schemas.microsoft.com/office/drawing/2015/10/21/chartex" xmlns:cx3="http://schemas.microsoft.com/office/drawing/2016/5/9/chartex" xmlns:cx4="http://schemas.microsoft.com/office/drawing/2016/5/10/chartex" xmlns:cx5="http://schemas.microsoft.com/office/drawing/2016/5/11/chartex" xmlns:cx6="http://schemas.microsoft.com/office/drawing/2016/5/12/chartex" xmlns:cx7="http://schemas.microsoft.com/office/drawing/2016/5/13/chartex" xmlns:cx8="http://schemas.microsoft.com/office/drawing/2016/5/14/chartex" xmlns:mc="http://schemas.openxmlformats.org/markup-compatibility/2006" xmlns:aink="http://schemas.microsoft.com/office/drawing/2016/ink" xmlns:am3d="http://schemas.microsoft.com/office/drawing/2017/model3d" xmlns:o="urn:schemas-microsoft-com:office:office" xmlns:oel="http://schemas.microsoft.com/office/2019/extlst" xmlns:r="http://schemas.openxmlformats.org/officeDocument/2006/relationships" xmlns:m="http://schemas.openxmlformats.org/officeDocument/2006/math" xmlns:v="urn:schemas-microsoft-com:vml" xmlns:wp14="http://schemas.microsoft.com/office/word/2010/wordprocessingDrawing" xmlns:wp="http://schemas.openxmlformats.org/drawingml/2006/wordprocessingDrawing" xmlns:w10="urn:schemas-microsoft-com:office:word" xmlns:w="http://schemas.openxmlformats.org/wordprocessingml/2006/main" xmlns:w14="http://schemas.microsoft.com/office/word/2010/wordml" xmlns:w15="http://schemas.microsoft.com/office/word/2012/wordml" xmlns:w16cex="http://schemas.microsoft.com/office/word/2018/wordml/cex" xmlns:w16cid="http://schemas.microsoft.com/office/word/2016/wordml/cid" xmlns:w16="http://schemas.microsoft.com/office/word/2018/wordml" xmlns:w16du="http://schemas.microsoft.com/office/word/2023/wordml/word16du" xmlns:w16sdtdh="http://schemas.microsoft.com/office/word/2020/wordml/sdtdatahash" xmlns:w16sdtfl="http://schemas.microsoft.com/office/word/2024/wordml/sdtformatlock" xmlns:w16se="http://schemas.microsoft.com/office/word/2015/wordml/symex" xmlns:wpg="http://schemas.microsoft.com/office/word/2010/wordprocessingGroup" xmlns:wpi="http://schemas.microsoft.com/office/word/2010/wordprocessingInk" xmlns:wne="http://schemas.microsoft.com/office/word/2006/wordml" xmlns:wps="http://schemas.microsoft.com/office/word/2010/wordprocessingShape" mc:Ignorable="w14 w15 w16se w16cid w16 w16cex w16sdtdh w16sdtfl w16du wp14">
+  <w:p>
+    <w:pPr>
+      <w:pStyle w:val="Header"/>
+    </w:pPr>
+  </w:p>
+</w:hdr>
+</file>
+
+<file path=word/header4.xml><?xml version="1.0" encoding="utf-8"?>
 <w:hdr xmlns:wpc="http://schemas.microsoft.com/office/word/2010/wordprocessingCanvas" xmlns:cx="http://schemas.microsoft.com/office/drawing/2014/chartex" xmlns:cx1="http://schemas.microsoft.com/office/drawing/2015/9/8/chartex" xmlns:cx2="http://schemas.microsoft.com/office/drawing/2015/10/21/chartex" xmlns:cx3="http://schemas.microsoft.com/office/drawing/2016/5/9/chartex" xmlns:cx4="http://schemas.microsoft.com/office/drawing/2016/5/10/chartex" xmlns:cx5="http://schemas.microsoft.com/office/drawing/2016/5/11/chartex" xmlns:cx6="http://schemas.microsoft.com/office/drawing/2016/5/12/chartex" xmlns:cx7="http://schemas.microsoft.com/office/drawing/2016/5/13/chartex" xmlns:cx8="http://schemas.microsoft.com/office/drawing/2016/5/14/chartex" xmlns:mc="http://schemas.openxmlformats.org/markup-compatibility/2006" xmlns:aink="http://schemas.microsoft.com/office/drawing/2016/ink" xmlns:am3d="http://schemas.microsoft.com/office/drawing/2017/model3d" xmlns:o="urn:schemas-microsoft-com:office:office" xmlns:oel="http://schemas.microsoft.com/office/2019/extlst" xmlns:r="http://schemas.openxmlformats.org/officeDocument/2006/relationships" xmlns:m="http://schemas.openxmlformats.org/officeDocument/2006/math" xmlns:v="urn:schemas-microsoft-com:vml" xmlns:wp14="http://schemas.microsoft.com/office/word/2010/wordprocessingDrawing" xmlns:wp="http://schemas.openxmlformats.org/drawingml/2006/wordprocessingDrawing" xmlns:w10="urn:schemas-microsoft-com:office:word" xmlns:w="http://schemas.openxmlformats.org/wordprocessingml/2006/main" xmlns:w14="http://schemas.microsoft.com/office/word/2010/wordml" xmlns:w15="http://schemas.microsoft.com/office/word/2012/wordml" xmlns:w16cex="http://schemas.microsoft.com/office/word/2018/wordml/cex" xmlns:w16cid="http://schemas.microsoft.com/office/word/2016/wordml/cid" xmlns:w16="http://schemas.microsoft.com/office/word/2018/wordml" xmlns:w16du="http://schemas.microsoft.com/office/word/2023/wordml/word16du" xmlns:w16sdtdh="http://schemas.microsoft.com/office/word/2020/wordml/sdtdatahash" xmlns:w16sdtfl="http://schemas.microsoft.com/office/word/2024/wordml/sdtformatlock" xmlns:w16se="http://schemas.microsoft.com/office/word/2015/wordml/symex" xmlns:wpg="http://schemas.microsoft.com/office/word/2010/wordprocessingGroup" xmlns:wpi="http://schemas.microsoft.com/office/word/2010/wordprocessingInk" xmlns:wne="http://schemas.microsoft.com/office/word/2006/wordml" xmlns:wps="http://schemas.microsoft.com/office/word/2010/wordprocessingShape" mc:Ignorable="w14 w15 w16se w16cid w16 w16cex w16sdtdh w16sdtfl w16du wp14">
   <w:p>
     <w:pPr>
@@ -31567,6 +28451,7 @@
   <w:style w:type="character" w:default="1" w:styleId="DefaultParagraphFont">
     <w:name w:val="Default Paragraph Font"/>
     <w:uiPriority w:val="1"/>
+    <w:semiHidden/>
     <w:unhideWhenUsed/>
   </w:style>
   <w:style w:type="table" w:default="1" w:styleId="TableNormal">
@@ -31625,7 +28510,8 @@
   <w:style w:type="paragraph" w:styleId="Footer">
     <w:name w:val="footer"/>
     <w:basedOn w:val="Normal"/>
-    <w:semiHidden/>
+    <w:link w:val="FooterChar"/>
+    <w:uiPriority w:val="99"/>
     <w:pPr>
       <w:tabs>
         <w:tab w:val="center" w:pos="4320"/>
@@ -31844,7 +28730,7 @@
   </w:style>
   <w:style w:type="character" w:styleId="Hyperlink">
     <w:name w:val="Hyperlink"/>
-    <w:semiHidden/>
+    <w:uiPriority w:val="99"/>
     <w:rPr>
       <w:color w:val="0000FF"/>
       <w:u w:val="single"/>
@@ -32144,6 +29030,45 @@
         <w:shd w:val="clear" w:color="auto" w:fill="F2F2F2" w:themeFill="background1" w:themeFillShade="F2"/>
       </w:tcPr>
     </w:tblStylePr>
+  </w:style>
+  <w:style w:type="paragraph" w:styleId="TOCHeading">
+    <w:name w:val="TOC Heading"/>
+    <w:basedOn w:val="Heading1"/>
+    <w:next w:val="Normal"/>
+    <w:uiPriority w:val="39"/>
+    <w:unhideWhenUsed/>
+    <w:qFormat/>
+    <w:rsid w:val="00277D5E"/>
+    <w:pPr>
+      <w:keepLines/>
+      <w:pageBreakBefore w:val="0"/>
+      <w:numPr>
+        <w:numId w:val="0"/>
+      </w:numPr>
+      <w:spacing w:before="240" w:line="259" w:lineRule="auto"/>
+      <w:jc w:val="left"/>
+      <w:outlineLvl w:val="9"/>
+    </w:pPr>
+    <w:rPr>
+      <w:rFonts w:asciiTheme="majorHAnsi" w:eastAsiaTheme="majorEastAsia" w:hAnsiTheme="majorHAnsi" w:cstheme="majorBidi"/>
+      <w:b w:val="0"/>
+      <w:noProof w:val="0"/>
+      <w:color w:val="365F91" w:themeColor="accent1" w:themeShade="BF"/>
+      <w:szCs w:val="32"/>
+      <w:lang w:val="en-US"/>
+    </w:rPr>
+  </w:style>
+  <w:style w:type="character" w:customStyle="1" w:styleId="FooterChar">
+    <w:name w:val="Footer Char"/>
+    <w:basedOn w:val="DefaultParagraphFont"/>
+    <w:link w:val="Footer"/>
+    <w:uiPriority w:val="99"/>
+    <w:rsid w:val="00277D5E"/>
+    <w:rPr>
+      <w:noProof/>
+      <w:sz w:val="24"/>
+      <w:lang w:val="vi-VN"/>
+    </w:rPr>
   </w:style>
 </w:styles>
 </file>
@@ -32469,19 +29394,6 @@
 </file>
 
 <file path=customXml/item1.xml><?xml version="1.0" encoding="utf-8"?>
-<b:Sources xmlns:b="http://schemas.openxmlformats.org/officeDocument/2006/bibliography" xmlns="http://schemas.openxmlformats.org/officeDocument/2006/bibliography" SelectedStyle="\APASixthEditionOfficeOnline.xsl" StyleName="APA" Version="6"/>
-</file>
-
-<file path=customXml/item2.xml><?xml version="1.0" encoding="utf-8"?>
-<?mso-contentType ?>
-<FormTemplates xmlns="http://schemas.microsoft.com/sharepoint/v3/contenttype/forms">
-  <Display>DocumentLibraryForm</Display>
-  <Edit>DocumentLibraryForm</Edit>
-  <New>DocumentLibraryForm</New>
-</FormTemplates>
-</file>
-
-<file path=customXml/item3.xml><?xml version="1.0" encoding="utf-8"?>
 <ct:contentTypeSchema xmlns:ct="http://schemas.microsoft.com/office/2006/metadata/contentType" xmlns:ma="http://schemas.microsoft.com/office/2006/metadata/properties/metaAttributes" ct:_="" ma:_="" ma:contentTypeName="Document" ma:contentTypeID="0x01010058204C4178FE984FA67573495BBC3FF6" ma:contentTypeVersion="16" ma:contentTypeDescription="Create a new document." ma:contentTypeScope="" ma:versionID="69807683085a76c40fd3e3cf5f081190">
   <xsd:schema xmlns:xsd="http://www.w3.org/2001/XMLSchema" xmlns:xs="http://www.w3.org/2001/XMLSchema" xmlns:p="http://schemas.microsoft.com/office/2006/metadata/properties" xmlns:ns3="c240a0c8-d45c-4ab7-9469-3a0ee2ec1550" xmlns:ns4="cd08e727-9fc4-4861-afe5-2a5b8b7f9ae5" targetNamespace="http://schemas.microsoft.com/office/2006/metadata/properties" ma:root="true" ma:fieldsID="a2ae162b9549a1cd76342b7100141eb0" ns3:_="" ns4:_="">
     <xsd:import namespace="c240a0c8-d45c-4ab7-9469-3a0ee2ec1550"/>
@@ -32720,7 +29632,7 @@
 </ct:contentTypeSchema>
 </file>
 
-<file path=customXml/item4.xml><?xml version="1.0" encoding="utf-8"?>
+<file path=customXml/item2.xml><?xml version="1.0" encoding="utf-8"?>
 <p:properties xmlns:p="http://schemas.microsoft.com/office/2006/metadata/properties" xmlns:xsi="http://www.w3.org/2001/XMLSchema-instance" xmlns:pc="http://schemas.microsoft.com/office/infopath/2007/PartnerControls">
   <documentManagement>
     <_activity xmlns="c240a0c8-d45c-4ab7-9469-3a0ee2ec1550" xsi:nil="true"/>
@@ -32728,23 +29640,20 @@
 </p:properties>
 </file>
 
-<file path=customXml/itemProps1.xml><?xml version="1.0" encoding="utf-8"?>
-<ds:datastoreItem xmlns:ds="http://schemas.openxmlformats.org/officeDocument/2006/customXml" ds:itemID="{AC780044-3CC4-49C2-85E3-0504F24DDE7A}">
-  <ds:schemaRefs>
-    <ds:schemaRef ds:uri="http://schemas.openxmlformats.org/officeDocument/2006/bibliography"/>
-  </ds:schemaRefs>
-</ds:datastoreItem>
+<file path=customXml/item3.xml><?xml version="1.0" encoding="utf-8"?>
+<b:Sources xmlns:b="http://schemas.openxmlformats.org/officeDocument/2006/bibliography" xmlns="http://schemas.openxmlformats.org/officeDocument/2006/bibliography" SelectedStyle="\APASixthEditionOfficeOnline.xsl" StyleName="APA" Version="6"/>
 </file>
 
-<file path=customXml/itemProps2.xml><?xml version="1.0" encoding="utf-8"?>
-<ds:datastoreItem xmlns:ds="http://schemas.openxmlformats.org/officeDocument/2006/customXml" ds:itemID="{2B84F465-9B47-4EE7-9BEB-A766E8F94242}">
-  <ds:schemaRefs>
-    <ds:schemaRef ds:uri="http://schemas.microsoft.com/sharepoint/v3/contenttype/forms"/>
-  </ds:schemaRefs>
-</ds:datastoreItem>
+<file path=customXml/item4.xml><?xml version="1.0" encoding="utf-8"?>
+<?mso-contentType ?>
+<FormTemplates xmlns="http://schemas.microsoft.com/sharepoint/v3/contenttype/forms">
+  <Display>DocumentLibraryForm</Display>
+  <Edit>DocumentLibraryForm</Edit>
+  <New>DocumentLibraryForm</New>
+</FormTemplates>
 </file>
 
-<file path=customXml/itemProps3.xml><?xml version="1.0" encoding="utf-8"?>
+<file path=customXml/itemProps1.xml><?xml version="1.0" encoding="utf-8"?>
 <ds:datastoreItem xmlns:ds="http://schemas.openxmlformats.org/officeDocument/2006/customXml" ds:itemID="{667A40D2-2186-443F-96EA-05CD0FEA8640}">
   <ds:schemaRefs>
     <ds:schemaRef ds:uri="http://schemas.microsoft.com/office/2006/metadata/contentType"/>
@@ -32763,7 +29672,7 @@
 </ds:datastoreItem>
 </file>
 
-<file path=customXml/itemProps4.xml><?xml version="1.0" encoding="utf-8"?>
+<file path=customXml/itemProps2.xml><?xml version="1.0" encoding="utf-8"?>
 <ds:datastoreItem xmlns:ds="http://schemas.openxmlformats.org/officeDocument/2006/customXml" ds:itemID="{99C051D8-2C2B-411B-8E96-F777845A689B}">
   <ds:schemaRefs>
     <ds:schemaRef ds:uri="http://schemas.microsoft.com/office/2006/metadata/properties"/>
@@ -32771,4 +29680,20 @@
     <ds:schemaRef ds:uri="c240a0c8-d45c-4ab7-9469-3a0ee2ec1550"/>
   </ds:schemaRefs>
 </ds:datastoreItem>
+</file>
+
+<file path=customXml/itemProps3.xml><?xml version="1.0" encoding="utf-8"?>
+<ds:datastoreItem xmlns:ds="http://schemas.openxmlformats.org/officeDocument/2006/customXml" ds:itemID="{AC780044-3CC4-49C2-85E3-0504F24DDE7A}">
+  <ds:schemaRefs>
+    <ds:schemaRef ds:uri="http://schemas.openxmlformats.org/officeDocument/2006/bibliography"/>
+  </ds:schemaRefs>
+</ds:datastoreItem>
+</file>
+
+<file path=customXml/itemProps4.xml><?xml version="1.0" encoding="utf-8"?>
+<ds:datastoreItem xmlns:ds="http://schemas.openxmlformats.org/officeDocument/2006/customXml" ds:itemID="{2B84F465-9B47-4EE7-9BEB-A766E8F94242}">
+  <ds:schemaRefs>
+    <ds:schemaRef ds:uri="http://schemas.microsoft.com/sharepoint/v3/contenttype/forms"/>
+  </ds:schemaRefs>
+</ds:datastoreItem>
 </file>